--- a/Documentatie_GestiuneDownloads.docx
+++ b/Documentatie_GestiuneDownloads.docx
@@ -482,6 +482,14 @@
         <w:lastRenderedPageBreak/>
         <w:t>CUPRINSUL LUCRĂRI</w:t>
       </w:r>
+      <w:r>
+        <w:rPr>
+          <w:rFonts w:ascii="Times New Roman" w:hAnsi="Times New Roman" w:cs="Times New Roman"/>
+          <w:sz w:val="56"/>
+          <w:szCs w:val="56"/>
+        </w:rPr>
+        <w:t>I</w:t>
+      </w:r>
     </w:p>
     <w:p>
       <w:pPr>
@@ -498,8 +506,8 @@
         <w:tblLook w:val="0000" w:firstRow="0" w:lastRow="0" w:firstColumn="0" w:lastColumn="0" w:noHBand="0" w:noVBand="0"/>
       </w:tblPr>
       <w:tblGrid>
-        <w:gridCol w:w="3163"/>
-        <w:gridCol w:w="6356"/>
+        <w:gridCol w:w="1255"/>
+        <w:gridCol w:w="8264"/>
       </w:tblGrid>
       <w:tr>
         <w:trPr>
@@ -509,7 +517,7 @@
         <w:tc>
           <w:tcPr>
             <w:cnfStyle w:val="000010000000" w:firstRow="0" w:lastRow="0" w:firstColumn="0" w:lastColumn="0" w:oddVBand="1" w:evenVBand="0" w:oddHBand="0" w:evenHBand="0" w:firstRowFirstColumn="0" w:firstRowLastColumn="0" w:lastRowFirstColumn="0" w:lastRowLastColumn="0"/>
-            <w:tcW w:w="3163" w:type="dxa"/>
+            <w:tcW w:w="1255" w:type="dxa"/>
             <w:vAlign w:val="center"/>
           </w:tcPr>
           <w:p>
@@ -533,7 +541,7 @@
         </w:tc>
         <w:tc>
           <w:tcPr>
-            <w:tcW w:w="6356" w:type="dxa"/>
+            <w:tcW w:w="8264" w:type="dxa"/>
             <w:vAlign w:val="center"/>
           </w:tcPr>
           <w:p>
@@ -564,7 +572,7 @@
         <w:tc>
           <w:tcPr>
             <w:cnfStyle w:val="000010000000" w:firstRow="0" w:lastRow="0" w:firstColumn="0" w:lastColumn="0" w:oddVBand="1" w:evenVBand="0" w:oddHBand="0" w:evenHBand="0" w:firstRowFirstColumn="0" w:firstRowLastColumn="0" w:lastRowFirstColumn="0" w:lastRowLastColumn="0"/>
-            <w:tcW w:w="3163" w:type="dxa"/>
+            <w:tcW w:w="1255" w:type="dxa"/>
             <w:vAlign w:val="center"/>
           </w:tcPr>
           <w:p>
@@ -588,7 +596,7 @@
         </w:tc>
         <w:tc>
           <w:tcPr>
-            <w:tcW w:w="6356" w:type="dxa"/>
+            <w:tcW w:w="8264" w:type="dxa"/>
             <w:vAlign w:val="center"/>
           </w:tcPr>
           <w:p>
@@ -620,7 +628,7 @@
         <w:tc>
           <w:tcPr>
             <w:cnfStyle w:val="000010000000" w:firstRow="0" w:lastRow="0" w:firstColumn="0" w:lastColumn="0" w:oddVBand="1" w:evenVBand="0" w:oddHBand="0" w:evenHBand="0" w:firstRowFirstColumn="0" w:firstRowLastColumn="0" w:lastRowFirstColumn="0" w:lastRowLastColumn="0"/>
-            <w:tcW w:w="3163" w:type="dxa"/>
+            <w:tcW w:w="1255" w:type="dxa"/>
             <w:vAlign w:val="center"/>
           </w:tcPr>
           <w:p>
@@ -644,7 +652,7 @@
         </w:tc>
         <w:tc>
           <w:tcPr>
-            <w:tcW w:w="6356" w:type="dxa"/>
+            <w:tcW w:w="8264" w:type="dxa"/>
             <w:vAlign w:val="center"/>
           </w:tcPr>
           <w:p>
@@ -675,7 +683,7 @@
         <w:tc>
           <w:tcPr>
             <w:cnfStyle w:val="000010000000" w:firstRow="0" w:lastRow="0" w:firstColumn="0" w:lastColumn="0" w:oddVBand="1" w:evenVBand="0" w:oddHBand="0" w:evenHBand="0" w:firstRowFirstColumn="0" w:firstRowLastColumn="0" w:lastRowFirstColumn="0" w:lastRowLastColumn="0"/>
-            <w:tcW w:w="3163" w:type="dxa"/>
+            <w:tcW w:w="1255" w:type="dxa"/>
             <w:vAlign w:val="center"/>
           </w:tcPr>
           <w:p>
@@ -699,7 +707,7 @@
         </w:tc>
         <w:tc>
           <w:tcPr>
-            <w:tcW w:w="6356" w:type="dxa"/>
+            <w:tcW w:w="8264" w:type="dxa"/>
             <w:vAlign w:val="center"/>
           </w:tcPr>
           <w:p>
@@ -731,7 +739,7 @@
         <w:tc>
           <w:tcPr>
             <w:cnfStyle w:val="000010000000" w:firstRow="0" w:lastRow="0" w:firstColumn="0" w:lastColumn="0" w:oddVBand="1" w:evenVBand="0" w:oddHBand="0" w:evenHBand="0" w:firstRowFirstColumn="0" w:firstRowLastColumn="0" w:lastRowFirstColumn="0" w:lastRowLastColumn="0"/>
-            <w:tcW w:w="3163" w:type="dxa"/>
+            <w:tcW w:w="1255" w:type="dxa"/>
             <w:vAlign w:val="center"/>
           </w:tcPr>
           <w:p>
@@ -755,7 +763,7 @@
         </w:tc>
         <w:tc>
           <w:tcPr>
-            <w:tcW w:w="6356" w:type="dxa"/>
+            <w:tcW w:w="8264" w:type="dxa"/>
             <w:vAlign w:val="center"/>
           </w:tcPr>
           <w:p>
@@ -786,7 +794,7 @@
         <w:tc>
           <w:tcPr>
             <w:cnfStyle w:val="000010000000" w:firstRow="0" w:lastRow="0" w:firstColumn="0" w:lastColumn="0" w:oddVBand="1" w:evenVBand="0" w:oddHBand="0" w:evenHBand="0" w:firstRowFirstColumn="0" w:firstRowLastColumn="0" w:lastRowFirstColumn="0" w:lastRowLastColumn="0"/>
-            <w:tcW w:w="3163" w:type="dxa"/>
+            <w:tcW w:w="1255" w:type="dxa"/>
             <w:vAlign w:val="center"/>
           </w:tcPr>
           <w:p>
@@ -810,7 +818,7 @@
         </w:tc>
         <w:tc>
           <w:tcPr>
-            <w:tcW w:w="6356" w:type="dxa"/>
+            <w:tcW w:w="8264" w:type="dxa"/>
             <w:vAlign w:val="center"/>
           </w:tcPr>
           <w:p>
@@ -842,7 +850,7 @@
         <w:tc>
           <w:tcPr>
             <w:cnfStyle w:val="000010000000" w:firstRow="0" w:lastRow="0" w:firstColumn="0" w:lastColumn="0" w:oddVBand="1" w:evenVBand="0" w:oddHBand="0" w:evenHBand="0" w:firstRowFirstColumn="0" w:firstRowLastColumn="0" w:lastRowFirstColumn="0" w:lastRowLastColumn="0"/>
-            <w:tcW w:w="3163" w:type="dxa"/>
+            <w:tcW w:w="1255" w:type="dxa"/>
             <w:vAlign w:val="center"/>
           </w:tcPr>
           <w:p>
@@ -866,7 +874,7 @@
         </w:tc>
         <w:tc>
           <w:tcPr>
-            <w:tcW w:w="6356" w:type="dxa"/>
+            <w:tcW w:w="8264" w:type="dxa"/>
             <w:vAlign w:val="center"/>
           </w:tcPr>
           <w:p>
@@ -897,7 +905,7 @@
         <w:tc>
           <w:tcPr>
             <w:cnfStyle w:val="000010000000" w:firstRow="0" w:lastRow="0" w:firstColumn="0" w:lastColumn="0" w:oddVBand="1" w:evenVBand="0" w:oddHBand="0" w:evenHBand="0" w:firstRowFirstColumn="0" w:firstRowLastColumn="0" w:lastRowFirstColumn="0" w:lastRowLastColumn="0"/>
-            <w:tcW w:w="3163" w:type="dxa"/>
+            <w:tcW w:w="1255" w:type="dxa"/>
             <w:vAlign w:val="center"/>
           </w:tcPr>
           <w:p>
@@ -921,7 +929,7 @@
         </w:tc>
         <w:tc>
           <w:tcPr>
-            <w:tcW w:w="6356" w:type="dxa"/>
+            <w:tcW w:w="8264" w:type="dxa"/>
             <w:vAlign w:val="center"/>
           </w:tcPr>
           <w:p>
@@ -940,15 +948,7 @@
                 <w:sz w:val="24"/>
                 <w:szCs w:val="24"/>
               </w:rPr>
-              <w:t xml:space="preserve">Modulul de prelucrare </w:t>
-            </w:r>
-            <w:r>
-              <w:rPr>
-                <w:rFonts w:ascii="Times New Roman" w:hAnsi="Times New Roman" w:cs="Times New Roman"/>
-                <w:sz w:val="24"/>
-                <w:szCs w:val="24"/>
-              </w:rPr>
-              <w:t>seriale</w:t>
+              <w:t>Modulul de prelucrare seriale</w:t>
             </w:r>
           </w:p>
         </w:tc>
@@ -961,7 +961,7 @@
         <w:tc>
           <w:tcPr>
             <w:cnfStyle w:val="000010000000" w:firstRow="0" w:lastRow="0" w:firstColumn="0" w:lastColumn="0" w:oddVBand="1" w:evenVBand="0" w:oddHBand="0" w:evenHBand="0" w:firstRowFirstColumn="0" w:firstRowLastColumn="0" w:lastRowFirstColumn="0" w:lastRowLastColumn="0"/>
-            <w:tcW w:w="3163" w:type="dxa"/>
+            <w:tcW w:w="1255" w:type="dxa"/>
             <w:vAlign w:val="center"/>
           </w:tcPr>
           <w:p>
@@ -985,7 +985,7 @@
         </w:tc>
         <w:tc>
           <w:tcPr>
-            <w:tcW w:w="6356" w:type="dxa"/>
+            <w:tcW w:w="8264" w:type="dxa"/>
             <w:vAlign w:val="center"/>
           </w:tcPr>
           <w:p>
@@ -1024,7 +1024,7 @@
         <w:tc>
           <w:tcPr>
             <w:cnfStyle w:val="000010000000" w:firstRow="0" w:lastRow="0" w:firstColumn="0" w:lastColumn="0" w:oddVBand="1" w:evenVBand="0" w:oddHBand="0" w:evenHBand="0" w:firstRowFirstColumn="0" w:firstRowLastColumn="0" w:lastRowFirstColumn="0" w:lastRowLastColumn="0"/>
-            <w:tcW w:w="3163" w:type="dxa"/>
+            <w:tcW w:w="1255" w:type="dxa"/>
             <w:vAlign w:val="center"/>
           </w:tcPr>
           <w:p>
@@ -1048,7 +1048,7 @@
         </w:tc>
         <w:tc>
           <w:tcPr>
-            <w:tcW w:w="6356" w:type="dxa"/>
+            <w:tcW w:w="8264" w:type="dxa"/>
             <w:vAlign w:val="center"/>
           </w:tcPr>
           <w:p>
@@ -1098,7 +1098,7 @@
         <w:tc>
           <w:tcPr>
             <w:cnfStyle w:val="000010000000" w:firstRow="0" w:lastRow="0" w:firstColumn="0" w:lastColumn="0" w:oddVBand="1" w:evenVBand="0" w:oddHBand="0" w:evenHBand="0" w:firstRowFirstColumn="0" w:firstRowLastColumn="0" w:lastRowFirstColumn="0" w:lastRowLastColumn="0"/>
-            <w:tcW w:w="3163" w:type="dxa"/>
+            <w:tcW w:w="1255" w:type="dxa"/>
             <w:vAlign w:val="center"/>
           </w:tcPr>
           <w:p>
@@ -1122,7 +1122,7 @@
         </w:tc>
         <w:tc>
           <w:tcPr>
-            <w:tcW w:w="6356" w:type="dxa"/>
+            <w:tcW w:w="8264" w:type="dxa"/>
             <w:vAlign w:val="center"/>
           </w:tcPr>
           <w:p>
@@ -1141,7 +1141,7 @@
                 <w:sz w:val="24"/>
                 <w:szCs w:val="24"/>
               </w:rPr>
-              <w:t>Probleme întâmpinate</w:t>
+              <w:t>Alte capabilități implementate în afara cerințelor</w:t>
             </w:r>
           </w:p>
         </w:tc>
@@ -1153,7 +1153,7 @@
         <w:tc>
           <w:tcPr>
             <w:cnfStyle w:val="000010000000" w:firstRow="0" w:lastRow="0" w:firstColumn="0" w:lastColumn="0" w:oddVBand="1" w:evenVBand="0" w:oddHBand="0" w:evenHBand="0" w:firstRowFirstColumn="0" w:firstRowLastColumn="0" w:lastRowFirstColumn="0" w:lastRowLastColumn="0"/>
-            <w:tcW w:w="3163" w:type="dxa"/>
+            <w:tcW w:w="1255" w:type="dxa"/>
             <w:vAlign w:val="center"/>
           </w:tcPr>
           <w:p>
@@ -1177,7 +1177,7 @@
         </w:tc>
         <w:tc>
           <w:tcPr>
-            <w:tcW w:w="6356" w:type="dxa"/>
+            <w:tcW w:w="8264" w:type="dxa"/>
             <w:vAlign w:val="center"/>
           </w:tcPr>
           <w:p>
@@ -1196,7 +1196,7 @@
                 <w:sz w:val="24"/>
                 <w:szCs w:val="24"/>
               </w:rPr>
-              <w:t>Alte capabilități implementate în afara cerințelor</w:t>
+              <w:t>Probleme întâmpinate</w:t>
             </w:r>
           </w:p>
         </w:tc>
@@ -1209,7 +1209,7 @@
         <w:tc>
           <w:tcPr>
             <w:cnfStyle w:val="000010000000" w:firstRow="0" w:lastRow="0" w:firstColumn="0" w:lastColumn="0" w:oddVBand="1" w:evenVBand="0" w:oddHBand="0" w:evenHBand="0" w:firstRowFirstColumn="0" w:firstRowLastColumn="0" w:lastRowFirstColumn="0" w:lastRowLastColumn="0"/>
-            <w:tcW w:w="3163" w:type="dxa"/>
+            <w:tcW w:w="1255" w:type="dxa"/>
             <w:vAlign w:val="center"/>
           </w:tcPr>
           <w:p>
@@ -1233,7 +1233,7 @@
         </w:tc>
         <w:tc>
           <w:tcPr>
-            <w:tcW w:w="6356" w:type="dxa"/>
+            <w:tcW w:w="8264" w:type="dxa"/>
             <w:vAlign w:val="center"/>
           </w:tcPr>
           <w:p>
@@ -1330,7 +1330,23 @@
           <w:sz w:val="28"/>
           <w:szCs w:val="28"/>
         </w:rPr>
-        <w:t xml:space="preserve"> rulat în mediul Linux, capabil să organizeze fișierele dintr-un director sursă către o structură destinație ierarhizată. Abordarea tehnică nu se limitează la o clasică sortare pe bază de extensie, ci implementează o logică de procesare hibridă. Pe de o parte, sistemul utilizează expresii regulate și utilitare de </w:t>
+        <w:t xml:space="preserve"> rulat în mediul Linux, capabil să organizeze fișierele dintr-un director sursă </w:t>
+      </w:r>
+      <w:r>
+        <w:rPr>
+          <w:rFonts w:ascii="Times New Roman" w:hAnsi="Times New Roman" w:cs="Times New Roman"/>
+          <w:sz w:val="28"/>
+          <w:szCs w:val="28"/>
+        </w:rPr>
+        <w:t>într-</w:t>
+      </w:r>
+      <w:r>
+        <w:rPr>
+          <w:rFonts w:ascii="Times New Roman" w:hAnsi="Times New Roman" w:cs="Times New Roman"/>
+          <w:sz w:val="28"/>
+          <w:szCs w:val="28"/>
+        </w:rPr>
+        <w:t xml:space="preserve">o structură destinație ierarhizată. Abordarea tehnică nu se limitează la o clasică sortare pe bază de extensie, ci implementează o logică de procesare hibridă. Pe de o parte, sistemul utilizează expresii regulate și utilitare de </w:t>
       </w:r>
       <w:proofErr w:type="spellStart"/>
       <w:r>
@@ -1982,16 +1998,14 @@
         </w:rPr>
         <w:t>) pentru partiționarea șirurilor de caractere, izolarea extensiilor, transformarea literelor și curățarea spațiilor albe reziduale</w:t>
       </w:r>
-    </w:p>
-    <w:p>
-      <w:pPr>
-        <w:spacing w:before="240"/>
-        <w:rPr>
-          <w:rFonts w:ascii="Times New Roman" w:hAnsi="Times New Roman" w:cs="Times New Roman"/>
-          <w:sz w:val="28"/>
-          <w:szCs w:val="28"/>
-        </w:rPr>
-      </w:pPr>
+      <w:r>
+        <w:rPr>
+          <w:rFonts w:ascii="Times New Roman" w:hAnsi="Times New Roman" w:cs="Times New Roman"/>
+          <w:sz w:val="28"/>
+          <w:szCs w:val="28"/>
+        </w:rPr>
+        <w:t>.</w:t>
+      </w:r>
     </w:p>
     <w:p>
       <w:pPr>
@@ -2037,6 +2051,7 @@
           <w:sz w:val="32"/>
           <w:szCs w:val="32"/>
         </w:rPr>
+        <w:lastRenderedPageBreak/>
         <w:t xml:space="preserve">Utilitare pentru rețea și formatare </w:t>
       </w:r>
     </w:p>
@@ -3249,6 +3264,7 @@
           <w:szCs w:val="56"/>
         </w:rPr>
       </w:pPr>
+      <w:bookmarkStart w:id="3" w:name="_Hlk235387261"/>
       <w:r>
         <w:rPr>
           <w:rFonts w:ascii="Times New Roman" w:hAnsi="Times New Roman" w:cs="Times New Roman"/>
@@ -3259,6 +3275,7 @@
         <w:t>4   Analiza tehnică a modulelor implementate</w:t>
       </w:r>
     </w:p>
+    <w:bookmarkEnd w:id="3"/>
     <w:p>
       <w:pPr>
         <w:spacing w:before="240"/>
@@ -3683,28 +3700,6 @@
         </w:rPr>
         <w:t xml:space="preserve"> pentru diverse).</w:t>
       </w:r>
-    </w:p>
-    <w:p>
-      <w:pPr>
-        <w:spacing w:before="240"/>
-        <w:ind w:firstLine="708"/>
-        <w:rPr>
-          <w:rFonts w:ascii="Times New Roman" w:hAnsi="Times New Roman" w:cs="Times New Roman"/>
-          <w:sz w:val="28"/>
-          <w:szCs w:val="28"/>
-        </w:rPr>
-      </w:pPr>
-    </w:p>
-    <w:p>
-      <w:pPr>
-        <w:spacing w:before="240"/>
-        <w:ind w:firstLine="708"/>
-        <w:rPr>
-          <w:rFonts w:ascii="Times New Roman" w:hAnsi="Times New Roman" w:cs="Times New Roman"/>
-          <w:sz w:val="28"/>
-          <w:szCs w:val="28"/>
-        </w:rPr>
-      </w:pPr>
     </w:p>
     <w:p>
       <w:pPr>
@@ -4086,6 +4081,7 @@
           <w:szCs w:val="48"/>
         </w:rPr>
       </w:pPr>
+      <w:bookmarkStart w:id="4" w:name="_Hlk235386944"/>
       <w:r>
         <w:rPr>
           <w:rFonts w:ascii="Times New Roman" w:hAnsi="Times New Roman" w:cs="Times New Roman"/>
@@ -4182,7 +4178,16 @@
           <w:sz w:val="28"/>
           <w:szCs w:val="28"/>
         </w:rPr>
-        <w:t xml:space="preserve"> a scriptului, introducând concepte de curățare sintactică (</w:t>
+        <w:t xml:space="preserve"> a scriptului, </w:t>
+      </w:r>
+      <w:bookmarkEnd w:id="4"/>
+      <w:r>
+        <w:rPr>
+          <w:rFonts w:ascii="Times New Roman" w:hAnsi="Times New Roman" w:cs="Times New Roman"/>
+          <w:sz w:val="28"/>
+          <w:szCs w:val="28"/>
+        </w:rPr>
+        <w:t>introducând concepte de curățare sintactică (</w:t>
       </w:r>
       <w:proofErr w:type="spellStart"/>
       <w:r>
@@ -4362,30 +4367,19 @@
         <w:spacing w:before="240"/>
         <w:rPr>
           <w:rFonts w:ascii="Times New Roman" w:hAnsi="Times New Roman" w:cs="Times New Roman"/>
-          <w:b/>
-          <w:bCs/>
-          <w:sz w:val="28"/>
-          <w:szCs w:val="28"/>
-        </w:rPr>
-      </w:pPr>
-    </w:p>
-    <w:p>
-      <w:pPr>
-        <w:spacing w:before="240"/>
-        <w:rPr>
-          <w:rFonts w:ascii="Times New Roman" w:hAnsi="Times New Roman" w:cs="Times New Roman"/>
-          <w:sz w:val="28"/>
-          <w:szCs w:val="28"/>
-        </w:rPr>
-      </w:pPr>
-      <w:r>
-        <w:rPr>
-          <w:rFonts w:ascii="Times New Roman" w:hAnsi="Times New Roman" w:cs="Times New Roman"/>
-          <w:b/>
-          <w:bCs/>
-          <w:sz w:val="28"/>
-          <w:szCs w:val="28"/>
-        </w:rPr>
+          <w:sz w:val="28"/>
+          <w:szCs w:val="28"/>
+        </w:rPr>
+      </w:pPr>
+      <w:r>
+        <w:rPr>
+          <w:rFonts w:ascii="Times New Roman" w:hAnsi="Times New Roman" w:cs="Times New Roman"/>
+          <w:b/>
+          <w:bCs/>
+          <w:sz w:val="28"/>
+          <w:szCs w:val="28"/>
+        </w:rPr>
+        <w:lastRenderedPageBreak/>
         <w:t>B. Integrarea cu API-</w:t>
       </w:r>
       <w:proofErr w:type="spellStart"/>
@@ -4761,6 +4755,3209 @@
           <w:szCs w:val="28"/>
         </w:rPr>
         <w:t xml:space="preserve"> pentru analiză manuală.</w:t>
+      </w:r>
+    </w:p>
+    <w:p>
+      <w:pPr>
+        <w:spacing w:before="240"/>
+        <w:rPr>
+          <w:rFonts w:ascii="Times New Roman" w:hAnsi="Times New Roman" w:cs="Times New Roman"/>
+          <w:sz w:val="28"/>
+          <w:szCs w:val="28"/>
+        </w:rPr>
+      </w:pPr>
+    </w:p>
+    <w:p>
+      <w:pPr>
+        <w:spacing w:before="240"/>
+        <w:ind w:firstLine="708"/>
+        <w:rPr>
+          <w:rFonts w:ascii="Times New Roman" w:hAnsi="Times New Roman" w:cs="Times New Roman"/>
+          <w:b/>
+          <w:bCs/>
+          <w:color w:val="4472C4" w:themeColor="accent1"/>
+          <w:sz w:val="48"/>
+          <w:szCs w:val="48"/>
+        </w:rPr>
+      </w:pPr>
+      <w:r>
+        <w:rPr>
+          <w:rFonts w:ascii="Times New Roman" w:hAnsi="Times New Roman" w:cs="Times New Roman"/>
+          <w:b/>
+          <w:bCs/>
+          <w:color w:val="4472C4" w:themeColor="accent1"/>
+          <w:sz w:val="48"/>
+          <w:szCs w:val="48"/>
+        </w:rPr>
+        <w:t>4.</w:t>
+      </w:r>
+      <w:r>
+        <w:rPr>
+          <w:rFonts w:ascii="Times New Roman" w:hAnsi="Times New Roman" w:cs="Times New Roman"/>
+          <w:b/>
+          <w:bCs/>
+          <w:color w:val="4472C4" w:themeColor="accent1"/>
+          <w:sz w:val="48"/>
+          <w:szCs w:val="48"/>
+        </w:rPr>
+        <w:t>4</w:t>
+      </w:r>
+      <w:r>
+        <w:rPr>
+          <w:rFonts w:ascii="Times New Roman" w:hAnsi="Times New Roman" w:cs="Times New Roman"/>
+          <w:b/>
+          <w:bCs/>
+          <w:color w:val="4472C4" w:themeColor="accent1"/>
+          <w:sz w:val="48"/>
+          <w:szCs w:val="48"/>
+        </w:rPr>
+        <w:t xml:space="preserve"> Modulul de prelucrare </w:t>
+      </w:r>
+      <w:r>
+        <w:rPr>
+          <w:rFonts w:ascii="Times New Roman" w:hAnsi="Times New Roman" w:cs="Times New Roman"/>
+          <w:b/>
+          <w:bCs/>
+          <w:color w:val="4472C4" w:themeColor="accent1"/>
+          <w:sz w:val="48"/>
+          <w:szCs w:val="48"/>
+        </w:rPr>
+        <w:t>seriale</w:t>
+      </w:r>
+    </w:p>
+    <w:p>
+      <w:pPr>
+        <w:spacing w:before="240"/>
+        <w:ind w:firstLine="708"/>
+        <w:rPr>
+          <w:rFonts w:ascii="Times New Roman" w:hAnsi="Times New Roman" w:cs="Times New Roman"/>
+          <w:sz w:val="28"/>
+          <w:szCs w:val="28"/>
+        </w:rPr>
+      </w:pPr>
+      <w:r>
+        <w:rPr>
+          <w:rFonts w:ascii="Times New Roman" w:hAnsi="Times New Roman" w:cs="Times New Roman"/>
+          <w:sz w:val="28"/>
+          <w:szCs w:val="28"/>
+        </w:rPr>
+        <w:t xml:space="preserve">Modulul </w:t>
+      </w:r>
+      <w:proofErr w:type="spellStart"/>
+      <w:r>
+        <w:rPr>
+          <w:rFonts w:ascii="Times New Roman" w:hAnsi="Times New Roman" w:cs="Times New Roman"/>
+          <w:sz w:val="28"/>
+          <w:szCs w:val="28"/>
+        </w:rPr>
+        <w:t>proceseaza_serial</w:t>
+      </w:r>
+      <w:proofErr w:type="spellEnd"/>
+      <w:r>
+        <w:rPr>
+          <w:rFonts w:ascii="Times New Roman" w:hAnsi="Times New Roman" w:cs="Times New Roman"/>
+          <w:sz w:val="28"/>
+          <w:szCs w:val="28"/>
+        </w:rPr>
+        <w:t xml:space="preserve"> a fost conceput pentru a face față varietății mari de convenții de denumire utilizate pe internet pentru fișierele de tip episod. Logica sa centrală se bazează pe o evaluare secvențială a cinci tipare (</w:t>
+      </w:r>
+      <w:proofErr w:type="spellStart"/>
+      <w:r>
+        <w:rPr>
+          <w:rFonts w:ascii="Times New Roman" w:hAnsi="Times New Roman" w:cs="Times New Roman"/>
+          <w:sz w:val="28"/>
+          <w:szCs w:val="28"/>
+        </w:rPr>
+        <w:t>patterns</w:t>
+      </w:r>
+      <w:proofErr w:type="spellEnd"/>
+      <w:r>
+        <w:rPr>
+          <w:rFonts w:ascii="Times New Roman" w:hAnsi="Times New Roman" w:cs="Times New Roman"/>
+          <w:sz w:val="28"/>
+          <w:szCs w:val="28"/>
+        </w:rPr>
+        <w:t>) de expresii regulate (</w:t>
+      </w:r>
+      <w:proofErr w:type="spellStart"/>
+      <w:r>
+        <w:rPr>
+          <w:rFonts w:ascii="Times New Roman" w:hAnsi="Times New Roman" w:cs="Times New Roman"/>
+          <w:sz w:val="28"/>
+          <w:szCs w:val="28"/>
+        </w:rPr>
+        <w:t>Regex</w:t>
+      </w:r>
+      <w:proofErr w:type="spellEnd"/>
+      <w:r>
+        <w:rPr>
+          <w:rFonts w:ascii="Times New Roman" w:hAnsi="Times New Roman" w:cs="Times New Roman"/>
+          <w:sz w:val="28"/>
+          <w:szCs w:val="28"/>
+        </w:rPr>
+        <w:t>):</w:t>
+      </w:r>
+    </w:p>
+    <w:p>
+      <w:pPr>
+        <w:pStyle w:val="Listparagraf"/>
+        <w:numPr>
+          <w:ilvl w:val="0"/>
+          <w:numId w:val="5"/>
+        </w:numPr>
+        <w:spacing w:before="240"/>
+        <w:rPr>
+          <w:rFonts w:ascii="Times New Roman" w:hAnsi="Times New Roman" w:cs="Times New Roman"/>
+          <w:sz w:val="28"/>
+          <w:szCs w:val="28"/>
+        </w:rPr>
+      </w:pPr>
+      <w:r>
+        <w:rPr>
+          <w:rFonts w:ascii="Times New Roman" w:hAnsi="Times New Roman" w:cs="Times New Roman"/>
+          <w:b/>
+          <w:bCs/>
+          <w:sz w:val="28"/>
+          <w:szCs w:val="28"/>
+        </w:rPr>
+        <w:t>Tiparul standard (SXXEYY):</w:t>
+      </w:r>
+      <w:r>
+        <w:rPr>
+          <w:rFonts w:ascii="Times New Roman" w:hAnsi="Times New Roman" w:cs="Times New Roman"/>
+          <w:sz w:val="28"/>
+          <w:szCs w:val="28"/>
+        </w:rPr>
+        <w:t xml:space="preserve"> Identifică formatul clasic, indiferent de capitalizare (ex. s01e04 sau S1E4).</w:t>
+      </w:r>
+    </w:p>
+    <w:p>
+      <w:pPr>
+        <w:pStyle w:val="Listparagraf"/>
+        <w:numPr>
+          <w:ilvl w:val="0"/>
+          <w:numId w:val="5"/>
+        </w:numPr>
+        <w:spacing w:before="240"/>
+        <w:rPr>
+          <w:rFonts w:ascii="Times New Roman" w:hAnsi="Times New Roman" w:cs="Times New Roman"/>
+          <w:sz w:val="28"/>
+          <w:szCs w:val="28"/>
+        </w:rPr>
+      </w:pPr>
+      <w:r>
+        <w:rPr>
+          <w:rFonts w:ascii="Times New Roman" w:hAnsi="Times New Roman" w:cs="Times New Roman"/>
+          <w:b/>
+          <w:bCs/>
+          <w:sz w:val="28"/>
+          <w:szCs w:val="28"/>
+        </w:rPr>
+        <w:t>Tiparul cu separator „X”:</w:t>
+      </w:r>
+      <w:r>
+        <w:rPr>
+          <w:rFonts w:ascii="Times New Roman" w:hAnsi="Times New Roman" w:cs="Times New Roman"/>
+          <w:sz w:val="28"/>
+          <w:szCs w:val="28"/>
+        </w:rPr>
+        <w:t xml:space="preserve"> Extrage datele din formate de tipul 1x04.</w:t>
+      </w:r>
+    </w:p>
+    <w:p>
+      <w:pPr>
+        <w:pStyle w:val="Listparagraf"/>
+        <w:numPr>
+          <w:ilvl w:val="0"/>
+          <w:numId w:val="5"/>
+        </w:numPr>
+        <w:spacing w:before="240"/>
+        <w:rPr>
+          <w:rFonts w:ascii="Times New Roman" w:hAnsi="Times New Roman" w:cs="Times New Roman"/>
+          <w:sz w:val="28"/>
+          <w:szCs w:val="28"/>
+        </w:rPr>
+      </w:pPr>
+      <w:r>
+        <w:rPr>
+          <w:rFonts w:ascii="Times New Roman" w:hAnsi="Times New Roman" w:cs="Times New Roman"/>
+          <w:b/>
+          <w:bCs/>
+          <w:sz w:val="28"/>
+          <w:szCs w:val="28"/>
+        </w:rPr>
+        <w:t>Tiparul explicit:</w:t>
+      </w:r>
+      <w:r>
+        <w:rPr>
+          <w:rFonts w:ascii="Times New Roman" w:hAnsi="Times New Roman" w:cs="Times New Roman"/>
+          <w:sz w:val="28"/>
+          <w:szCs w:val="28"/>
+        </w:rPr>
+        <w:t xml:space="preserve"> Recunoaște denumirile complete, de tipul </w:t>
+      </w:r>
+      <w:proofErr w:type="spellStart"/>
+      <w:r>
+        <w:rPr>
+          <w:rFonts w:ascii="Times New Roman" w:hAnsi="Times New Roman" w:cs="Times New Roman"/>
+          <w:sz w:val="28"/>
+          <w:szCs w:val="28"/>
+        </w:rPr>
+        <w:t>Season</w:t>
+      </w:r>
+      <w:proofErr w:type="spellEnd"/>
+      <w:r>
+        <w:rPr>
+          <w:rFonts w:ascii="Times New Roman" w:hAnsi="Times New Roman" w:cs="Times New Roman"/>
+          <w:sz w:val="28"/>
+          <w:szCs w:val="28"/>
+        </w:rPr>
+        <w:t xml:space="preserve"> 1 </w:t>
+      </w:r>
+      <w:proofErr w:type="spellStart"/>
+      <w:r>
+        <w:rPr>
+          <w:rFonts w:ascii="Times New Roman" w:hAnsi="Times New Roman" w:cs="Times New Roman"/>
+          <w:sz w:val="28"/>
+          <w:szCs w:val="28"/>
+        </w:rPr>
+        <w:t>Episode</w:t>
+      </w:r>
+      <w:proofErr w:type="spellEnd"/>
+      <w:r>
+        <w:rPr>
+          <w:rFonts w:ascii="Times New Roman" w:hAnsi="Times New Roman" w:cs="Times New Roman"/>
+          <w:sz w:val="28"/>
+          <w:szCs w:val="28"/>
+        </w:rPr>
+        <w:t xml:space="preserve"> 4.</w:t>
+      </w:r>
+    </w:p>
+    <w:p>
+      <w:pPr>
+        <w:pStyle w:val="Listparagraf"/>
+        <w:numPr>
+          <w:ilvl w:val="0"/>
+          <w:numId w:val="5"/>
+        </w:numPr>
+        <w:spacing w:before="240"/>
+        <w:rPr>
+          <w:rFonts w:ascii="Times New Roman" w:hAnsi="Times New Roman" w:cs="Times New Roman"/>
+          <w:sz w:val="28"/>
+          <w:szCs w:val="28"/>
+        </w:rPr>
+      </w:pPr>
+      <w:r>
+        <w:rPr>
+          <w:rFonts w:ascii="Times New Roman" w:hAnsi="Times New Roman" w:cs="Times New Roman"/>
+          <w:b/>
+          <w:bCs/>
+          <w:sz w:val="28"/>
+          <w:szCs w:val="28"/>
+        </w:rPr>
+        <w:t>Tiparul compact (SEE):</w:t>
+      </w:r>
+      <w:r>
+        <w:rPr>
+          <w:rFonts w:ascii="Times New Roman" w:hAnsi="Times New Roman" w:cs="Times New Roman"/>
+          <w:sz w:val="28"/>
+          <w:szCs w:val="28"/>
+        </w:rPr>
+        <w:t xml:space="preserve"> Identifică formatele unde sezonul are o cifră, iar episodul două, separate de spații.</w:t>
+      </w:r>
+    </w:p>
+    <w:p>
+      <w:pPr>
+        <w:pStyle w:val="Listparagraf"/>
+        <w:numPr>
+          <w:ilvl w:val="0"/>
+          <w:numId w:val="5"/>
+        </w:numPr>
+        <w:spacing w:before="240"/>
+        <w:rPr>
+          <w:rFonts w:ascii="Times New Roman" w:hAnsi="Times New Roman" w:cs="Times New Roman"/>
+          <w:sz w:val="28"/>
+          <w:szCs w:val="28"/>
+        </w:rPr>
+      </w:pPr>
+      <w:r>
+        <w:rPr>
+          <w:rFonts w:ascii="Times New Roman" w:hAnsi="Times New Roman" w:cs="Times New Roman"/>
+          <w:b/>
+          <w:bCs/>
+          <w:sz w:val="28"/>
+          <w:szCs w:val="28"/>
+        </w:rPr>
+        <w:t>Tiparul simplu (fără sezon implicit):</w:t>
+      </w:r>
+      <w:r>
+        <w:rPr>
+          <w:rFonts w:ascii="Times New Roman" w:hAnsi="Times New Roman" w:cs="Times New Roman"/>
+          <w:sz w:val="28"/>
+          <w:szCs w:val="28"/>
+        </w:rPr>
+        <w:t xml:space="preserve"> Utilizat frecvent pentru seriile de tip Anime, unde fișierul conține doar un număr de episod. În acest caz, scriptul curăță automat </w:t>
+      </w:r>
+      <w:proofErr w:type="spellStart"/>
+      <w:r>
+        <w:rPr>
+          <w:rFonts w:ascii="Times New Roman" w:hAnsi="Times New Roman" w:cs="Times New Roman"/>
+          <w:sz w:val="28"/>
+          <w:szCs w:val="28"/>
+        </w:rPr>
+        <w:t>tag</w:t>
+      </w:r>
+      <w:proofErr w:type="spellEnd"/>
+      <w:r>
+        <w:rPr>
+          <w:rFonts w:ascii="Times New Roman" w:hAnsi="Times New Roman" w:cs="Times New Roman"/>
+          <w:sz w:val="28"/>
+          <w:szCs w:val="28"/>
+        </w:rPr>
+        <w:t>-urile suplimentare (ex. [</w:t>
+      </w:r>
+      <w:proofErr w:type="spellStart"/>
+      <w:r>
+        <w:rPr>
+          <w:rFonts w:ascii="Times New Roman" w:hAnsi="Times New Roman" w:cs="Times New Roman"/>
+          <w:sz w:val="28"/>
+          <w:szCs w:val="28"/>
+        </w:rPr>
+        <w:t>SubsPlease</w:t>
+      </w:r>
+      <w:proofErr w:type="spellEnd"/>
+      <w:r>
+        <w:rPr>
+          <w:rFonts w:ascii="Times New Roman" w:hAnsi="Times New Roman" w:cs="Times New Roman"/>
+          <w:sz w:val="28"/>
+          <w:szCs w:val="28"/>
+        </w:rPr>
+        <w:t>]) și asignează implicit fișierul Sezonului 1.</w:t>
+      </w:r>
+    </w:p>
+    <w:p>
+      <w:pPr>
+        <w:spacing w:before="240"/>
+        <w:ind w:firstLine="708"/>
+        <w:rPr>
+          <w:rFonts w:ascii="Times New Roman" w:hAnsi="Times New Roman" w:cs="Times New Roman"/>
+          <w:sz w:val="28"/>
+          <w:szCs w:val="28"/>
+        </w:rPr>
+      </w:pPr>
+      <w:r>
+        <w:rPr>
+          <w:rFonts w:ascii="Times New Roman" w:hAnsi="Times New Roman" w:cs="Times New Roman"/>
+          <w:sz w:val="28"/>
+          <w:szCs w:val="28"/>
+        </w:rPr>
+        <w:t xml:space="preserve">Odată ce </w:t>
+      </w:r>
+      <w:proofErr w:type="spellStart"/>
+      <w:r>
+        <w:rPr>
+          <w:rFonts w:ascii="Times New Roman" w:hAnsi="Times New Roman" w:cs="Times New Roman"/>
+          <w:sz w:val="28"/>
+          <w:szCs w:val="28"/>
+        </w:rPr>
+        <w:t>metadatele</w:t>
+      </w:r>
+      <w:proofErr w:type="spellEnd"/>
+      <w:r>
+        <w:rPr>
+          <w:rFonts w:ascii="Times New Roman" w:hAnsi="Times New Roman" w:cs="Times New Roman"/>
+          <w:sz w:val="28"/>
+          <w:szCs w:val="28"/>
+        </w:rPr>
+        <w:t xml:space="preserve"> (nume, sezon, episod) sunt extrase, scriptul utilizează comanda </w:t>
+      </w:r>
+      <w:proofErr w:type="spellStart"/>
+      <w:r>
+        <w:rPr>
+          <w:rFonts w:ascii="Times New Roman" w:hAnsi="Times New Roman" w:cs="Times New Roman"/>
+          <w:i/>
+          <w:iCs/>
+          <w:sz w:val="28"/>
+          <w:szCs w:val="28"/>
+        </w:rPr>
+        <w:t>printf</w:t>
+      </w:r>
+      <w:proofErr w:type="spellEnd"/>
+      <w:r>
+        <w:rPr>
+          <w:rFonts w:ascii="Times New Roman" w:hAnsi="Times New Roman" w:cs="Times New Roman"/>
+          <w:i/>
+          <w:iCs/>
+          <w:sz w:val="28"/>
+          <w:szCs w:val="28"/>
+        </w:rPr>
+        <w:t xml:space="preserve"> "%02d"</w:t>
+      </w:r>
+      <w:r>
+        <w:rPr>
+          <w:rFonts w:ascii="Times New Roman" w:hAnsi="Times New Roman" w:cs="Times New Roman"/>
+          <w:sz w:val="28"/>
+          <w:szCs w:val="28"/>
+        </w:rPr>
+        <w:t xml:space="preserve"> pentru a formata numerele cu două cifre, garantând o ordonare alfabetică și vizuală corectă în ierarhia de directoare (ex. Media/</w:t>
+      </w:r>
+      <w:proofErr w:type="spellStart"/>
+      <w:r>
+        <w:rPr>
+          <w:rFonts w:ascii="Times New Roman" w:hAnsi="Times New Roman" w:cs="Times New Roman"/>
+          <w:sz w:val="28"/>
+          <w:szCs w:val="28"/>
+        </w:rPr>
+        <w:t>Series</w:t>
+      </w:r>
+      <w:proofErr w:type="spellEnd"/>
+      <w:r>
+        <w:rPr>
+          <w:rFonts w:ascii="Times New Roman" w:hAnsi="Times New Roman" w:cs="Times New Roman"/>
+          <w:sz w:val="28"/>
+          <w:szCs w:val="28"/>
+        </w:rPr>
+        <w:t>/Nume/</w:t>
+      </w:r>
+      <w:proofErr w:type="spellStart"/>
+      <w:r>
+        <w:rPr>
+          <w:rFonts w:ascii="Times New Roman" w:hAnsi="Times New Roman" w:cs="Times New Roman"/>
+          <w:sz w:val="28"/>
+          <w:szCs w:val="28"/>
+        </w:rPr>
+        <w:t>Season</w:t>
+      </w:r>
+      <w:proofErr w:type="spellEnd"/>
+      <w:r>
+        <w:rPr>
+          <w:rFonts w:ascii="Times New Roman" w:hAnsi="Times New Roman" w:cs="Times New Roman"/>
+          <w:sz w:val="28"/>
+          <w:szCs w:val="28"/>
+        </w:rPr>
+        <w:t xml:space="preserve"> 01/Nume - S01E04.mkv). Episoadele care nu </w:t>
+      </w:r>
+      <w:r>
+        <w:rPr>
+          <w:rFonts w:ascii="Times New Roman" w:hAnsi="Times New Roman" w:cs="Times New Roman"/>
+          <w:sz w:val="28"/>
+          <w:szCs w:val="28"/>
+        </w:rPr>
+        <w:lastRenderedPageBreak/>
+        <w:t xml:space="preserve">corespund niciunuia dintre cele cinci tipare sunt redirecționate către directorul de siguranță </w:t>
+      </w:r>
+      <w:proofErr w:type="spellStart"/>
+      <w:r>
+        <w:rPr>
+          <w:rFonts w:ascii="Times New Roman" w:hAnsi="Times New Roman" w:cs="Times New Roman"/>
+          <w:i/>
+          <w:iCs/>
+          <w:sz w:val="28"/>
+          <w:szCs w:val="28"/>
+        </w:rPr>
+        <w:t>Series</w:t>
+      </w:r>
+      <w:proofErr w:type="spellEnd"/>
+      <w:r>
+        <w:rPr>
+          <w:rFonts w:ascii="Times New Roman" w:hAnsi="Times New Roman" w:cs="Times New Roman"/>
+          <w:i/>
+          <w:iCs/>
+          <w:sz w:val="28"/>
+          <w:szCs w:val="28"/>
+        </w:rPr>
+        <w:t>/</w:t>
+      </w:r>
+      <w:proofErr w:type="spellStart"/>
+      <w:r>
+        <w:rPr>
+          <w:rFonts w:ascii="Times New Roman" w:hAnsi="Times New Roman" w:cs="Times New Roman"/>
+          <w:i/>
+          <w:iCs/>
+          <w:sz w:val="28"/>
+          <w:szCs w:val="28"/>
+        </w:rPr>
+        <w:t>Uncategorized</w:t>
+      </w:r>
+      <w:proofErr w:type="spellEnd"/>
+      <w:r>
+        <w:rPr>
+          <w:rFonts w:ascii="Times New Roman" w:hAnsi="Times New Roman" w:cs="Times New Roman"/>
+          <w:sz w:val="28"/>
+          <w:szCs w:val="28"/>
+        </w:rPr>
+        <w:t>.</w:t>
+      </w:r>
+    </w:p>
+    <w:p>
+      <w:pPr>
+        <w:spacing w:before="240"/>
+        <w:rPr>
+          <w:rFonts w:ascii="Times New Roman" w:hAnsi="Times New Roman" w:cs="Times New Roman"/>
+          <w:sz w:val="28"/>
+          <w:szCs w:val="28"/>
+        </w:rPr>
+      </w:pPr>
+    </w:p>
+    <w:p>
+      <w:pPr>
+        <w:spacing w:before="240"/>
+        <w:ind w:firstLine="708"/>
+        <w:rPr>
+          <w:rFonts w:ascii="Times New Roman" w:hAnsi="Times New Roman" w:cs="Times New Roman"/>
+          <w:b/>
+          <w:bCs/>
+          <w:color w:val="4472C4" w:themeColor="accent1"/>
+          <w:sz w:val="48"/>
+          <w:szCs w:val="48"/>
+        </w:rPr>
+      </w:pPr>
+      <w:r>
+        <w:rPr>
+          <w:rFonts w:ascii="Times New Roman" w:hAnsi="Times New Roman" w:cs="Times New Roman"/>
+          <w:b/>
+          <w:bCs/>
+          <w:color w:val="4472C4" w:themeColor="accent1"/>
+          <w:sz w:val="48"/>
+          <w:szCs w:val="48"/>
+        </w:rPr>
+        <w:t>4.</w:t>
+      </w:r>
+      <w:r>
+        <w:rPr>
+          <w:rFonts w:ascii="Times New Roman" w:hAnsi="Times New Roman" w:cs="Times New Roman"/>
+          <w:b/>
+          <w:bCs/>
+          <w:color w:val="4472C4" w:themeColor="accent1"/>
+          <w:sz w:val="48"/>
+          <w:szCs w:val="48"/>
+        </w:rPr>
+        <w:t>5</w:t>
+      </w:r>
+      <w:r>
+        <w:rPr>
+          <w:rFonts w:ascii="Times New Roman" w:hAnsi="Times New Roman" w:cs="Times New Roman"/>
+          <w:b/>
+          <w:bCs/>
+          <w:color w:val="4472C4" w:themeColor="accent1"/>
+          <w:sz w:val="48"/>
+          <w:szCs w:val="48"/>
+        </w:rPr>
+        <w:t xml:space="preserve"> Modulul de prelucrare </w:t>
+      </w:r>
+      <w:r>
+        <w:rPr>
+          <w:rFonts w:ascii="Times New Roman" w:hAnsi="Times New Roman" w:cs="Times New Roman"/>
+          <w:b/>
+          <w:bCs/>
+          <w:color w:val="4472C4" w:themeColor="accent1"/>
+          <w:sz w:val="48"/>
+          <w:szCs w:val="48"/>
+        </w:rPr>
+        <w:t>muzică</w:t>
+      </w:r>
+    </w:p>
+    <w:p>
+      <w:pPr>
+        <w:spacing w:before="240"/>
+        <w:ind w:firstLine="708"/>
+        <w:rPr>
+          <w:rFonts w:ascii="Times New Roman" w:hAnsi="Times New Roman" w:cs="Times New Roman"/>
+          <w:sz w:val="28"/>
+          <w:szCs w:val="28"/>
+        </w:rPr>
+      </w:pPr>
+      <w:r>
+        <w:rPr>
+          <w:rFonts w:ascii="Times New Roman" w:hAnsi="Times New Roman" w:cs="Times New Roman"/>
+          <w:sz w:val="28"/>
+          <w:szCs w:val="28"/>
+        </w:rPr>
+        <w:t xml:space="preserve">Funcția </w:t>
+      </w:r>
+      <w:proofErr w:type="spellStart"/>
+      <w:r>
+        <w:rPr>
+          <w:rFonts w:ascii="Times New Roman" w:hAnsi="Times New Roman" w:cs="Times New Roman"/>
+          <w:i/>
+          <w:iCs/>
+          <w:sz w:val="28"/>
+          <w:szCs w:val="28"/>
+        </w:rPr>
+        <w:t>proceseaza_muzica</w:t>
+      </w:r>
+      <w:proofErr w:type="spellEnd"/>
+      <w:r>
+        <w:rPr>
+          <w:rFonts w:ascii="Times New Roman" w:hAnsi="Times New Roman" w:cs="Times New Roman"/>
+          <w:sz w:val="28"/>
+          <w:szCs w:val="28"/>
+        </w:rPr>
+        <w:t xml:space="preserve"> organizează fișierele audio creând directoare dedicate pentru fiecare artist. Algoritmul evaluează numele fișierului căutând separatorul standard cratimă (-). Dacă expresia regulată confirmă existența acestui tipar, scriptul împarte șirul de caractere în două variabile: artist și titlu. O optimizare suplimentară introdusă la acest nivel este utilizarea comenzii </w:t>
+      </w:r>
+      <w:proofErr w:type="spellStart"/>
+      <w:r>
+        <w:rPr>
+          <w:rFonts w:ascii="Times New Roman" w:hAnsi="Times New Roman" w:cs="Times New Roman"/>
+          <w:i/>
+          <w:iCs/>
+          <w:sz w:val="28"/>
+          <w:szCs w:val="28"/>
+        </w:rPr>
+        <w:t>sed</w:t>
+      </w:r>
+      <w:proofErr w:type="spellEnd"/>
+      <w:r>
+        <w:rPr>
+          <w:rFonts w:ascii="Times New Roman" w:hAnsi="Times New Roman" w:cs="Times New Roman"/>
+          <w:i/>
+          <w:iCs/>
+          <w:sz w:val="28"/>
+          <w:szCs w:val="28"/>
+        </w:rPr>
+        <w:t xml:space="preserve"> -E 's/^[0-9]+[[:</w:t>
+      </w:r>
+      <w:proofErr w:type="spellStart"/>
+      <w:r>
+        <w:rPr>
+          <w:rFonts w:ascii="Times New Roman" w:hAnsi="Times New Roman" w:cs="Times New Roman"/>
+          <w:i/>
+          <w:iCs/>
+          <w:sz w:val="28"/>
+          <w:szCs w:val="28"/>
+        </w:rPr>
+        <w:t>space</w:t>
+      </w:r>
+      <w:proofErr w:type="spellEnd"/>
+      <w:r>
+        <w:rPr>
+          <w:rFonts w:ascii="Times New Roman" w:hAnsi="Times New Roman" w:cs="Times New Roman"/>
+          <w:i/>
+          <w:iCs/>
+          <w:sz w:val="28"/>
+          <w:szCs w:val="28"/>
+        </w:rPr>
+        <w:t>:]]*//'</w:t>
+      </w:r>
+      <w:r>
+        <w:rPr>
+          <w:rFonts w:ascii="Times New Roman" w:hAnsi="Times New Roman" w:cs="Times New Roman"/>
+          <w:sz w:val="28"/>
+          <w:szCs w:val="28"/>
+        </w:rPr>
+        <w:t xml:space="preserve"> asupra numelui artistului, care elimină automat eventualele numere de </w:t>
+      </w:r>
+      <w:proofErr w:type="spellStart"/>
+      <w:r>
+        <w:rPr>
+          <w:rFonts w:ascii="Times New Roman" w:hAnsi="Times New Roman" w:cs="Times New Roman"/>
+          <w:sz w:val="28"/>
+          <w:szCs w:val="28"/>
+        </w:rPr>
+        <w:t>track</w:t>
+      </w:r>
+      <w:proofErr w:type="spellEnd"/>
+      <w:r>
+        <w:rPr>
+          <w:rFonts w:ascii="Times New Roman" w:hAnsi="Times New Roman" w:cs="Times New Roman"/>
+          <w:sz w:val="28"/>
+          <w:szCs w:val="28"/>
+        </w:rPr>
+        <w:t xml:space="preserve"> aflate la începutul numelui fișierului (ex. 01 - Nume Artist - Piesa.mp3 devine corect identificat ca aparținând lui Nume Artist). </w:t>
+      </w:r>
+    </w:p>
+    <w:p>
+      <w:pPr>
+        <w:spacing w:before="240"/>
+        <w:ind w:firstLine="708"/>
+        <w:rPr>
+          <w:rFonts w:ascii="Times New Roman" w:hAnsi="Times New Roman" w:cs="Times New Roman"/>
+          <w:sz w:val="28"/>
+          <w:szCs w:val="28"/>
+        </w:rPr>
+      </w:pPr>
+      <w:r>
+        <w:rPr>
+          <w:rFonts w:ascii="Times New Roman" w:hAnsi="Times New Roman" w:cs="Times New Roman"/>
+          <w:sz w:val="28"/>
+          <w:szCs w:val="28"/>
+        </w:rPr>
+        <w:t xml:space="preserve">Fișierele care nu respectă acest format sunt mutate în directorul </w:t>
+      </w:r>
+      <w:r>
+        <w:rPr>
+          <w:rFonts w:ascii="Times New Roman" w:hAnsi="Times New Roman" w:cs="Times New Roman"/>
+          <w:i/>
+          <w:iCs/>
+          <w:sz w:val="28"/>
+          <w:szCs w:val="28"/>
+        </w:rPr>
+        <w:t>Music/</w:t>
+      </w:r>
+      <w:proofErr w:type="spellStart"/>
+      <w:r>
+        <w:rPr>
+          <w:rFonts w:ascii="Times New Roman" w:hAnsi="Times New Roman" w:cs="Times New Roman"/>
+          <w:i/>
+          <w:iCs/>
+          <w:sz w:val="28"/>
+          <w:szCs w:val="28"/>
+        </w:rPr>
+        <w:t>Unsure</w:t>
+      </w:r>
+      <w:proofErr w:type="spellEnd"/>
+      <w:r>
+        <w:rPr>
+          <w:rFonts w:ascii="Times New Roman" w:hAnsi="Times New Roman" w:cs="Times New Roman"/>
+          <w:sz w:val="28"/>
+          <w:szCs w:val="28"/>
+        </w:rPr>
+        <w:t>.</w:t>
+      </w:r>
+    </w:p>
+    <w:p>
+      <w:pPr>
+        <w:spacing w:before="240"/>
+        <w:ind w:firstLine="708"/>
+        <w:rPr>
+          <w:rFonts w:ascii="Times New Roman" w:hAnsi="Times New Roman" w:cs="Times New Roman"/>
+          <w:sz w:val="28"/>
+          <w:szCs w:val="28"/>
+        </w:rPr>
+      </w:pPr>
+    </w:p>
+    <w:p>
+      <w:pPr>
+        <w:spacing w:before="240"/>
+        <w:ind w:firstLine="708"/>
+        <w:rPr>
+          <w:rFonts w:ascii="Times New Roman" w:hAnsi="Times New Roman" w:cs="Times New Roman"/>
+          <w:b/>
+          <w:bCs/>
+          <w:color w:val="4472C4" w:themeColor="accent1"/>
+          <w:sz w:val="48"/>
+          <w:szCs w:val="48"/>
+        </w:rPr>
+      </w:pPr>
+      <w:r>
+        <w:rPr>
+          <w:rFonts w:ascii="Times New Roman" w:hAnsi="Times New Roman" w:cs="Times New Roman"/>
+          <w:b/>
+          <w:bCs/>
+          <w:color w:val="4472C4" w:themeColor="accent1"/>
+          <w:sz w:val="48"/>
+          <w:szCs w:val="48"/>
+        </w:rPr>
+        <w:t>4.</w:t>
+      </w:r>
+      <w:r>
+        <w:rPr>
+          <w:rFonts w:ascii="Times New Roman" w:hAnsi="Times New Roman" w:cs="Times New Roman"/>
+          <w:b/>
+          <w:bCs/>
+          <w:color w:val="4472C4" w:themeColor="accent1"/>
+          <w:sz w:val="48"/>
+          <w:szCs w:val="48"/>
+        </w:rPr>
+        <w:t>6</w:t>
+      </w:r>
+      <w:r>
+        <w:rPr>
+          <w:rFonts w:ascii="Times New Roman" w:hAnsi="Times New Roman" w:cs="Times New Roman"/>
+          <w:b/>
+          <w:bCs/>
+          <w:color w:val="4472C4" w:themeColor="accent1"/>
+          <w:sz w:val="48"/>
+          <w:szCs w:val="48"/>
+        </w:rPr>
+        <w:t xml:space="preserve"> Modulul de </w:t>
+      </w:r>
+      <w:proofErr w:type="spellStart"/>
+      <w:r>
+        <w:rPr>
+          <w:rFonts w:ascii="Times New Roman" w:hAnsi="Times New Roman" w:cs="Times New Roman"/>
+          <w:b/>
+          <w:bCs/>
+          <w:color w:val="4472C4" w:themeColor="accent1"/>
+          <w:sz w:val="48"/>
+          <w:szCs w:val="48"/>
+        </w:rPr>
+        <w:t>logging</w:t>
+      </w:r>
+      <w:proofErr w:type="spellEnd"/>
+      <w:r>
+        <w:rPr>
+          <w:rFonts w:ascii="Times New Roman" w:hAnsi="Times New Roman" w:cs="Times New Roman"/>
+          <w:b/>
+          <w:bCs/>
+          <w:color w:val="4472C4" w:themeColor="accent1"/>
+          <w:sz w:val="48"/>
+          <w:szCs w:val="48"/>
+        </w:rPr>
+        <w:t xml:space="preserve"> și raportare</w:t>
+      </w:r>
+    </w:p>
+    <w:p>
+      <w:pPr>
+        <w:spacing w:before="240"/>
+        <w:ind w:firstLine="708"/>
+        <w:rPr>
+          <w:rFonts w:ascii="Times New Roman" w:hAnsi="Times New Roman" w:cs="Times New Roman"/>
+          <w:sz w:val="28"/>
+          <w:szCs w:val="28"/>
+        </w:rPr>
+      </w:pPr>
+      <w:r>
+        <w:rPr>
+          <w:rFonts w:ascii="Times New Roman" w:hAnsi="Times New Roman" w:cs="Times New Roman"/>
+          <w:sz w:val="28"/>
+          <w:szCs w:val="28"/>
+        </w:rPr>
+        <w:t>Pentru a asigura o execuției silențioas</w:t>
+      </w:r>
+      <w:r>
+        <w:rPr>
+          <w:rFonts w:ascii="Times New Roman" w:hAnsi="Times New Roman" w:cs="Times New Roman"/>
+          <w:sz w:val="28"/>
+          <w:szCs w:val="28"/>
+        </w:rPr>
+        <w:t>ă pentru terminal</w:t>
+      </w:r>
+      <w:r>
+        <w:rPr>
+          <w:rFonts w:ascii="Times New Roman" w:hAnsi="Times New Roman" w:cs="Times New Roman"/>
+          <w:sz w:val="28"/>
+          <w:szCs w:val="28"/>
+        </w:rPr>
+        <w:t xml:space="preserve">, a fost implementat un sistem robust de jurnalizare. Funcția personalizată </w:t>
+      </w:r>
+      <w:proofErr w:type="spellStart"/>
+      <w:r>
+        <w:rPr>
+          <w:rFonts w:ascii="Times New Roman" w:hAnsi="Times New Roman" w:cs="Times New Roman"/>
+          <w:i/>
+          <w:iCs/>
+          <w:sz w:val="28"/>
+          <w:szCs w:val="28"/>
+        </w:rPr>
+        <w:t>scrie_log</w:t>
+      </w:r>
+      <w:proofErr w:type="spellEnd"/>
+      <w:r>
+        <w:rPr>
+          <w:rFonts w:ascii="Times New Roman" w:hAnsi="Times New Roman" w:cs="Times New Roman"/>
+          <w:sz w:val="28"/>
+          <w:szCs w:val="28"/>
+        </w:rPr>
+        <w:t xml:space="preserve"> preia orice mesaj generat de modulele de procesare, îi atașează un marcaj de timp (</w:t>
+      </w:r>
+      <w:proofErr w:type="spellStart"/>
+      <w:r>
+        <w:rPr>
+          <w:rFonts w:ascii="Times New Roman" w:hAnsi="Times New Roman" w:cs="Times New Roman"/>
+          <w:sz w:val="28"/>
+          <w:szCs w:val="28"/>
+        </w:rPr>
+        <w:t>timestamp</w:t>
+      </w:r>
+      <w:proofErr w:type="spellEnd"/>
+      <w:r>
+        <w:rPr>
+          <w:rFonts w:ascii="Times New Roman" w:hAnsi="Times New Roman" w:cs="Times New Roman"/>
+          <w:sz w:val="28"/>
+          <w:szCs w:val="28"/>
+        </w:rPr>
+        <w:t xml:space="preserve">) precis prin comanda date </w:t>
+      </w:r>
+      <w:r>
+        <w:rPr>
+          <w:rFonts w:ascii="Times New Roman" w:hAnsi="Times New Roman" w:cs="Times New Roman"/>
+          <w:i/>
+          <w:iCs/>
+          <w:sz w:val="28"/>
+          <w:szCs w:val="28"/>
+        </w:rPr>
+        <w:t>"+%Y-%m-%d %H:%M:%S"</w:t>
+      </w:r>
+      <w:r>
+        <w:rPr>
+          <w:rFonts w:ascii="Times New Roman" w:hAnsi="Times New Roman" w:cs="Times New Roman"/>
+          <w:sz w:val="28"/>
+          <w:szCs w:val="28"/>
+        </w:rPr>
+        <w:t xml:space="preserve"> și îl adaugă în fișierul </w:t>
+      </w:r>
+      <w:r>
+        <w:rPr>
+          <w:rFonts w:ascii="Times New Roman" w:hAnsi="Times New Roman" w:cs="Times New Roman"/>
+          <w:i/>
+          <w:iCs/>
+          <w:sz w:val="28"/>
+          <w:szCs w:val="28"/>
+        </w:rPr>
+        <w:t>raport_organizare.log</w:t>
+      </w:r>
+      <w:r>
+        <w:rPr>
+          <w:rFonts w:ascii="Times New Roman" w:hAnsi="Times New Roman" w:cs="Times New Roman"/>
+          <w:sz w:val="28"/>
+          <w:szCs w:val="28"/>
+        </w:rPr>
+        <w:t>. Suplimentar, scriptul utilizează variabile globale definite ca numere întregi (declare -i) pentru a număra exact câte fișiere au fost procesate din fiecare categorie, afișând un raport statistic detaliat la finalul execuției.</w:t>
+      </w:r>
+    </w:p>
+    <w:p>
+      <w:pPr>
+        <w:spacing w:before="240"/>
+        <w:ind w:firstLine="708"/>
+        <w:rPr>
+          <w:rFonts w:ascii="Times New Roman" w:hAnsi="Times New Roman" w:cs="Times New Roman"/>
+          <w:sz w:val="28"/>
+          <w:szCs w:val="28"/>
+        </w:rPr>
+      </w:pPr>
+    </w:p>
+    <w:p>
+      <w:pPr>
+        <w:spacing w:before="240"/>
+        <w:ind w:firstLine="708"/>
+        <w:rPr>
+          <w:rFonts w:ascii="Times New Roman" w:hAnsi="Times New Roman" w:cs="Times New Roman"/>
+          <w:sz w:val="28"/>
+          <w:szCs w:val="28"/>
+        </w:rPr>
+      </w:pPr>
+    </w:p>
+    <w:p>
+      <w:pPr>
+        <w:pStyle w:val="Titlu1"/>
+        <w:pBdr>
+          <w:bottom w:val="single" w:sz="6" w:space="4" w:color="2E75B6"/>
+        </w:pBdr>
+        <w:jc w:val="center"/>
+        <w:rPr>
+          <w:rFonts w:ascii="Times New Roman" w:hAnsi="Times New Roman" w:cs="Times New Roman"/>
+          <w:sz w:val="56"/>
+          <w:szCs w:val="56"/>
+        </w:rPr>
+      </w:pPr>
+      <w:bookmarkStart w:id="5" w:name="_Hlk235387338"/>
+      <w:r>
+        <w:rPr>
+          <w:rFonts w:ascii="Times New Roman" w:hAnsi="Times New Roman" w:cs="Times New Roman"/>
+          <w:sz w:val="56"/>
+          <w:szCs w:val="56"/>
+        </w:rPr>
+        <w:lastRenderedPageBreak/>
+        <w:t>5</w:t>
+      </w:r>
+      <w:r>
+        <w:rPr>
+          <w:rFonts w:ascii="Times New Roman" w:hAnsi="Times New Roman" w:cs="Times New Roman"/>
+          <w:sz w:val="56"/>
+          <w:szCs w:val="56"/>
+        </w:rPr>
+        <w:t xml:space="preserve">  </w:t>
+      </w:r>
+      <w:r>
+        <w:rPr>
+          <w:rFonts w:ascii="Times New Roman" w:hAnsi="Times New Roman" w:cs="Times New Roman"/>
+          <w:sz w:val="56"/>
+          <w:szCs w:val="56"/>
+        </w:rPr>
+        <w:t xml:space="preserve"> Alte capabilități implementate în afara cerințelor</w:t>
+      </w:r>
+    </w:p>
+    <w:bookmarkEnd w:id="5"/>
+    <w:p>
+      <w:pPr>
+        <w:spacing w:before="240"/>
+        <w:rPr>
+          <w:rFonts w:ascii="Times New Roman" w:hAnsi="Times New Roman" w:cs="Times New Roman"/>
+          <w:sz w:val="28"/>
+          <w:szCs w:val="28"/>
+        </w:rPr>
+      </w:pPr>
+    </w:p>
+    <w:p>
+      <w:pPr>
+        <w:spacing w:before="240"/>
+        <w:ind w:firstLine="708"/>
+        <w:rPr>
+          <w:rFonts w:ascii="Times New Roman" w:hAnsi="Times New Roman" w:cs="Times New Roman"/>
+          <w:sz w:val="28"/>
+          <w:szCs w:val="28"/>
+        </w:rPr>
+      </w:pPr>
+      <w:r>
+        <w:rPr>
+          <w:rFonts w:ascii="Times New Roman" w:hAnsi="Times New Roman" w:cs="Times New Roman"/>
+          <w:sz w:val="28"/>
+          <w:szCs w:val="28"/>
+        </w:rPr>
+        <w:t>Pe lângă funcționalitatea de bază de sortare a fișierelor, arhitectura soluției a fost extinsă cu mai multe elemente tehnice avansate:</w:t>
+      </w:r>
+    </w:p>
+    <w:p>
+      <w:pPr>
+        <w:numPr>
+          <w:ilvl w:val="0"/>
+          <w:numId w:val="9"/>
+        </w:numPr>
+        <w:spacing w:before="240"/>
+        <w:rPr>
+          <w:rFonts w:ascii="Times New Roman" w:hAnsi="Times New Roman" w:cs="Times New Roman"/>
+          <w:sz w:val="28"/>
+          <w:szCs w:val="28"/>
+        </w:rPr>
+      </w:pPr>
+      <w:r>
+        <w:rPr>
+          <w:rFonts w:ascii="Times New Roman" w:hAnsi="Times New Roman" w:cs="Times New Roman"/>
+          <w:b/>
+          <w:bCs/>
+          <w:sz w:val="28"/>
+          <w:szCs w:val="28"/>
+        </w:rPr>
+        <w:t>Externalizarea configurației:</w:t>
+      </w:r>
+      <w:r>
+        <w:rPr>
+          <w:rFonts w:ascii="Times New Roman" w:hAnsi="Times New Roman" w:cs="Times New Roman"/>
+          <w:sz w:val="28"/>
+          <w:szCs w:val="28"/>
+        </w:rPr>
+        <w:t xml:space="preserve"> Căile directoarelor (DOWNLOADS_DIR, MEDIA_DIR) și cheia privată pentru </w:t>
+      </w:r>
+      <w:proofErr w:type="spellStart"/>
+      <w:r>
+        <w:rPr>
+          <w:rFonts w:ascii="Times New Roman" w:hAnsi="Times New Roman" w:cs="Times New Roman"/>
+          <w:sz w:val="28"/>
+          <w:szCs w:val="28"/>
+        </w:rPr>
+        <w:t>OMDb</w:t>
+      </w:r>
+      <w:proofErr w:type="spellEnd"/>
+      <w:r>
+        <w:rPr>
+          <w:rFonts w:ascii="Times New Roman" w:hAnsi="Times New Roman" w:cs="Times New Roman"/>
+          <w:sz w:val="28"/>
+          <w:szCs w:val="28"/>
+        </w:rPr>
+        <w:t xml:space="preserve"> API au fost izolate într-un fișier extern </w:t>
+      </w:r>
+      <w:proofErr w:type="spellStart"/>
+      <w:r>
+        <w:rPr>
+          <w:rFonts w:ascii="Times New Roman" w:hAnsi="Times New Roman" w:cs="Times New Roman"/>
+          <w:i/>
+          <w:iCs/>
+          <w:sz w:val="28"/>
+          <w:szCs w:val="28"/>
+        </w:rPr>
+        <w:t>config.cfg</w:t>
+      </w:r>
+      <w:proofErr w:type="spellEnd"/>
+      <w:r>
+        <w:rPr>
+          <w:rFonts w:ascii="Times New Roman" w:hAnsi="Times New Roman" w:cs="Times New Roman"/>
+          <w:sz w:val="28"/>
+          <w:szCs w:val="28"/>
+        </w:rPr>
+        <w:t>. Acest lucru decuplează codul sursă de datele sensibile sau dependente de sistem, permițând portabilitatea scriptului fără a necesita modificarea codului de bază.</w:t>
+      </w:r>
+    </w:p>
+    <w:p>
+      <w:pPr>
+        <w:numPr>
+          <w:ilvl w:val="0"/>
+          <w:numId w:val="9"/>
+        </w:numPr>
+        <w:spacing w:before="240"/>
+        <w:rPr>
+          <w:rFonts w:ascii="Times New Roman" w:hAnsi="Times New Roman" w:cs="Times New Roman"/>
+          <w:sz w:val="28"/>
+          <w:szCs w:val="28"/>
+        </w:rPr>
+      </w:pPr>
+      <w:r>
+        <w:rPr>
+          <w:rFonts w:ascii="Times New Roman" w:hAnsi="Times New Roman" w:cs="Times New Roman"/>
+          <w:b/>
+          <w:bCs/>
+          <w:sz w:val="28"/>
+          <w:szCs w:val="28"/>
+        </w:rPr>
+        <w:t>Portabilitatea execuției:</w:t>
+      </w:r>
+      <w:r>
+        <w:rPr>
+          <w:rFonts w:ascii="Times New Roman" w:hAnsi="Times New Roman" w:cs="Times New Roman"/>
+          <w:sz w:val="28"/>
+          <w:szCs w:val="28"/>
+        </w:rPr>
+        <w:t xml:space="preserve"> Prin includerea comenzii </w:t>
+      </w:r>
+      <w:r>
+        <w:rPr>
+          <w:rFonts w:ascii="Times New Roman" w:hAnsi="Times New Roman" w:cs="Times New Roman"/>
+          <w:i/>
+          <w:iCs/>
+          <w:sz w:val="28"/>
+          <w:szCs w:val="28"/>
+        </w:rPr>
+        <w:t>cd "$(</w:t>
+      </w:r>
+      <w:proofErr w:type="spellStart"/>
+      <w:r>
+        <w:rPr>
+          <w:rFonts w:ascii="Times New Roman" w:hAnsi="Times New Roman" w:cs="Times New Roman"/>
+          <w:i/>
+          <w:iCs/>
+          <w:sz w:val="28"/>
+          <w:szCs w:val="28"/>
+        </w:rPr>
+        <w:t>dirname</w:t>
+      </w:r>
+      <w:proofErr w:type="spellEnd"/>
+      <w:r>
+        <w:rPr>
+          <w:rFonts w:ascii="Times New Roman" w:hAnsi="Times New Roman" w:cs="Times New Roman"/>
+          <w:i/>
+          <w:iCs/>
+          <w:sz w:val="28"/>
+          <w:szCs w:val="28"/>
+        </w:rPr>
+        <w:t xml:space="preserve"> "$0")"</w:t>
+      </w:r>
+      <w:r>
+        <w:rPr>
+          <w:rFonts w:ascii="Times New Roman" w:hAnsi="Times New Roman" w:cs="Times New Roman"/>
+          <w:sz w:val="28"/>
+          <w:szCs w:val="28"/>
+        </w:rPr>
+        <w:t>, scriptul își schimba activ directorul de lucru în cel în care se află fizic fișierul .</w:t>
+      </w:r>
+      <w:proofErr w:type="spellStart"/>
+      <w:r>
+        <w:rPr>
+          <w:rFonts w:ascii="Times New Roman" w:hAnsi="Times New Roman" w:cs="Times New Roman"/>
+          <w:sz w:val="28"/>
+          <w:szCs w:val="28"/>
+        </w:rPr>
+        <w:t>sh</w:t>
+      </w:r>
+      <w:proofErr w:type="spellEnd"/>
+      <w:r>
+        <w:rPr>
+          <w:rFonts w:ascii="Times New Roman" w:hAnsi="Times New Roman" w:cs="Times New Roman"/>
+          <w:sz w:val="28"/>
+          <w:szCs w:val="28"/>
+        </w:rPr>
+        <w:t xml:space="preserve">. Această capabilitate este critică pentru rularea automatizată (precum utilitarul </w:t>
+      </w:r>
+      <w:proofErr w:type="spellStart"/>
+      <w:r>
+        <w:rPr>
+          <w:rFonts w:ascii="Times New Roman" w:hAnsi="Times New Roman" w:cs="Times New Roman"/>
+          <w:sz w:val="28"/>
+          <w:szCs w:val="28"/>
+        </w:rPr>
+        <w:t>Cron</w:t>
+      </w:r>
+      <w:proofErr w:type="spellEnd"/>
+      <w:r>
+        <w:rPr>
+          <w:rFonts w:ascii="Times New Roman" w:hAnsi="Times New Roman" w:cs="Times New Roman"/>
+          <w:sz w:val="28"/>
+          <w:szCs w:val="28"/>
+        </w:rPr>
+        <w:t>), unde contextul directorului curent poate diferi de așteptările scriptului.</w:t>
+      </w:r>
+    </w:p>
+    <w:p>
+      <w:pPr>
+        <w:numPr>
+          <w:ilvl w:val="0"/>
+          <w:numId w:val="9"/>
+        </w:numPr>
+        <w:spacing w:before="240"/>
+        <w:rPr>
+          <w:rFonts w:ascii="Times New Roman" w:hAnsi="Times New Roman" w:cs="Times New Roman"/>
+          <w:sz w:val="28"/>
+          <w:szCs w:val="28"/>
+        </w:rPr>
+      </w:pPr>
+      <w:r>
+        <w:rPr>
+          <w:rFonts w:ascii="Times New Roman" w:hAnsi="Times New Roman" w:cs="Times New Roman"/>
+          <w:b/>
+          <w:bCs/>
+          <w:sz w:val="28"/>
+          <w:szCs w:val="28"/>
+        </w:rPr>
+        <w:t>Automatizarea execuției (</w:t>
+      </w:r>
+      <w:proofErr w:type="spellStart"/>
+      <w:r>
+        <w:rPr>
+          <w:rFonts w:ascii="Times New Roman" w:hAnsi="Times New Roman" w:cs="Times New Roman"/>
+          <w:b/>
+          <w:bCs/>
+          <w:sz w:val="28"/>
+          <w:szCs w:val="28"/>
+        </w:rPr>
+        <w:t>Cron</w:t>
+      </w:r>
+      <w:proofErr w:type="spellEnd"/>
+      <w:r>
+        <w:rPr>
+          <w:rFonts w:ascii="Times New Roman" w:hAnsi="Times New Roman" w:cs="Times New Roman"/>
+          <w:b/>
+          <w:bCs/>
+          <w:sz w:val="28"/>
+          <w:szCs w:val="28"/>
+        </w:rPr>
+        <w:t xml:space="preserve"> </w:t>
+      </w:r>
+      <w:proofErr w:type="spellStart"/>
+      <w:r>
+        <w:rPr>
+          <w:rFonts w:ascii="Times New Roman" w:hAnsi="Times New Roman" w:cs="Times New Roman"/>
+          <w:b/>
+          <w:bCs/>
+          <w:sz w:val="28"/>
+          <w:szCs w:val="28"/>
+        </w:rPr>
+        <w:t>Jobs</w:t>
+      </w:r>
+      <w:proofErr w:type="spellEnd"/>
+      <w:r>
+        <w:rPr>
+          <w:rFonts w:ascii="Times New Roman" w:hAnsi="Times New Roman" w:cs="Times New Roman"/>
+          <w:b/>
+          <w:bCs/>
+          <w:sz w:val="28"/>
+          <w:szCs w:val="28"/>
+        </w:rPr>
+        <w:t>):</w:t>
+      </w:r>
+      <w:r>
+        <w:rPr>
+          <w:rFonts w:ascii="Times New Roman" w:hAnsi="Times New Roman" w:cs="Times New Roman"/>
+          <w:sz w:val="28"/>
+          <w:szCs w:val="28"/>
+        </w:rPr>
+        <w:t xml:space="preserve"> Pentru a asigura o funcționare complet autonomă, de tip „set </w:t>
+      </w:r>
+      <w:proofErr w:type="spellStart"/>
+      <w:r>
+        <w:rPr>
+          <w:rFonts w:ascii="Times New Roman" w:hAnsi="Times New Roman" w:cs="Times New Roman"/>
+          <w:sz w:val="28"/>
+          <w:szCs w:val="28"/>
+        </w:rPr>
+        <w:t>and</w:t>
+      </w:r>
+      <w:proofErr w:type="spellEnd"/>
+      <w:r>
+        <w:rPr>
+          <w:rFonts w:ascii="Times New Roman" w:hAnsi="Times New Roman" w:cs="Times New Roman"/>
+          <w:sz w:val="28"/>
+          <w:szCs w:val="28"/>
+        </w:rPr>
+        <w:t xml:space="preserve"> </w:t>
+      </w:r>
+      <w:proofErr w:type="spellStart"/>
+      <w:r>
+        <w:rPr>
+          <w:rFonts w:ascii="Times New Roman" w:hAnsi="Times New Roman" w:cs="Times New Roman"/>
+          <w:sz w:val="28"/>
+          <w:szCs w:val="28"/>
+        </w:rPr>
+        <w:t>forget</w:t>
+      </w:r>
+      <w:proofErr w:type="spellEnd"/>
+      <w:r>
+        <w:rPr>
+          <w:rFonts w:ascii="Times New Roman" w:hAnsi="Times New Roman" w:cs="Times New Roman"/>
+          <w:sz w:val="28"/>
+          <w:szCs w:val="28"/>
+        </w:rPr>
+        <w:t xml:space="preserve">”, scriptul a fost integrat cu </w:t>
+      </w:r>
+      <w:proofErr w:type="spellStart"/>
+      <w:r>
+        <w:rPr>
+          <w:rFonts w:ascii="Times New Roman" w:hAnsi="Times New Roman" w:cs="Times New Roman"/>
+          <w:sz w:val="28"/>
+          <w:szCs w:val="28"/>
+        </w:rPr>
+        <w:t>d</w:t>
+      </w:r>
+      <w:r>
+        <w:rPr>
+          <w:rFonts w:ascii="Times New Roman" w:hAnsi="Times New Roman" w:cs="Times New Roman"/>
+          <w:sz w:val="28"/>
+          <w:szCs w:val="28"/>
+        </w:rPr>
+        <w:t>a</w:t>
+      </w:r>
+      <w:r>
+        <w:rPr>
+          <w:rFonts w:ascii="Times New Roman" w:hAnsi="Times New Roman" w:cs="Times New Roman"/>
+          <w:sz w:val="28"/>
+          <w:szCs w:val="28"/>
+        </w:rPr>
+        <w:t>emonul</w:t>
+      </w:r>
+      <w:proofErr w:type="spellEnd"/>
+      <w:r>
+        <w:rPr>
+          <w:rFonts w:ascii="Times New Roman" w:hAnsi="Times New Roman" w:cs="Times New Roman"/>
+          <w:sz w:val="28"/>
+          <w:szCs w:val="28"/>
+        </w:rPr>
+        <w:t xml:space="preserve"> de planificare a sarcinilor </w:t>
+      </w:r>
+      <w:proofErr w:type="spellStart"/>
+      <w:r>
+        <w:rPr>
+          <w:rFonts w:ascii="Times New Roman" w:hAnsi="Times New Roman" w:cs="Times New Roman"/>
+          <w:sz w:val="28"/>
+          <w:szCs w:val="28"/>
+        </w:rPr>
+        <w:t>cron</w:t>
+      </w:r>
+      <w:proofErr w:type="spellEnd"/>
+      <w:r>
+        <w:rPr>
+          <w:rFonts w:ascii="Times New Roman" w:hAnsi="Times New Roman" w:cs="Times New Roman"/>
+          <w:sz w:val="28"/>
+          <w:szCs w:val="28"/>
+        </w:rPr>
+        <w:t>, specific sistemelor de operare Linux. Rularea a fost configurată să se declanșeze recurent, în mod automat, în fiecare zi la miezul nopții (utilizând sintaxa de planificare 0 0 * * *). Astfel, procesul de organizare a datelor se desfășoară silențios în fundal, triind noile fișiere și menținând ordinea în directorul sursă fără a necesita nicio intervenție manuală sau prezența utilizatorului la consolă.</w:t>
+      </w:r>
+    </w:p>
+    <w:p>
+      <w:pPr>
+        <w:spacing w:before="240"/>
+        <w:rPr>
+          <w:rFonts w:ascii="Times New Roman" w:hAnsi="Times New Roman" w:cs="Times New Roman"/>
+          <w:sz w:val="28"/>
+          <w:szCs w:val="28"/>
+        </w:rPr>
+      </w:pPr>
+    </w:p>
+    <w:p>
+      <w:pPr>
+        <w:pStyle w:val="Titlu1"/>
+        <w:pBdr>
+          <w:bottom w:val="single" w:sz="6" w:space="4" w:color="2E75B6"/>
+        </w:pBdr>
+        <w:jc w:val="center"/>
+        <w:rPr>
+          <w:rFonts w:ascii="Times New Roman" w:hAnsi="Times New Roman" w:cs="Times New Roman"/>
+          <w:sz w:val="56"/>
+          <w:szCs w:val="56"/>
+        </w:rPr>
+      </w:pPr>
+      <w:r>
+        <w:rPr>
+          <w:rFonts w:ascii="Times New Roman" w:hAnsi="Times New Roman" w:cs="Times New Roman"/>
+          <w:sz w:val="56"/>
+          <w:szCs w:val="56"/>
+        </w:rPr>
+        <w:lastRenderedPageBreak/>
+        <w:t>6</w:t>
+      </w:r>
+      <w:r>
+        <w:rPr>
+          <w:rFonts w:ascii="Times New Roman" w:hAnsi="Times New Roman" w:cs="Times New Roman"/>
+          <w:sz w:val="56"/>
+          <w:szCs w:val="56"/>
+        </w:rPr>
+        <w:t xml:space="preserve">  </w:t>
+      </w:r>
+      <w:r>
+        <w:rPr>
+          <w:rFonts w:ascii="Times New Roman" w:hAnsi="Times New Roman" w:cs="Times New Roman"/>
+          <w:sz w:val="56"/>
+          <w:szCs w:val="56"/>
+        </w:rPr>
+        <w:t xml:space="preserve"> Probleme întâmpinate</w:t>
+      </w:r>
+    </w:p>
+    <w:p>
+      <w:pPr>
+        <w:spacing w:before="240"/>
+        <w:rPr>
+          <w:rFonts w:ascii="Times New Roman" w:hAnsi="Times New Roman" w:cs="Times New Roman"/>
+          <w:sz w:val="28"/>
+          <w:szCs w:val="28"/>
+        </w:rPr>
+      </w:pPr>
+    </w:p>
+    <w:p>
+      <w:pPr>
+        <w:spacing w:before="240"/>
+        <w:ind w:firstLine="708"/>
+        <w:rPr>
+          <w:rFonts w:ascii="Times New Roman" w:hAnsi="Times New Roman" w:cs="Times New Roman"/>
+          <w:sz w:val="28"/>
+          <w:szCs w:val="28"/>
+        </w:rPr>
+      </w:pPr>
+      <w:r>
+        <w:rPr>
+          <w:rFonts w:ascii="Times New Roman" w:hAnsi="Times New Roman" w:cs="Times New Roman"/>
+          <w:sz w:val="28"/>
+          <w:szCs w:val="28"/>
+        </w:rPr>
+        <w:t>Dezvoltarea și, mai ales, trecerea aplicației de la o rulare manuală la una automatizată au adus în prim-plan o serie de provocări tehnice, a căror rezolvare a impus adaptarea arhitecturii scriptului:</w:t>
+      </w:r>
+    </w:p>
+    <w:p>
+      <w:pPr>
+        <w:numPr>
+          <w:ilvl w:val="0"/>
+          <w:numId w:val="9"/>
+        </w:numPr>
+        <w:spacing w:before="240"/>
+        <w:rPr>
+          <w:rFonts w:ascii="Times New Roman" w:hAnsi="Times New Roman" w:cs="Times New Roman"/>
+          <w:sz w:val="28"/>
+          <w:szCs w:val="28"/>
+        </w:rPr>
+      </w:pPr>
+      <w:r>
+        <w:rPr>
+          <w:rFonts w:ascii="Times New Roman" w:hAnsi="Times New Roman" w:cs="Times New Roman"/>
+          <w:b/>
+          <w:bCs/>
+          <w:sz w:val="28"/>
+          <w:szCs w:val="28"/>
+        </w:rPr>
+        <w:t xml:space="preserve">Contextul de mediu al utilitarului </w:t>
+      </w:r>
+      <w:proofErr w:type="spellStart"/>
+      <w:r>
+        <w:rPr>
+          <w:rFonts w:ascii="Times New Roman" w:hAnsi="Times New Roman" w:cs="Times New Roman"/>
+          <w:b/>
+          <w:bCs/>
+          <w:sz w:val="28"/>
+          <w:szCs w:val="28"/>
+        </w:rPr>
+        <w:t>Cron</w:t>
+      </w:r>
+      <w:proofErr w:type="spellEnd"/>
+      <w:r>
+        <w:rPr>
+          <w:rFonts w:ascii="Times New Roman" w:hAnsi="Times New Roman" w:cs="Times New Roman"/>
+          <w:b/>
+          <w:bCs/>
+          <w:sz w:val="28"/>
+          <w:szCs w:val="28"/>
+        </w:rPr>
+        <w:t>:</w:t>
+      </w:r>
+      <w:r>
+        <w:rPr>
+          <w:rFonts w:ascii="Times New Roman" w:hAnsi="Times New Roman" w:cs="Times New Roman"/>
+          <w:sz w:val="28"/>
+          <w:szCs w:val="28"/>
+        </w:rPr>
+        <w:t xml:space="preserve"> Una dintre principalele probleme a fost eșecul rulării automate, deși rularea manuală din terminal funcționa impecabil. Cauza identificată a fost mediul restrâns al demonului </w:t>
+      </w:r>
+      <w:proofErr w:type="spellStart"/>
+      <w:r>
+        <w:rPr>
+          <w:rFonts w:ascii="Times New Roman" w:hAnsi="Times New Roman" w:cs="Times New Roman"/>
+          <w:i/>
+          <w:iCs/>
+          <w:sz w:val="28"/>
+          <w:szCs w:val="28"/>
+        </w:rPr>
+        <w:t>Cron</w:t>
+      </w:r>
+      <w:proofErr w:type="spellEnd"/>
+      <w:r>
+        <w:rPr>
+          <w:rFonts w:ascii="Times New Roman" w:hAnsi="Times New Roman" w:cs="Times New Roman"/>
+          <w:sz w:val="28"/>
+          <w:szCs w:val="28"/>
+        </w:rPr>
+        <w:t>, care nu recunoaște căile relative (precum ~/</w:t>
+      </w:r>
+      <w:proofErr w:type="spellStart"/>
+      <w:r>
+        <w:rPr>
+          <w:rFonts w:ascii="Times New Roman" w:hAnsi="Times New Roman" w:cs="Times New Roman"/>
+          <w:sz w:val="28"/>
+          <w:szCs w:val="28"/>
+        </w:rPr>
+        <w:t>Downloads</w:t>
+      </w:r>
+      <w:proofErr w:type="spellEnd"/>
+      <w:r>
+        <w:rPr>
+          <w:rFonts w:ascii="Times New Roman" w:hAnsi="Times New Roman" w:cs="Times New Roman"/>
+          <w:sz w:val="28"/>
+          <w:szCs w:val="28"/>
+        </w:rPr>
+        <w:t xml:space="preserve">) și nici nu moștenește variabilele de mediu ale utilizatorului </w:t>
+      </w:r>
+      <w:proofErr w:type="spellStart"/>
+      <w:r>
+        <w:rPr>
+          <w:rFonts w:ascii="Times New Roman" w:hAnsi="Times New Roman" w:cs="Times New Roman"/>
+          <w:sz w:val="28"/>
+          <w:szCs w:val="28"/>
+        </w:rPr>
+        <w:t>logat</w:t>
+      </w:r>
+      <w:proofErr w:type="spellEnd"/>
+      <w:r>
+        <w:rPr>
+          <w:rFonts w:ascii="Times New Roman" w:hAnsi="Times New Roman" w:cs="Times New Roman"/>
+          <w:sz w:val="28"/>
+          <w:szCs w:val="28"/>
+        </w:rPr>
+        <w:t xml:space="preserve">. Soluția adoptată a constat în declararea exclusivă a căilor absolute în fișierul </w:t>
+      </w:r>
+      <w:proofErr w:type="spellStart"/>
+      <w:r>
+        <w:rPr>
+          <w:rFonts w:ascii="Times New Roman" w:hAnsi="Times New Roman" w:cs="Times New Roman"/>
+          <w:i/>
+          <w:iCs/>
+          <w:sz w:val="28"/>
+          <w:szCs w:val="28"/>
+        </w:rPr>
+        <w:t>config.cfg</w:t>
+      </w:r>
+      <w:proofErr w:type="spellEnd"/>
+      <w:r>
+        <w:rPr>
+          <w:rFonts w:ascii="Times New Roman" w:hAnsi="Times New Roman" w:cs="Times New Roman"/>
+          <w:sz w:val="28"/>
+          <w:szCs w:val="28"/>
+        </w:rPr>
+        <w:t xml:space="preserve">, utilizarea comenzii </w:t>
+      </w:r>
+      <w:r>
+        <w:rPr>
+          <w:rFonts w:ascii="Times New Roman" w:hAnsi="Times New Roman" w:cs="Times New Roman"/>
+          <w:i/>
+          <w:iCs/>
+          <w:sz w:val="28"/>
+          <w:szCs w:val="28"/>
+        </w:rPr>
+        <w:t>cd "$(</w:t>
+      </w:r>
+      <w:proofErr w:type="spellStart"/>
+      <w:r>
+        <w:rPr>
+          <w:rFonts w:ascii="Times New Roman" w:hAnsi="Times New Roman" w:cs="Times New Roman"/>
+          <w:i/>
+          <w:iCs/>
+          <w:sz w:val="28"/>
+          <w:szCs w:val="28"/>
+        </w:rPr>
+        <w:t>dirname</w:t>
+      </w:r>
+      <w:proofErr w:type="spellEnd"/>
+      <w:r>
+        <w:rPr>
+          <w:rFonts w:ascii="Times New Roman" w:hAnsi="Times New Roman" w:cs="Times New Roman"/>
+          <w:i/>
+          <w:iCs/>
+          <w:sz w:val="28"/>
+          <w:szCs w:val="28"/>
+        </w:rPr>
+        <w:t xml:space="preserve"> "$0")"</w:t>
+      </w:r>
+      <w:r>
+        <w:rPr>
+          <w:rFonts w:ascii="Times New Roman" w:hAnsi="Times New Roman" w:cs="Times New Roman"/>
+          <w:sz w:val="28"/>
+          <w:szCs w:val="28"/>
+        </w:rPr>
+        <w:t xml:space="preserve"> la începutul scriptului pentru a forța schimbarea directorului de lucru și redirecționarea erorilor standard către </w:t>
+      </w:r>
+      <w:r>
+        <w:rPr>
+          <w:rFonts w:ascii="Times New Roman" w:hAnsi="Times New Roman" w:cs="Times New Roman"/>
+          <w:i/>
+          <w:iCs/>
+          <w:sz w:val="28"/>
+          <w:szCs w:val="28"/>
+        </w:rPr>
+        <w:t>/</w:t>
+      </w:r>
+      <w:proofErr w:type="spellStart"/>
+      <w:r>
+        <w:rPr>
+          <w:rFonts w:ascii="Times New Roman" w:hAnsi="Times New Roman" w:cs="Times New Roman"/>
+          <w:i/>
+          <w:iCs/>
+          <w:sz w:val="28"/>
+          <w:szCs w:val="28"/>
+        </w:rPr>
+        <w:t>dev</w:t>
+      </w:r>
+      <w:proofErr w:type="spellEnd"/>
+      <w:r>
+        <w:rPr>
+          <w:rFonts w:ascii="Times New Roman" w:hAnsi="Times New Roman" w:cs="Times New Roman"/>
+          <w:i/>
+          <w:iCs/>
+          <w:sz w:val="28"/>
+          <w:szCs w:val="28"/>
+        </w:rPr>
+        <w:t>/</w:t>
+      </w:r>
+      <w:proofErr w:type="spellStart"/>
+      <w:r>
+        <w:rPr>
+          <w:rFonts w:ascii="Times New Roman" w:hAnsi="Times New Roman" w:cs="Times New Roman"/>
+          <w:i/>
+          <w:iCs/>
+          <w:sz w:val="28"/>
+          <w:szCs w:val="28"/>
+        </w:rPr>
+        <w:t>null</w:t>
+      </w:r>
+      <w:proofErr w:type="spellEnd"/>
+      <w:r>
+        <w:rPr>
+          <w:rFonts w:ascii="Times New Roman" w:hAnsi="Times New Roman" w:cs="Times New Roman"/>
+          <w:sz w:val="28"/>
+          <w:szCs w:val="28"/>
+        </w:rPr>
+        <w:t>.</w:t>
+      </w:r>
+    </w:p>
+    <w:p>
+      <w:pPr>
+        <w:numPr>
+          <w:ilvl w:val="0"/>
+          <w:numId w:val="9"/>
+        </w:numPr>
+        <w:spacing w:before="240"/>
+        <w:rPr>
+          <w:rFonts w:ascii="Times New Roman" w:hAnsi="Times New Roman" w:cs="Times New Roman"/>
+          <w:sz w:val="28"/>
+          <w:szCs w:val="28"/>
+        </w:rPr>
+      </w:pPr>
+      <w:r>
+        <w:rPr>
+          <w:rFonts w:ascii="Times New Roman" w:hAnsi="Times New Roman" w:cs="Times New Roman"/>
+          <w:b/>
+          <w:bCs/>
+          <w:sz w:val="28"/>
+          <w:szCs w:val="28"/>
+        </w:rPr>
+        <w:t xml:space="preserve">Izolarea memoriei în </w:t>
+      </w:r>
+      <w:proofErr w:type="spellStart"/>
+      <w:r>
+        <w:rPr>
+          <w:rFonts w:ascii="Times New Roman" w:hAnsi="Times New Roman" w:cs="Times New Roman"/>
+          <w:b/>
+          <w:bCs/>
+          <w:sz w:val="28"/>
+          <w:szCs w:val="28"/>
+        </w:rPr>
+        <w:t>subshell</w:t>
+      </w:r>
+      <w:proofErr w:type="spellEnd"/>
+      <w:r>
+        <w:rPr>
+          <w:rFonts w:ascii="Times New Roman" w:hAnsi="Times New Roman" w:cs="Times New Roman"/>
+          <w:b/>
+          <w:bCs/>
+          <w:sz w:val="28"/>
+          <w:szCs w:val="28"/>
+        </w:rPr>
+        <w:t>-uri:</w:t>
+      </w:r>
+      <w:r>
+        <w:rPr>
+          <w:rFonts w:ascii="Times New Roman" w:hAnsi="Times New Roman" w:cs="Times New Roman"/>
+          <w:sz w:val="28"/>
+          <w:szCs w:val="28"/>
+        </w:rPr>
+        <w:t xml:space="preserve"> Inițial, scriptul utiliza o arhitectură clasică bazată pe pipe-uri pentru parcurgerea și prelucrarea fișierelor (sintaxa </w:t>
+      </w:r>
+      <w:proofErr w:type="spellStart"/>
+      <w:r>
+        <w:rPr>
+          <w:rFonts w:ascii="Times New Roman" w:hAnsi="Times New Roman" w:cs="Times New Roman"/>
+          <w:i/>
+          <w:iCs/>
+          <w:sz w:val="28"/>
+          <w:szCs w:val="28"/>
+        </w:rPr>
+        <w:t>find</w:t>
+      </w:r>
+      <w:proofErr w:type="spellEnd"/>
+      <w:r>
+        <w:rPr>
+          <w:rFonts w:ascii="Times New Roman" w:hAnsi="Times New Roman" w:cs="Times New Roman"/>
+          <w:i/>
+          <w:iCs/>
+          <w:sz w:val="28"/>
+          <w:szCs w:val="28"/>
+        </w:rPr>
+        <w:t xml:space="preserve"> ... | </w:t>
+      </w:r>
+      <w:proofErr w:type="spellStart"/>
+      <w:r>
+        <w:rPr>
+          <w:rFonts w:ascii="Times New Roman" w:hAnsi="Times New Roman" w:cs="Times New Roman"/>
+          <w:i/>
+          <w:iCs/>
+          <w:sz w:val="28"/>
+          <w:szCs w:val="28"/>
+        </w:rPr>
+        <w:t>while</w:t>
+      </w:r>
+      <w:proofErr w:type="spellEnd"/>
+      <w:r>
+        <w:rPr>
+          <w:rFonts w:ascii="Times New Roman" w:hAnsi="Times New Roman" w:cs="Times New Roman"/>
+          <w:i/>
+          <w:iCs/>
+          <w:sz w:val="28"/>
+          <w:szCs w:val="28"/>
+        </w:rPr>
+        <w:t xml:space="preserve"> </w:t>
+      </w:r>
+      <w:proofErr w:type="spellStart"/>
+      <w:r>
+        <w:rPr>
+          <w:rFonts w:ascii="Times New Roman" w:hAnsi="Times New Roman" w:cs="Times New Roman"/>
+          <w:i/>
+          <w:iCs/>
+          <w:sz w:val="28"/>
+          <w:szCs w:val="28"/>
+        </w:rPr>
+        <w:t>read</w:t>
+      </w:r>
+      <w:proofErr w:type="spellEnd"/>
+      <w:r>
+        <w:rPr>
+          <w:rFonts w:ascii="Times New Roman" w:hAnsi="Times New Roman" w:cs="Times New Roman"/>
+          <w:i/>
+          <w:iCs/>
+          <w:sz w:val="28"/>
+          <w:szCs w:val="28"/>
+        </w:rPr>
+        <w:t xml:space="preserve"> file</w:t>
+      </w:r>
+      <w:r>
+        <w:rPr>
+          <w:rFonts w:ascii="Times New Roman" w:hAnsi="Times New Roman" w:cs="Times New Roman"/>
+          <w:sz w:val="28"/>
+          <w:szCs w:val="28"/>
+        </w:rPr>
+        <w:t xml:space="preserve">). Această abordare a generat o anomalie logică în care variabilele globale de contorizare (ex. </w:t>
+      </w:r>
+      <w:proofErr w:type="spellStart"/>
+      <w:r>
+        <w:rPr>
+          <w:rFonts w:ascii="Times New Roman" w:hAnsi="Times New Roman" w:cs="Times New Roman"/>
+          <w:sz w:val="28"/>
+          <w:szCs w:val="28"/>
+        </w:rPr>
+        <w:t>count_filme</w:t>
+      </w:r>
+      <w:proofErr w:type="spellEnd"/>
+      <w:r>
+        <w:rPr>
+          <w:rFonts w:ascii="Times New Roman" w:hAnsi="Times New Roman" w:cs="Times New Roman"/>
+          <w:sz w:val="28"/>
+          <w:szCs w:val="28"/>
+        </w:rPr>
+        <w:t xml:space="preserve">, </w:t>
+      </w:r>
+      <w:proofErr w:type="spellStart"/>
+      <w:r>
+        <w:rPr>
+          <w:rFonts w:ascii="Times New Roman" w:hAnsi="Times New Roman" w:cs="Times New Roman"/>
+          <w:sz w:val="28"/>
+          <w:szCs w:val="28"/>
+        </w:rPr>
+        <w:t>count_seriale</w:t>
+      </w:r>
+      <w:proofErr w:type="spellEnd"/>
+      <w:r>
+        <w:rPr>
+          <w:rFonts w:ascii="Times New Roman" w:hAnsi="Times New Roman" w:cs="Times New Roman"/>
+          <w:sz w:val="28"/>
+          <w:szCs w:val="28"/>
+        </w:rPr>
+        <w:t>) afișau constant valoarea zero la terminarea execuției. Cauza tehnică a fost crearea unui proces copil (</w:t>
+      </w:r>
+      <w:proofErr w:type="spellStart"/>
+      <w:r>
+        <w:rPr>
+          <w:rFonts w:ascii="Times New Roman" w:hAnsi="Times New Roman" w:cs="Times New Roman"/>
+          <w:sz w:val="28"/>
+          <w:szCs w:val="28"/>
+        </w:rPr>
+        <w:t>subshell</w:t>
+      </w:r>
+      <w:proofErr w:type="spellEnd"/>
+      <w:r>
+        <w:rPr>
+          <w:rFonts w:ascii="Times New Roman" w:hAnsi="Times New Roman" w:cs="Times New Roman"/>
+          <w:sz w:val="28"/>
+          <w:szCs w:val="28"/>
+        </w:rPr>
+        <w:t xml:space="preserve">) indus de utilizarea pipe-ului; modificările variabilelor în interiorul buclei nu se reflectau în procesul părinte. Problema a fost corectată prin înlocuirea pipe-ului cu tehnica </w:t>
+      </w:r>
+      <w:proofErr w:type="spellStart"/>
+      <w:r>
+        <w:rPr>
+          <w:rFonts w:ascii="Times New Roman" w:hAnsi="Times New Roman" w:cs="Times New Roman"/>
+          <w:i/>
+          <w:iCs/>
+          <w:sz w:val="28"/>
+          <w:szCs w:val="28"/>
+        </w:rPr>
+        <w:t>Process</w:t>
+      </w:r>
+      <w:proofErr w:type="spellEnd"/>
+      <w:r>
+        <w:rPr>
+          <w:rFonts w:ascii="Times New Roman" w:hAnsi="Times New Roman" w:cs="Times New Roman"/>
+          <w:i/>
+          <w:iCs/>
+          <w:sz w:val="28"/>
+          <w:szCs w:val="28"/>
+        </w:rPr>
+        <w:t xml:space="preserve"> </w:t>
+      </w:r>
+      <w:proofErr w:type="spellStart"/>
+      <w:r>
+        <w:rPr>
+          <w:rFonts w:ascii="Times New Roman" w:hAnsi="Times New Roman" w:cs="Times New Roman"/>
+          <w:i/>
+          <w:iCs/>
+          <w:sz w:val="28"/>
+          <w:szCs w:val="28"/>
+        </w:rPr>
+        <w:t>Substitution</w:t>
+      </w:r>
+      <w:proofErr w:type="spellEnd"/>
+      <w:r>
+        <w:rPr>
+          <w:rFonts w:ascii="Times New Roman" w:hAnsi="Times New Roman" w:cs="Times New Roman"/>
+          <w:sz w:val="28"/>
+          <w:szCs w:val="28"/>
+        </w:rPr>
+        <w:t xml:space="preserve"> (</w:t>
+      </w:r>
+      <w:proofErr w:type="spellStart"/>
+      <w:r>
+        <w:rPr>
+          <w:rFonts w:ascii="Times New Roman" w:hAnsi="Times New Roman" w:cs="Times New Roman"/>
+          <w:i/>
+          <w:iCs/>
+          <w:sz w:val="28"/>
+          <w:szCs w:val="28"/>
+        </w:rPr>
+        <w:t>done</w:t>
+      </w:r>
+      <w:proofErr w:type="spellEnd"/>
+      <w:r>
+        <w:rPr>
+          <w:rFonts w:ascii="Times New Roman" w:hAnsi="Times New Roman" w:cs="Times New Roman"/>
+          <w:i/>
+          <w:iCs/>
+          <w:sz w:val="28"/>
+          <w:szCs w:val="28"/>
+        </w:rPr>
+        <w:t xml:space="preserve"> &lt; &lt;(</w:t>
+      </w:r>
+      <w:proofErr w:type="spellStart"/>
+      <w:r>
+        <w:rPr>
+          <w:rFonts w:ascii="Times New Roman" w:hAnsi="Times New Roman" w:cs="Times New Roman"/>
+          <w:i/>
+          <w:iCs/>
+          <w:sz w:val="28"/>
+          <w:szCs w:val="28"/>
+        </w:rPr>
+        <w:t>find</w:t>
+      </w:r>
+      <w:proofErr w:type="spellEnd"/>
+      <w:r>
+        <w:rPr>
+          <w:rFonts w:ascii="Times New Roman" w:hAnsi="Times New Roman" w:cs="Times New Roman"/>
+          <w:i/>
+          <w:iCs/>
+          <w:sz w:val="28"/>
+          <w:szCs w:val="28"/>
+        </w:rPr>
+        <w:t xml:space="preserve"> ...)</w:t>
+      </w:r>
+      <w:r>
+        <w:rPr>
+          <w:rFonts w:ascii="Times New Roman" w:hAnsi="Times New Roman" w:cs="Times New Roman"/>
+          <w:sz w:val="28"/>
+          <w:szCs w:val="28"/>
+        </w:rPr>
+        <w:t>), păstrând execuția în firul principal.</w:t>
+      </w:r>
+    </w:p>
+    <w:p>
+      <w:pPr>
+        <w:numPr>
+          <w:ilvl w:val="0"/>
+          <w:numId w:val="9"/>
+        </w:numPr>
+        <w:spacing w:before="240"/>
+        <w:rPr>
+          <w:rFonts w:ascii="Times New Roman" w:hAnsi="Times New Roman" w:cs="Times New Roman"/>
+          <w:sz w:val="28"/>
+          <w:szCs w:val="28"/>
+        </w:rPr>
+      </w:pPr>
+      <w:r>
+        <w:rPr>
+          <w:rFonts w:ascii="Times New Roman" w:hAnsi="Times New Roman" w:cs="Times New Roman"/>
+          <w:b/>
+          <w:bCs/>
+          <w:sz w:val="28"/>
+          <w:szCs w:val="28"/>
+        </w:rPr>
+        <w:t xml:space="preserve">Erori de interogare API cauzate de </w:t>
+      </w:r>
+      <w:proofErr w:type="spellStart"/>
+      <w:r>
+        <w:rPr>
+          <w:rFonts w:ascii="Times New Roman" w:hAnsi="Times New Roman" w:cs="Times New Roman"/>
+          <w:b/>
+          <w:bCs/>
+          <w:sz w:val="28"/>
+          <w:szCs w:val="28"/>
+        </w:rPr>
+        <w:t>metadate</w:t>
+      </w:r>
+      <w:proofErr w:type="spellEnd"/>
+      <w:r>
+        <w:rPr>
+          <w:rFonts w:ascii="Times New Roman" w:hAnsi="Times New Roman" w:cs="Times New Roman"/>
+          <w:b/>
+          <w:bCs/>
+          <w:sz w:val="28"/>
+          <w:szCs w:val="28"/>
+        </w:rPr>
+        <w:t xml:space="preserve"> reziduale:</w:t>
+      </w:r>
+      <w:r>
+        <w:rPr>
+          <w:rFonts w:ascii="Times New Roman" w:hAnsi="Times New Roman" w:cs="Times New Roman"/>
+          <w:sz w:val="28"/>
+          <w:szCs w:val="28"/>
+        </w:rPr>
+        <w:t xml:space="preserve"> În etapele incipiente de testare, cererile trimise către </w:t>
+      </w:r>
+      <w:proofErr w:type="spellStart"/>
+      <w:r>
+        <w:rPr>
+          <w:rFonts w:ascii="Times New Roman" w:hAnsi="Times New Roman" w:cs="Times New Roman"/>
+          <w:sz w:val="28"/>
+          <w:szCs w:val="28"/>
+        </w:rPr>
+        <w:t>OMDb</w:t>
+      </w:r>
+      <w:proofErr w:type="spellEnd"/>
+      <w:r>
+        <w:rPr>
+          <w:rFonts w:ascii="Times New Roman" w:hAnsi="Times New Roman" w:cs="Times New Roman"/>
+          <w:sz w:val="28"/>
+          <w:szCs w:val="28"/>
+        </w:rPr>
+        <w:t xml:space="preserve"> API returnau frecvent erori (status de negăsire a filmului). S-a constatat un dublu fenomen: în primul rând, algoritmul de curățare nu elimina extensia fișierului, trimițând către server titluri eronate (ex. "</w:t>
+      </w:r>
+      <w:proofErr w:type="spellStart"/>
+      <w:r>
+        <w:rPr>
+          <w:rFonts w:ascii="Times New Roman" w:hAnsi="Times New Roman" w:cs="Times New Roman"/>
+          <w:sz w:val="28"/>
+          <w:szCs w:val="28"/>
+        </w:rPr>
+        <w:t>Inception.mkv</w:t>
+      </w:r>
+      <w:proofErr w:type="spellEnd"/>
+      <w:r>
+        <w:rPr>
+          <w:rFonts w:ascii="Times New Roman" w:hAnsi="Times New Roman" w:cs="Times New Roman"/>
+          <w:sz w:val="28"/>
+          <w:szCs w:val="28"/>
+        </w:rPr>
+        <w:t>" în loc de "</w:t>
+      </w:r>
+      <w:proofErr w:type="spellStart"/>
+      <w:r>
+        <w:rPr>
+          <w:rFonts w:ascii="Times New Roman" w:hAnsi="Times New Roman" w:cs="Times New Roman"/>
+          <w:sz w:val="28"/>
+          <w:szCs w:val="28"/>
+        </w:rPr>
+        <w:t>Inception</w:t>
+      </w:r>
+      <w:proofErr w:type="spellEnd"/>
+      <w:r>
+        <w:rPr>
+          <w:rFonts w:ascii="Times New Roman" w:hAnsi="Times New Roman" w:cs="Times New Roman"/>
+          <w:sz w:val="28"/>
+          <w:szCs w:val="28"/>
+        </w:rPr>
+        <w:t xml:space="preserve">"). În al doilea rând, titlurile ce conțineau spații nu erau valide direct într-o cerere HTTP. Aceasta a impus separarea prealabilă a extensiei și utilizarea </w:t>
+      </w:r>
+      <w:r>
+        <w:rPr>
+          <w:rFonts w:ascii="Times New Roman" w:hAnsi="Times New Roman" w:cs="Times New Roman"/>
+          <w:sz w:val="28"/>
+          <w:szCs w:val="28"/>
+        </w:rPr>
+        <w:lastRenderedPageBreak/>
+        <w:t xml:space="preserve">utilitarului </w:t>
+      </w:r>
+      <w:proofErr w:type="spellStart"/>
+      <w:r>
+        <w:rPr>
+          <w:rFonts w:ascii="Times New Roman" w:hAnsi="Times New Roman" w:cs="Times New Roman"/>
+          <w:i/>
+          <w:iCs/>
+          <w:sz w:val="28"/>
+          <w:szCs w:val="28"/>
+        </w:rPr>
+        <w:t>jq</w:t>
+      </w:r>
+      <w:proofErr w:type="spellEnd"/>
+      <w:r>
+        <w:rPr>
+          <w:rFonts w:ascii="Times New Roman" w:hAnsi="Times New Roman" w:cs="Times New Roman"/>
+          <w:i/>
+          <w:iCs/>
+          <w:sz w:val="28"/>
+          <w:szCs w:val="28"/>
+        </w:rPr>
+        <w:t xml:space="preserve"> (</w:t>
+      </w:r>
+      <w:proofErr w:type="spellStart"/>
+      <w:r>
+        <w:rPr>
+          <w:rFonts w:ascii="Times New Roman" w:hAnsi="Times New Roman" w:cs="Times New Roman"/>
+          <w:i/>
+          <w:iCs/>
+          <w:sz w:val="28"/>
+          <w:szCs w:val="28"/>
+        </w:rPr>
+        <w:t>jq</w:t>
+      </w:r>
+      <w:proofErr w:type="spellEnd"/>
+      <w:r>
+        <w:rPr>
+          <w:rFonts w:ascii="Times New Roman" w:hAnsi="Times New Roman" w:cs="Times New Roman"/>
+          <w:i/>
+          <w:iCs/>
+          <w:sz w:val="28"/>
+          <w:szCs w:val="28"/>
+        </w:rPr>
+        <w:t xml:space="preserve"> -</w:t>
+      </w:r>
+      <w:proofErr w:type="spellStart"/>
+      <w:r>
+        <w:rPr>
+          <w:rFonts w:ascii="Times New Roman" w:hAnsi="Times New Roman" w:cs="Times New Roman"/>
+          <w:i/>
+          <w:iCs/>
+          <w:sz w:val="28"/>
+          <w:szCs w:val="28"/>
+        </w:rPr>
+        <w:t>sRr</w:t>
+      </w:r>
+      <w:proofErr w:type="spellEnd"/>
+      <w:r>
+        <w:rPr>
+          <w:rFonts w:ascii="Times New Roman" w:hAnsi="Times New Roman" w:cs="Times New Roman"/>
+          <w:i/>
+          <w:iCs/>
+          <w:sz w:val="28"/>
+          <w:szCs w:val="28"/>
+        </w:rPr>
+        <w:t xml:space="preserve"> @uri)</w:t>
+      </w:r>
+      <w:r>
+        <w:rPr>
+          <w:rFonts w:ascii="Times New Roman" w:hAnsi="Times New Roman" w:cs="Times New Roman"/>
+          <w:sz w:val="28"/>
+          <w:szCs w:val="28"/>
+        </w:rPr>
+        <w:t xml:space="preserve"> pentru codificarea URL (transformarea spațiilor în %20), asigurând o comunicare stabilă cu serverul.</w:t>
+      </w:r>
+    </w:p>
+    <w:p>
+      <w:pPr>
+        <w:numPr>
+          <w:ilvl w:val="0"/>
+          <w:numId w:val="9"/>
+        </w:numPr>
+        <w:spacing w:before="240"/>
+        <w:rPr>
+          <w:rFonts w:ascii="Times New Roman" w:hAnsi="Times New Roman" w:cs="Times New Roman"/>
+          <w:sz w:val="28"/>
+          <w:szCs w:val="28"/>
+        </w:rPr>
+      </w:pPr>
+      <w:r>
+        <w:rPr>
+          <w:rFonts w:ascii="Times New Roman" w:hAnsi="Times New Roman" w:cs="Times New Roman"/>
+          <w:b/>
+          <w:bCs/>
+          <w:sz w:val="28"/>
+          <w:szCs w:val="28"/>
+        </w:rPr>
+        <w:t>Ordinea operațiilor în sistemul de jurnalizare (</w:t>
+      </w:r>
+      <w:proofErr w:type="spellStart"/>
+      <w:r>
+        <w:rPr>
+          <w:rFonts w:ascii="Times New Roman" w:hAnsi="Times New Roman" w:cs="Times New Roman"/>
+          <w:b/>
+          <w:bCs/>
+          <w:sz w:val="28"/>
+          <w:szCs w:val="28"/>
+        </w:rPr>
+        <w:t>Logging</w:t>
+      </w:r>
+      <w:proofErr w:type="spellEnd"/>
+      <w:r>
+        <w:rPr>
+          <w:rFonts w:ascii="Times New Roman" w:hAnsi="Times New Roman" w:cs="Times New Roman"/>
+          <w:b/>
+          <w:bCs/>
+          <w:sz w:val="28"/>
+          <w:szCs w:val="28"/>
+        </w:rPr>
+        <w:t>):</w:t>
+      </w:r>
+      <w:r>
+        <w:rPr>
+          <w:rFonts w:ascii="Times New Roman" w:hAnsi="Times New Roman" w:cs="Times New Roman"/>
+          <w:sz w:val="28"/>
+          <w:szCs w:val="28"/>
+        </w:rPr>
+        <w:t xml:space="preserve"> La primele execuții efectuate pe un mediu "curat", sistemul de </w:t>
+      </w:r>
+      <w:proofErr w:type="spellStart"/>
+      <w:r>
+        <w:rPr>
+          <w:rFonts w:ascii="Times New Roman" w:hAnsi="Times New Roman" w:cs="Times New Roman"/>
+          <w:sz w:val="28"/>
+          <w:szCs w:val="28"/>
+        </w:rPr>
+        <w:t>logging</w:t>
+      </w:r>
+      <w:proofErr w:type="spellEnd"/>
+      <w:r>
+        <w:rPr>
+          <w:rFonts w:ascii="Times New Roman" w:hAnsi="Times New Roman" w:cs="Times New Roman"/>
+          <w:sz w:val="28"/>
+          <w:szCs w:val="28"/>
+        </w:rPr>
+        <w:t xml:space="preserve"> eșua deoarece scriptul încerca să scrie detalii în fișierul </w:t>
+      </w:r>
+      <w:r>
+        <w:rPr>
+          <w:rFonts w:ascii="Times New Roman" w:hAnsi="Times New Roman" w:cs="Times New Roman"/>
+          <w:i/>
+          <w:iCs/>
+          <w:sz w:val="28"/>
+          <w:szCs w:val="28"/>
+        </w:rPr>
+        <w:t>raport_organizare.log</w:t>
+      </w:r>
+      <w:r>
+        <w:rPr>
+          <w:rFonts w:ascii="Times New Roman" w:hAnsi="Times New Roman" w:cs="Times New Roman"/>
+          <w:sz w:val="28"/>
+          <w:szCs w:val="28"/>
+        </w:rPr>
+        <w:t xml:space="preserve"> înainte ca directorul de destinație specificat ($MEDIA_DIR) să fie creat fizic pe disc. Această problemă legată de ciclul de viață al fișierelor a fost remediată rapid prin plasarea comenzii </w:t>
+      </w:r>
+      <w:proofErr w:type="spellStart"/>
+      <w:r>
+        <w:rPr>
+          <w:rFonts w:ascii="Times New Roman" w:hAnsi="Times New Roman" w:cs="Times New Roman"/>
+          <w:i/>
+          <w:iCs/>
+          <w:sz w:val="28"/>
+          <w:szCs w:val="28"/>
+        </w:rPr>
+        <w:t>mkdir</w:t>
+      </w:r>
+      <w:proofErr w:type="spellEnd"/>
+      <w:r>
+        <w:rPr>
+          <w:rFonts w:ascii="Times New Roman" w:hAnsi="Times New Roman" w:cs="Times New Roman"/>
+          <w:i/>
+          <w:iCs/>
+          <w:sz w:val="28"/>
+          <w:szCs w:val="28"/>
+        </w:rPr>
+        <w:t xml:space="preserve"> -p "$MEDIA_DIR"</w:t>
+      </w:r>
+      <w:r>
+        <w:rPr>
+          <w:rFonts w:ascii="Times New Roman" w:hAnsi="Times New Roman" w:cs="Times New Roman"/>
+          <w:sz w:val="28"/>
+          <w:szCs w:val="28"/>
+        </w:rPr>
+        <w:t xml:space="preserve"> înaintea definirii funcției de </w:t>
+      </w:r>
+      <w:proofErr w:type="spellStart"/>
+      <w:r>
+        <w:rPr>
+          <w:rFonts w:ascii="Times New Roman" w:hAnsi="Times New Roman" w:cs="Times New Roman"/>
+          <w:sz w:val="28"/>
+          <w:szCs w:val="28"/>
+        </w:rPr>
+        <w:t>logging</w:t>
+      </w:r>
+      <w:proofErr w:type="spellEnd"/>
+      <w:r>
+        <w:rPr>
+          <w:rFonts w:ascii="Times New Roman" w:hAnsi="Times New Roman" w:cs="Times New Roman"/>
+          <w:sz w:val="28"/>
+          <w:szCs w:val="28"/>
+        </w:rPr>
+        <w:t>.</w:t>
+      </w:r>
+    </w:p>
+    <w:p>
+      <w:pPr>
+        <w:spacing w:before="240"/>
+        <w:rPr>
+          <w:rFonts w:ascii="Times New Roman" w:hAnsi="Times New Roman" w:cs="Times New Roman"/>
+          <w:sz w:val="28"/>
+          <w:szCs w:val="28"/>
+        </w:rPr>
+      </w:pPr>
+    </w:p>
+    <w:p>
+      <w:pPr>
+        <w:spacing w:before="240"/>
+        <w:rPr>
+          <w:rFonts w:ascii="Times New Roman" w:hAnsi="Times New Roman" w:cs="Times New Roman"/>
+          <w:sz w:val="28"/>
+          <w:szCs w:val="28"/>
+        </w:rPr>
+      </w:pPr>
+    </w:p>
+    <w:p>
+      <w:pPr>
+        <w:spacing w:before="240"/>
+        <w:rPr>
+          <w:rFonts w:ascii="Times New Roman" w:hAnsi="Times New Roman" w:cs="Times New Roman"/>
+          <w:sz w:val="28"/>
+          <w:szCs w:val="28"/>
+        </w:rPr>
+      </w:pPr>
+    </w:p>
+    <w:p>
+      <w:pPr>
+        <w:spacing w:before="240"/>
+        <w:rPr>
+          <w:rFonts w:ascii="Times New Roman" w:hAnsi="Times New Roman" w:cs="Times New Roman"/>
+          <w:sz w:val="28"/>
+          <w:szCs w:val="28"/>
+        </w:rPr>
+      </w:pPr>
+    </w:p>
+    <w:p>
+      <w:pPr>
+        <w:spacing w:before="240"/>
+        <w:rPr>
+          <w:rFonts w:ascii="Times New Roman" w:hAnsi="Times New Roman" w:cs="Times New Roman"/>
+          <w:sz w:val="28"/>
+          <w:szCs w:val="28"/>
+        </w:rPr>
+      </w:pPr>
+    </w:p>
+    <w:p>
+      <w:pPr>
+        <w:spacing w:before="240"/>
+        <w:rPr>
+          <w:rFonts w:ascii="Times New Roman" w:hAnsi="Times New Roman" w:cs="Times New Roman"/>
+          <w:sz w:val="28"/>
+          <w:szCs w:val="28"/>
+        </w:rPr>
+      </w:pPr>
+    </w:p>
+    <w:p>
+      <w:pPr>
+        <w:spacing w:before="240"/>
+        <w:rPr>
+          <w:rFonts w:ascii="Times New Roman" w:hAnsi="Times New Roman" w:cs="Times New Roman"/>
+          <w:sz w:val="28"/>
+          <w:szCs w:val="28"/>
+        </w:rPr>
+      </w:pPr>
+    </w:p>
+    <w:p>
+      <w:pPr>
+        <w:spacing w:before="240"/>
+        <w:rPr>
+          <w:rFonts w:ascii="Times New Roman" w:hAnsi="Times New Roman" w:cs="Times New Roman"/>
+          <w:sz w:val="28"/>
+          <w:szCs w:val="28"/>
+        </w:rPr>
+      </w:pPr>
+    </w:p>
+    <w:p>
+      <w:pPr>
+        <w:spacing w:before="240"/>
+        <w:rPr>
+          <w:rFonts w:ascii="Times New Roman" w:hAnsi="Times New Roman" w:cs="Times New Roman"/>
+          <w:sz w:val="28"/>
+          <w:szCs w:val="28"/>
+        </w:rPr>
+      </w:pPr>
+    </w:p>
+    <w:p>
+      <w:pPr>
+        <w:spacing w:before="240"/>
+        <w:rPr>
+          <w:rFonts w:ascii="Times New Roman" w:hAnsi="Times New Roman" w:cs="Times New Roman"/>
+          <w:sz w:val="28"/>
+          <w:szCs w:val="28"/>
+        </w:rPr>
+      </w:pPr>
+    </w:p>
+    <w:p>
+      <w:pPr>
+        <w:spacing w:before="240"/>
+        <w:rPr>
+          <w:rFonts w:ascii="Times New Roman" w:hAnsi="Times New Roman" w:cs="Times New Roman"/>
+          <w:sz w:val="28"/>
+          <w:szCs w:val="28"/>
+        </w:rPr>
+      </w:pPr>
+    </w:p>
+    <w:p>
+      <w:pPr>
+        <w:spacing w:before="240"/>
+        <w:rPr>
+          <w:rFonts w:ascii="Times New Roman" w:hAnsi="Times New Roman" w:cs="Times New Roman"/>
+          <w:sz w:val="28"/>
+          <w:szCs w:val="28"/>
+        </w:rPr>
+      </w:pPr>
+    </w:p>
+    <w:p>
+      <w:pPr>
+        <w:spacing w:before="240"/>
+        <w:rPr>
+          <w:rFonts w:ascii="Times New Roman" w:hAnsi="Times New Roman" w:cs="Times New Roman"/>
+          <w:sz w:val="28"/>
+          <w:szCs w:val="28"/>
+        </w:rPr>
+      </w:pPr>
+    </w:p>
+    <w:p>
+      <w:pPr>
+        <w:pStyle w:val="Titlu1"/>
+        <w:pBdr>
+          <w:bottom w:val="single" w:sz="6" w:space="4" w:color="2E75B6"/>
+        </w:pBdr>
+        <w:jc w:val="center"/>
+        <w:rPr>
+          <w:rFonts w:ascii="Times New Roman" w:hAnsi="Times New Roman" w:cs="Times New Roman"/>
+          <w:sz w:val="56"/>
+          <w:szCs w:val="56"/>
+        </w:rPr>
+      </w:pPr>
+      <w:r>
+        <w:rPr>
+          <w:rFonts w:ascii="Times New Roman" w:hAnsi="Times New Roman" w:cs="Times New Roman"/>
+          <w:sz w:val="56"/>
+          <w:szCs w:val="56"/>
+        </w:rPr>
+        <w:lastRenderedPageBreak/>
+        <w:t xml:space="preserve">7 </w:t>
+      </w:r>
+      <w:r>
+        <w:rPr>
+          <w:rFonts w:ascii="Times New Roman" w:hAnsi="Times New Roman" w:cs="Times New Roman"/>
+          <w:sz w:val="56"/>
+          <w:szCs w:val="56"/>
+        </w:rPr>
+        <w:t xml:space="preserve">  </w:t>
+      </w:r>
+      <w:r>
+        <w:rPr>
+          <w:rFonts w:ascii="Times New Roman" w:hAnsi="Times New Roman" w:cs="Times New Roman"/>
+          <w:sz w:val="56"/>
+          <w:szCs w:val="56"/>
+        </w:rPr>
+        <w:t>Ghid de rulare</w:t>
+      </w:r>
+    </w:p>
+    <w:p>
+      <w:pPr>
+        <w:spacing w:before="240"/>
+        <w:rPr>
+          <w:rFonts w:ascii="Times New Roman" w:hAnsi="Times New Roman" w:cs="Times New Roman"/>
+          <w:sz w:val="28"/>
+          <w:szCs w:val="28"/>
+        </w:rPr>
+      </w:pPr>
+    </w:p>
+    <w:p>
+      <w:pPr>
+        <w:spacing w:before="240"/>
+        <w:ind w:firstLine="708"/>
+        <w:rPr>
+          <w:rFonts w:ascii="Times New Roman" w:hAnsi="Times New Roman" w:cs="Times New Roman"/>
+          <w:sz w:val="28"/>
+          <w:szCs w:val="28"/>
+        </w:rPr>
+      </w:pPr>
+      <w:r>
+        <w:rPr>
+          <w:rFonts w:ascii="Times New Roman" w:hAnsi="Times New Roman" w:cs="Times New Roman"/>
+          <w:sz w:val="28"/>
+          <w:szCs w:val="28"/>
+        </w:rPr>
+        <w:t>Pentru a asigura o implementare corectă și o execuție fără erori a utilitarului de organizare pe un sistem de operare Linux nou, se vor respecta următoarele etape stricte de configurare și rulare:</w:t>
+      </w:r>
+    </w:p>
+    <w:p>
+      <w:pPr>
+        <w:numPr>
+          <w:ilvl w:val="0"/>
+          <w:numId w:val="12"/>
+        </w:numPr>
+        <w:spacing w:before="240"/>
+        <w:rPr>
+          <w:rFonts w:ascii="Times New Roman" w:hAnsi="Times New Roman" w:cs="Times New Roman"/>
+          <w:sz w:val="28"/>
+          <w:szCs w:val="28"/>
+        </w:rPr>
+      </w:pPr>
+      <w:r>
+        <w:rPr>
+          <w:rFonts w:ascii="Times New Roman" w:hAnsi="Times New Roman" w:cs="Times New Roman"/>
+          <w:b/>
+          <w:bCs/>
+          <w:sz w:val="28"/>
+          <w:szCs w:val="28"/>
+        </w:rPr>
+        <w:t>Definirea configurației externe</w:t>
+      </w:r>
+      <w:r>
+        <w:rPr>
+          <w:rFonts w:ascii="Times New Roman" w:hAnsi="Times New Roman" w:cs="Times New Roman"/>
+          <w:b/>
+          <w:bCs/>
+          <w:sz w:val="28"/>
+          <w:szCs w:val="28"/>
+        </w:rPr>
+        <w:t>:</w:t>
+      </w:r>
+      <w:r>
+        <w:rPr>
+          <w:rFonts w:ascii="Times New Roman" w:hAnsi="Times New Roman" w:cs="Times New Roman"/>
+          <w:sz w:val="28"/>
+          <w:szCs w:val="28"/>
+        </w:rPr>
+        <w:t xml:space="preserve"> În același director în care se află scriptul principal, trebuie creat sau editat fișierul de configurare denumit obligatoriu </w:t>
+      </w:r>
+      <w:proofErr w:type="spellStart"/>
+      <w:r>
+        <w:rPr>
+          <w:rFonts w:ascii="Times New Roman" w:hAnsi="Times New Roman" w:cs="Times New Roman"/>
+          <w:i/>
+          <w:iCs/>
+          <w:sz w:val="28"/>
+          <w:szCs w:val="28"/>
+        </w:rPr>
+        <w:t>config.cfg</w:t>
+      </w:r>
+      <w:proofErr w:type="spellEnd"/>
+      <w:r>
+        <w:rPr>
+          <w:rFonts w:ascii="Times New Roman" w:hAnsi="Times New Roman" w:cs="Times New Roman"/>
+          <w:sz w:val="28"/>
+          <w:szCs w:val="28"/>
+        </w:rPr>
+        <w:t xml:space="preserve">. Acesta trebuie să conțină căile absolute către directoarele de lucru și cheia privată pentru interogarea </w:t>
+      </w:r>
+      <w:proofErr w:type="spellStart"/>
+      <w:r>
+        <w:rPr>
+          <w:rFonts w:ascii="Times New Roman" w:hAnsi="Times New Roman" w:cs="Times New Roman"/>
+          <w:sz w:val="28"/>
+          <w:szCs w:val="28"/>
+        </w:rPr>
+        <w:t>OMDb</w:t>
+      </w:r>
+      <w:proofErr w:type="spellEnd"/>
+      <w:r>
+        <w:rPr>
+          <w:rFonts w:ascii="Times New Roman" w:hAnsi="Times New Roman" w:cs="Times New Roman"/>
+          <w:sz w:val="28"/>
+          <w:szCs w:val="28"/>
+        </w:rPr>
+        <w:t xml:space="preserve"> API, având următoarea structură de bază: DOWNLOADS_DIR="/</w:t>
+      </w:r>
+      <w:proofErr w:type="spellStart"/>
+      <w:r>
+        <w:rPr>
+          <w:rFonts w:ascii="Times New Roman" w:hAnsi="Times New Roman" w:cs="Times New Roman"/>
+          <w:sz w:val="28"/>
+          <w:szCs w:val="28"/>
+        </w:rPr>
+        <w:t>home</w:t>
+      </w:r>
+      <w:proofErr w:type="spellEnd"/>
+      <w:r>
+        <w:rPr>
+          <w:rFonts w:ascii="Times New Roman" w:hAnsi="Times New Roman" w:cs="Times New Roman"/>
+          <w:sz w:val="28"/>
+          <w:szCs w:val="28"/>
+        </w:rPr>
+        <w:t>/</w:t>
+      </w:r>
+      <w:proofErr w:type="spellStart"/>
+      <w:r>
+        <w:rPr>
+          <w:rFonts w:ascii="Times New Roman" w:hAnsi="Times New Roman" w:cs="Times New Roman"/>
+          <w:sz w:val="28"/>
+          <w:szCs w:val="28"/>
+        </w:rPr>
+        <w:t>lic</w:t>
+      </w:r>
+      <w:proofErr w:type="spellEnd"/>
+      <w:r>
+        <w:rPr>
+          <w:rFonts w:ascii="Times New Roman" w:hAnsi="Times New Roman" w:cs="Times New Roman"/>
+          <w:sz w:val="28"/>
+          <w:szCs w:val="28"/>
+        </w:rPr>
+        <w:t>/Desktop/practica/</w:t>
+      </w:r>
+      <w:proofErr w:type="spellStart"/>
+      <w:r>
+        <w:rPr>
+          <w:rFonts w:ascii="Times New Roman" w:hAnsi="Times New Roman" w:cs="Times New Roman"/>
+          <w:sz w:val="28"/>
+          <w:szCs w:val="28"/>
+        </w:rPr>
+        <w:t>Downloads</w:t>
+      </w:r>
+      <w:proofErr w:type="spellEnd"/>
+      <w:r>
+        <w:rPr>
+          <w:rFonts w:ascii="Times New Roman" w:hAnsi="Times New Roman" w:cs="Times New Roman"/>
+          <w:sz w:val="28"/>
+          <w:szCs w:val="28"/>
+        </w:rPr>
+        <w:t>" MEDIA_DIR="</w:t>
+      </w:r>
+      <w:r>
+        <w:rPr>
+          <w:rFonts w:ascii="Times New Roman" w:hAnsi="Times New Roman" w:cs="Times New Roman"/>
+          <w:sz w:val="28"/>
+          <w:szCs w:val="28"/>
+        </w:rPr>
+        <w:t>/</w:t>
+      </w:r>
+      <w:proofErr w:type="spellStart"/>
+      <w:r>
+        <w:rPr>
+          <w:rFonts w:ascii="Times New Roman" w:hAnsi="Times New Roman" w:cs="Times New Roman"/>
+          <w:sz w:val="28"/>
+          <w:szCs w:val="28"/>
+        </w:rPr>
+        <w:t>home</w:t>
+      </w:r>
+      <w:proofErr w:type="spellEnd"/>
+      <w:r>
+        <w:rPr>
+          <w:rFonts w:ascii="Times New Roman" w:hAnsi="Times New Roman" w:cs="Times New Roman"/>
+          <w:sz w:val="28"/>
+          <w:szCs w:val="28"/>
+        </w:rPr>
+        <w:t>/</w:t>
+      </w:r>
+      <w:proofErr w:type="spellStart"/>
+      <w:r>
+        <w:rPr>
+          <w:rFonts w:ascii="Times New Roman" w:hAnsi="Times New Roman" w:cs="Times New Roman"/>
+          <w:sz w:val="28"/>
+          <w:szCs w:val="28"/>
+        </w:rPr>
+        <w:t>lic</w:t>
+      </w:r>
+      <w:proofErr w:type="spellEnd"/>
+      <w:r>
+        <w:rPr>
+          <w:rFonts w:ascii="Times New Roman" w:hAnsi="Times New Roman" w:cs="Times New Roman"/>
+          <w:sz w:val="28"/>
+          <w:szCs w:val="28"/>
+        </w:rPr>
+        <w:t>/Desktop/practica/Media</w:t>
+      </w:r>
+      <w:r>
+        <w:rPr>
+          <w:rFonts w:ascii="Times New Roman" w:hAnsi="Times New Roman" w:cs="Times New Roman"/>
+          <w:sz w:val="28"/>
+          <w:szCs w:val="28"/>
+        </w:rPr>
+        <w:t xml:space="preserve">" </w:t>
+      </w:r>
+      <w:r>
+        <w:rPr>
+          <w:rFonts w:ascii="Times New Roman" w:hAnsi="Times New Roman" w:cs="Times New Roman"/>
+          <w:sz w:val="28"/>
+          <w:szCs w:val="28"/>
+        </w:rPr>
+        <w:t xml:space="preserve">          </w:t>
+      </w:r>
+      <w:r>
+        <w:rPr>
+          <w:rFonts w:ascii="Times New Roman" w:hAnsi="Times New Roman" w:cs="Times New Roman"/>
+          <w:sz w:val="28"/>
+          <w:szCs w:val="28"/>
+        </w:rPr>
+        <w:t>API_KEY="chei</w:t>
+      </w:r>
+      <w:r>
+        <w:rPr>
+          <w:rFonts w:ascii="Times New Roman" w:hAnsi="Times New Roman" w:cs="Times New Roman"/>
+          <w:sz w:val="28"/>
+          <w:szCs w:val="28"/>
+        </w:rPr>
+        <w:t>e</w:t>
+      </w:r>
+      <w:r>
+        <w:rPr>
+          <w:rFonts w:ascii="Times New Roman" w:hAnsi="Times New Roman" w:cs="Times New Roman"/>
+          <w:sz w:val="28"/>
+          <w:szCs w:val="28"/>
+        </w:rPr>
+        <w:t>"</w:t>
+      </w:r>
+    </w:p>
+    <w:p>
+      <w:pPr>
+        <w:numPr>
+          <w:ilvl w:val="0"/>
+          <w:numId w:val="12"/>
+        </w:numPr>
+        <w:spacing w:before="240"/>
+        <w:rPr>
+          <w:rFonts w:ascii="Times New Roman" w:hAnsi="Times New Roman" w:cs="Times New Roman"/>
+          <w:sz w:val="28"/>
+          <w:szCs w:val="28"/>
+        </w:rPr>
+      </w:pPr>
+      <w:r>
+        <w:rPr>
+          <w:rFonts w:ascii="Times New Roman" w:hAnsi="Times New Roman" w:cs="Times New Roman"/>
+          <w:b/>
+          <w:bCs/>
+          <w:sz w:val="28"/>
+          <w:szCs w:val="28"/>
+        </w:rPr>
+        <w:t>Acordarea permisiunilor de execuție</w:t>
+      </w:r>
+      <w:r>
+        <w:rPr>
+          <w:rFonts w:ascii="Times New Roman" w:hAnsi="Times New Roman" w:cs="Times New Roman"/>
+          <w:b/>
+          <w:bCs/>
+          <w:sz w:val="28"/>
+          <w:szCs w:val="28"/>
+        </w:rPr>
+        <w:t>:</w:t>
+      </w:r>
+      <w:r>
+        <w:rPr>
+          <w:rFonts w:ascii="Times New Roman" w:hAnsi="Times New Roman" w:cs="Times New Roman"/>
+          <w:sz w:val="28"/>
+          <w:szCs w:val="28"/>
+        </w:rPr>
+        <w:t xml:space="preserve"> În mod implicit, sistemul de operare restricționează rularea fișierelor text. Pentru a transforma scriptul într-un executabil recunoscut de sistem, trebuie acordate drepturi specifice prin intermediul terminalului: </w:t>
+      </w:r>
+      <w:proofErr w:type="spellStart"/>
+      <w:r>
+        <w:rPr>
+          <w:rFonts w:ascii="Times New Roman" w:hAnsi="Times New Roman" w:cs="Times New Roman"/>
+          <w:i/>
+          <w:iCs/>
+          <w:sz w:val="28"/>
+          <w:szCs w:val="28"/>
+        </w:rPr>
+        <w:t>chmod</w:t>
+      </w:r>
+      <w:proofErr w:type="spellEnd"/>
+      <w:r>
+        <w:rPr>
+          <w:rFonts w:ascii="Times New Roman" w:hAnsi="Times New Roman" w:cs="Times New Roman"/>
+          <w:i/>
+          <w:iCs/>
+          <w:sz w:val="28"/>
+          <w:szCs w:val="28"/>
+        </w:rPr>
+        <w:t xml:space="preserve"> +x organizare.sh</w:t>
+      </w:r>
+    </w:p>
+    <w:p>
+      <w:pPr>
+        <w:numPr>
+          <w:ilvl w:val="0"/>
+          <w:numId w:val="12"/>
+        </w:numPr>
+        <w:spacing w:before="240"/>
+        <w:rPr>
+          <w:rFonts w:ascii="Times New Roman" w:hAnsi="Times New Roman" w:cs="Times New Roman"/>
+          <w:sz w:val="28"/>
+          <w:szCs w:val="28"/>
+        </w:rPr>
+      </w:pPr>
+      <w:r>
+        <w:rPr>
+          <w:rFonts w:ascii="Times New Roman" w:hAnsi="Times New Roman" w:cs="Times New Roman"/>
+          <w:b/>
+          <w:bCs/>
+          <w:sz w:val="28"/>
+          <w:szCs w:val="28"/>
+        </w:rPr>
+        <w:t>Rularea manuală (Modul Interactiv)</w:t>
+      </w:r>
+      <w:r>
+        <w:rPr>
+          <w:rFonts w:ascii="Times New Roman" w:hAnsi="Times New Roman" w:cs="Times New Roman"/>
+          <w:b/>
+          <w:bCs/>
+          <w:sz w:val="28"/>
+          <w:szCs w:val="28"/>
+        </w:rPr>
+        <w:t>:</w:t>
+      </w:r>
+      <w:r>
+        <w:rPr>
+          <w:rFonts w:ascii="Times New Roman" w:hAnsi="Times New Roman" w:cs="Times New Roman"/>
+          <w:sz w:val="28"/>
+          <w:szCs w:val="28"/>
+        </w:rPr>
+        <w:t xml:space="preserve"> Pentru o primă organizare a fișierelor existente sau pentru testarea validității </w:t>
+      </w:r>
+      <w:proofErr w:type="spellStart"/>
+      <w:r>
+        <w:rPr>
+          <w:rFonts w:ascii="Times New Roman" w:hAnsi="Times New Roman" w:cs="Times New Roman"/>
+          <w:sz w:val="28"/>
+          <w:szCs w:val="28"/>
+        </w:rPr>
+        <w:t>metadatelor</w:t>
+      </w:r>
+      <w:proofErr w:type="spellEnd"/>
+      <w:r>
+        <w:rPr>
+          <w:rFonts w:ascii="Times New Roman" w:hAnsi="Times New Roman" w:cs="Times New Roman"/>
+          <w:sz w:val="28"/>
+          <w:szCs w:val="28"/>
+        </w:rPr>
+        <w:t xml:space="preserve">, scriptul poate fi apelat direct din linia de comandă. Asigurați-vă că sunteți în directorul aferent scriptului și rulați: </w:t>
+      </w:r>
+      <w:r>
+        <w:rPr>
+          <w:rFonts w:ascii="Times New Roman" w:hAnsi="Times New Roman" w:cs="Times New Roman"/>
+          <w:i/>
+          <w:iCs/>
+          <w:sz w:val="28"/>
+          <w:szCs w:val="28"/>
+        </w:rPr>
+        <w:t>./organizare.sh</w:t>
+      </w:r>
+      <w:r>
+        <w:rPr>
+          <w:rFonts w:ascii="Times New Roman" w:hAnsi="Times New Roman" w:cs="Times New Roman"/>
+          <w:i/>
+          <w:iCs/>
+          <w:sz w:val="28"/>
+          <w:szCs w:val="28"/>
+        </w:rPr>
+        <w:t>.</w:t>
+      </w:r>
+      <w:r>
+        <w:rPr>
+          <w:rFonts w:ascii="Times New Roman" w:hAnsi="Times New Roman" w:cs="Times New Roman"/>
+          <w:i/>
+          <w:iCs/>
+          <w:sz w:val="28"/>
+          <w:szCs w:val="28"/>
+        </w:rPr>
+        <w:t xml:space="preserve"> </w:t>
+      </w:r>
+      <w:r>
+        <w:rPr>
+          <w:rFonts w:ascii="Times New Roman" w:hAnsi="Times New Roman" w:cs="Times New Roman"/>
+          <w:sz w:val="28"/>
+          <w:szCs w:val="28"/>
+        </w:rPr>
+        <w:t>La finalul execuției, utilitarul va afișa în consolă un sumar statistic al tuturor fișierelor mutate și ordonate.</w:t>
+      </w:r>
+    </w:p>
+    <w:p>
+      <w:pPr>
+        <w:numPr>
+          <w:ilvl w:val="0"/>
+          <w:numId w:val="12"/>
+        </w:numPr>
+        <w:spacing w:before="240"/>
+        <w:rPr>
+          <w:rFonts w:ascii="Times New Roman" w:hAnsi="Times New Roman" w:cs="Times New Roman"/>
+          <w:i/>
+          <w:iCs/>
+          <w:sz w:val="28"/>
+          <w:szCs w:val="28"/>
+        </w:rPr>
+      </w:pPr>
+      <w:r>
+        <w:rPr>
+          <w:rFonts w:ascii="Times New Roman" w:hAnsi="Times New Roman" w:cs="Times New Roman"/>
+          <w:b/>
+          <w:bCs/>
+          <w:sz w:val="28"/>
+          <w:szCs w:val="28"/>
+        </w:rPr>
+        <w:t>Automatizarea execuției</w:t>
+      </w:r>
+      <w:r>
+        <w:rPr>
+          <w:rFonts w:ascii="Times New Roman" w:hAnsi="Times New Roman" w:cs="Times New Roman"/>
+          <w:b/>
+          <w:bCs/>
+          <w:sz w:val="28"/>
+          <w:szCs w:val="28"/>
+        </w:rPr>
+        <w:t>:</w:t>
+      </w:r>
+      <w:r>
+        <w:rPr>
+          <w:rFonts w:ascii="Times New Roman" w:hAnsi="Times New Roman" w:cs="Times New Roman"/>
+          <w:sz w:val="28"/>
+          <w:szCs w:val="28"/>
+        </w:rPr>
+        <w:t xml:space="preserve"> Pentru a activa capabilitatea de organizare autonomă, programată să ruleze zilnic la miezul nopții, se va accesa tabelul de planificare al sistemului utilizând comanda: </w:t>
+      </w:r>
+      <w:proofErr w:type="spellStart"/>
+      <w:r>
+        <w:rPr>
+          <w:rFonts w:ascii="Times New Roman" w:hAnsi="Times New Roman" w:cs="Times New Roman"/>
+          <w:i/>
+          <w:iCs/>
+          <w:sz w:val="28"/>
+          <w:szCs w:val="28"/>
+        </w:rPr>
+        <w:t>crontab</w:t>
+      </w:r>
+      <w:proofErr w:type="spellEnd"/>
+      <w:r>
+        <w:rPr>
+          <w:rFonts w:ascii="Times New Roman" w:hAnsi="Times New Roman" w:cs="Times New Roman"/>
+          <w:i/>
+          <w:iCs/>
+          <w:sz w:val="28"/>
+          <w:szCs w:val="28"/>
+        </w:rPr>
+        <w:t xml:space="preserve"> -e</w:t>
+      </w:r>
+      <w:r>
+        <w:rPr>
+          <w:rFonts w:ascii="Times New Roman" w:hAnsi="Times New Roman" w:cs="Times New Roman"/>
+          <w:i/>
+          <w:iCs/>
+          <w:sz w:val="28"/>
+          <w:szCs w:val="28"/>
+        </w:rPr>
+        <w:t>.</w:t>
+      </w:r>
+      <w:r>
+        <w:rPr>
+          <w:rFonts w:ascii="Times New Roman" w:hAnsi="Times New Roman" w:cs="Times New Roman"/>
+          <w:sz w:val="28"/>
+          <w:szCs w:val="28"/>
+        </w:rPr>
+        <w:t xml:space="preserve"> În editorul deschis, se va adăuga o nouă regulă. Este critic să se folosească calea absolută către script și să se redirecționeze ieșirile standard și de eroare către /</w:t>
+      </w:r>
+      <w:proofErr w:type="spellStart"/>
+      <w:r>
+        <w:rPr>
+          <w:rFonts w:ascii="Times New Roman" w:hAnsi="Times New Roman" w:cs="Times New Roman"/>
+          <w:sz w:val="28"/>
+          <w:szCs w:val="28"/>
+        </w:rPr>
+        <w:t>dev</w:t>
+      </w:r>
+      <w:proofErr w:type="spellEnd"/>
+      <w:r>
+        <w:rPr>
+          <w:rFonts w:ascii="Times New Roman" w:hAnsi="Times New Roman" w:cs="Times New Roman"/>
+          <w:sz w:val="28"/>
+          <w:szCs w:val="28"/>
+        </w:rPr>
+        <w:t>/</w:t>
+      </w:r>
+      <w:proofErr w:type="spellStart"/>
+      <w:r>
+        <w:rPr>
+          <w:rFonts w:ascii="Times New Roman" w:hAnsi="Times New Roman" w:cs="Times New Roman"/>
+          <w:sz w:val="28"/>
+          <w:szCs w:val="28"/>
+        </w:rPr>
+        <w:t>null</w:t>
+      </w:r>
+      <w:proofErr w:type="spellEnd"/>
+      <w:r>
+        <w:rPr>
+          <w:rFonts w:ascii="Times New Roman" w:hAnsi="Times New Roman" w:cs="Times New Roman"/>
+          <w:sz w:val="28"/>
+          <w:szCs w:val="28"/>
+        </w:rPr>
+        <w:t xml:space="preserve">, pentru a preveni umplerea jurnalelor de sistem: </w:t>
+      </w:r>
+      <w:r>
+        <w:rPr>
+          <w:rFonts w:ascii="Times New Roman" w:hAnsi="Times New Roman" w:cs="Times New Roman"/>
+          <w:i/>
+          <w:iCs/>
+          <w:sz w:val="28"/>
+          <w:szCs w:val="28"/>
+        </w:rPr>
+        <w:t>0 0 * * * /cale/absoluta/catre/organizare.sh &gt;/</w:t>
+      </w:r>
+      <w:proofErr w:type="spellStart"/>
+      <w:r>
+        <w:rPr>
+          <w:rFonts w:ascii="Times New Roman" w:hAnsi="Times New Roman" w:cs="Times New Roman"/>
+          <w:i/>
+          <w:iCs/>
+          <w:sz w:val="28"/>
+          <w:szCs w:val="28"/>
+        </w:rPr>
+        <w:t>dev</w:t>
+      </w:r>
+      <w:proofErr w:type="spellEnd"/>
+      <w:r>
+        <w:rPr>
+          <w:rFonts w:ascii="Times New Roman" w:hAnsi="Times New Roman" w:cs="Times New Roman"/>
+          <w:i/>
+          <w:iCs/>
+          <w:sz w:val="28"/>
+          <w:szCs w:val="28"/>
+        </w:rPr>
+        <w:t>/</w:t>
+      </w:r>
+      <w:proofErr w:type="spellStart"/>
+      <w:r>
+        <w:rPr>
+          <w:rFonts w:ascii="Times New Roman" w:hAnsi="Times New Roman" w:cs="Times New Roman"/>
+          <w:i/>
+          <w:iCs/>
+          <w:sz w:val="28"/>
+          <w:szCs w:val="28"/>
+        </w:rPr>
+        <w:t>null</w:t>
+      </w:r>
+      <w:proofErr w:type="spellEnd"/>
+      <w:r>
+        <w:rPr>
+          <w:rFonts w:ascii="Times New Roman" w:hAnsi="Times New Roman" w:cs="Times New Roman"/>
+          <w:i/>
+          <w:iCs/>
+          <w:sz w:val="28"/>
+          <w:szCs w:val="28"/>
+        </w:rPr>
+        <w:t xml:space="preserve"> 2&gt;&amp;1</w:t>
+      </w:r>
+    </w:p>
+    <w:p>
+      <w:pPr>
+        <w:numPr>
+          <w:ilvl w:val="0"/>
+          <w:numId w:val="12"/>
+        </w:numPr>
+        <w:spacing w:before="240"/>
+        <w:rPr>
+          <w:rFonts w:ascii="Times New Roman" w:hAnsi="Times New Roman" w:cs="Times New Roman"/>
+          <w:i/>
+          <w:iCs/>
+          <w:sz w:val="28"/>
+          <w:szCs w:val="28"/>
+        </w:rPr>
+      </w:pPr>
+      <w:r>
+        <w:rPr>
+          <w:rFonts w:ascii="Times New Roman" w:hAnsi="Times New Roman" w:cs="Times New Roman"/>
+          <w:b/>
+          <w:bCs/>
+          <w:sz w:val="28"/>
+          <w:szCs w:val="28"/>
+        </w:rPr>
+        <w:lastRenderedPageBreak/>
+        <w:t>Monitorizare și Jurnalizare</w:t>
+      </w:r>
+      <w:r>
+        <w:rPr>
+          <w:rFonts w:ascii="Times New Roman" w:hAnsi="Times New Roman" w:cs="Times New Roman"/>
+          <w:b/>
+          <w:bCs/>
+          <w:sz w:val="28"/>
+          <w:szCs w:val="28"/>
+        </w:rPr>
+        <w:t>:</w:t>
+      </w:r>
+      <w:r>
+        <w:rPr>
+          <w:rFonts w:ascii="Times New Roman" w:hAnsi="Times New Roman" w:cs="Times New Roman"/>
+          <w:sz w:val="28"/>
+          <w:szCs w:val="28"/>
+        </w:rPr>
+        <w:t xml:space="preserve"> Deoarece rularea prin </w:t>
+      </w:r>
+      <w:proofErr w:type="spellStart"/>
+      <w:r>
+        <w:rPr>
+          <w:rFonts w:ascii="Times New Roman" w:hAnsi="Times New Roman" w:cs="Times New Roman"/>
+          <w:sz w:val="28"/>
+          <w:szCs w:val="28"/>
+        </w:rPr>
+        <w:t>cron</w:t>
+      </w:r>
+      <w:proofErr w:type="spellEnd"/>
+      <w:r>
+        <w:rPr>
+          <w:rFonts w:ascii="Times New Roman" w:hAnsi="Times New Roman" w:cs="Times New Roman"/>
+          <w:sz w:val="28"/>
+          <w:szCs w:val="28"/>
+        </w:rPr>
+        <w:t xml:space="preserve"> este complet silențioasă, verificarea activității scriptului se face exclusiv prin inspectarea sistemului intern de jurnalizare. Toate acțiunile (inclusiv fișierele trimise în directoarele </w:t>
+      </w:r>
+      <w:proofErr w:type="spellStart"/>
+      <w:r>
+        <w:rPr>
+          <w:rFonts w:ascii="Times New Roman" w:hAnsi="Times New Roman" w:cs="Times New Roman"/>
+          <w:i/>
+          <w:iCs/>
+          <w:sz w:val="28"/>
+          <w:szCs w:val="28"/>
+        </w:rPr>
+        <w:t>Uncategorized</w:t>
+      </w:r>
+      <w:proofErr w:type="spellEnd"/>
+      <w:r>
+        <w:rPr>
+          <w:rFonts w:ascii="Times New Roman" w:hAnsi="Times New Roman" w:cs="Times New Roman"/>
+          <w:sz w:val="28"/>
+          <w:szCs w:val="28"/>
+        </w:rPr>
+        <w:t xml:space="preserve"> sau </w:t>
+      </w:r>
+      <w:proofErr w:type="spellStart"/>
+      <w:r>
+        <w:rPr>
+          <w:rFonts w:ascii="Times New Roman" w:hAnsi="Times New Roman" w:cs="Times New Roman"/>
+          <w:i/>
+          <w:iCs/>
+          <w:sz w:val="28"/>
+          <w:szCs w:val="28"/>
+        </w:rPr>
+        <w:t>Unsure</w:t>
+      </w:r>
+      <w:proofErr w:type="spellEnd"/>
+      <w:r>
+        <w:rPr>
+          <w:rFonts w:ascii="Times New Roman" w:hAnsi="Times New Roman" w:cs="Times New Roman"/>
+          <w:sz w:val="28"/>
+          <w:szCs w:val="28"/>
+        </w:rPr>
+        <w:t>) pot fi analizate citind log-</w:t>
+      </w:r>
+      <w:proofErr w:type="spellStart"/>
+      <w:r>
+        <w:rPr>
+          <w:rFonts w:ascii="Times New Roman" w:hAnsi="Times New Roman" w:cs="Times New Roman"/>
+          <w:sz w:val="28"/>
+          <w:szCs w:val="28"/>
+        </w:rPr>
+        <w:t>ul</w:t>
+      </w:r>
+      <w:proofErr w:type="spellEnd"/>
+      <w:r>
+        <w:rPr>
+          <w:rFonts w:ascii="Times New Roman" w:hAnsi="Times New Roman" w:cs="Times New Roman"/>
+          <w:sz w:val="28"/>
+          <w:szCs w:val="28"/>
+        </w:rPr>
+        <w:t xml:space="preserve"> generat: </w:t>
+      </w:r>
+      <w:r>
+        <w:rPr>
+          <w:rFonts w:ascii="Times New Roman" w:hAnsi="Times New Roman" w:cs="Times New Roman"/>
+          <w:i/>
+          <w:iCs/>
+          <w:sz w:val="28"/>
+          <w:szCs w:val="28"/>
+        </w:rPr>
+        <w:t>cat /cale/absoluta/</w:t>
+      </w:r>
+      <w:proofErr w:type="spellStart"/>
+      <w:r>
+        <w:rPr>
+          <w:rFonts w:ascii="Times New Roman" w:hAnsi="Times New Roman" w:cs="Times New Roman"/>
+          <w:i/>
+          <w:iCs/>
+          <w:sz w:val="28"/>
+          <w:szCs w:val="28"/>
+        </w:rPr>
+        <w:t>catre</w:t>
+      </w:r>
+      <w:proofErr w:type="spellEnd"/>
+      <w:r>
+        <w:rPr>
+          <w:rFonts w:ascii="Times New Roman" w:hAnsi="Times New Roman" w:cs="Times New Roman"/>
+          <w:i/>
+          <w:iCs/>
+          <w:sz w:val="28"/>
+          <w:szCs w:val="28"/>
+        </w:rPr>
+        <w:t>/Media/raport_organizare.log</w:t>
+      </w:r>
+      <w:r>
+        <w:rPr>
+          <w:rFonts w:ascii="Times New Roman" w:hAnsi="Times New Roman" w:cs="Times New Roman"/>
+          <w:i/>
+          <w:iCs/>
+          <w:sz w:val="28"/>
+          <w:szCs w:val="28"/>
+        </w:rPr>
+        <w:t>.</w:t>
       </w:r>
     </w:p>
     <w:p>
@@ -5066,9 +8263,235 @@
     </w:lvl>
   </w:abstractNum>
   <w:abstractNum w:abstractNumId="1" w15:restartNumberingAfterBreak="0">
-    <w:nsid w:val="33767794"/>
+    <w:nsid w:val="132940D3"/>
     <w:multiLevelType w:val="multilevel"/>
-    <w:tmpl w:val="54D6F7FC"/>
+    <w:tmpl w:val="455A1462"/>
+    <w:lvl w:ilvl="0">
+      <w:start w:val="1"/>
+      <w:numFmt w:val="decimal"/>
+      <w:lvlText w:val="%1."/>
+      <w:lvlJc w:val="left"/>
+      <w:pPr>
+        <w:tabs>
+          <w:tab w:val="num" w:pos="720"/>
+        </w:tabs>
+        <w:ind w:left="720" w:hanging="360"/>
+      </w:pPr>
+    </w:lvl>
+    <w:lvl w:ilvl="1" w:tentative="1">
+      <w:start w:val="1"/>
+      <w:numFmt w:val="decimal"/>
+      <w:lvlText w:val="%2."/>
+      <w:lvlJc w:val="left"/>
+      <w:pPr>
+        <w:tabs>
+          <w:tab w:val="num" w:pos="1440"/>
+        </w:tabs>
+        <w:ind w:left="1440" w:hanging="360"/>
+      </w:pPr>
+    </w:lvl>
+    <w:lvl w:ilvl="2" w:tentative="1">
+      <w:start w:val="1"/>
+      <w:numFmt w:val="decimal"/>
+      <w:lvlText w:val="%3."/>
+      <w:lvlJc w:val="left"/>
+      <w:pPr>
+        <w:tabs>
+          <w:tab w:val="num" w:pos="2160"/>
+        </w:tabs>
+        <w:ind w:left="2160" w:hanging="360"/>
+      </w:pPr>
+    </w:lvl>
+    <w:lvl w:ilvl="3" w:tentative="1">
+      <w:start w:val="1"/>
+      <w:numFmt w:val="decimal"/>
+      <w:lvlText w:val="%4."/>
+      <w:lvlJc w:val="left"/>
+      <w:pPr>
+        <w:tabs>
+          <w:tab w:val="num" w:pos="2880"/>
+        </w:tabs>
+        <w:ind w:left="2880" w:hanging="360"/>
+      </w:pPr>
+    </w:lvl>
+    <w:lvl w:ilvl="4" w:tentative="1">
+      <w:start w:val="1"/>
+      <w:numFmt w:val="decimal"/>
+      <w:lvlText w:val="%5."/>
+      <w:lvlJc w:val="left"/>
+      <w:pPr>
+        <w:tabs>
+          <w:tab w:val="num" w:pos="3600"/>
+        </w:tabs>
+        <w:ind w:left="3600" w:hanging="360"/>
+      </w:pPr>
+    </w:lvl>
+    <w:lvl w:ilvl="5" w:tentative="1">
+      <w:start w:val="1"/>
+      <w:numFmt w:val="decimal"/>
+      <w:lvlText w:val="%6."/>
+      <w:lvlJc w:val="left"/>
+      <w:pPr>
+        <w:tabs>
+          <w:tab w:val="num" w:pos="4320"/>
+        </w:tabs>
+        <w:ind w:left="4320" w:hanging="360"/>
+      </w:pPr>
+    </w:lvl>
+    <w:lvl w:ilvl="6" w:tentative="1">
+      <w:start w:val="1"/>
+      <w:numFmt w:val="decimal"/>
+      <w:lvlText w:val="%7."/>
+      <w:lvlJc w:val="left"/>
+      <w:pPr>
+        <w:tabs>
+          <w:tab w:val="num" w:pos="5040"/>
+        </w:tabs>
+        <w:ind w:left="5040" w:hanging="360"/>
+      </w:pPr>
+    </w:lvl>
+    <w:lvl w:ilvl="7" w:tentative="1">
+      <w:start w:val="1"/>
+      <w:numFmt w:val="decimal"/>
+      <w:lvlText w:val="%8."/>
+      <w:lvlJc w:val="left"/>
+      <w:pPr>
+        <w:tabs>
+          <w:tab w:val="num" w:pos="5760"/>
+        </w:tabs>
+        <w:ind w:left="5760" w:hanging="360"/>
+      </w:pPr>
+    </w:lvl>
+    <w:lvl w:ilvl="8" w:tentative="1">
+      <w:start w:val="1"/>
+      <w:numFmt w:val="decimal"/>
+      <w:lvlText w:val="%9."/>
+      <w:lvlJc w:val="left"/>
+      <w:pPr>
+        <w:tabs>
+          <w:tab w:val="num" w:pos="6480"/>
+        </w:tabs>
+        <w:ind w:left="6480" w:hanging="360"/>
+      </w:pPr>
+    </w:lvl>
+  </w:abstractNum>
+  <w:abstractNum w:abstractNumId="2" w15:restartNumberingAfterBreak="0">
+    <w:nsid w:val="1ABB36F3"/>
+    <w:multiLevelType w:val="hybridMultilevel"/>
+    <w:tmpl w:val="770CA010"/>
+    <w:lvl w:ilvl="0" w:tplc="04180001">
+      <w:start w:val="1"/>
+      <w:numFmt w:val="bullet"/>
+      <w:lvlText w:val=""/>
+      <w:lvlJc w:val="left"/>
+      <w:pPr>
+        <w:ind w:left="1080" w:hanging="360"/>
+      </w:pPr>
+      <w:rPr>
+        <w:rFonts w:ascii="Symbol" w:hAnsi="Symbol" w:hint="default"/>
+      </w:rPr>
+    </w:lvl>
+    <w:lvl w:ilvl="1" w:tplc="04180003" w:tentative="1">
+      <w:start w:val="1"/>
+      <w:numFmt w:val="bullet"/>
+      <w:lvlText w:val="o"/>
+      <w:lvlJc w:val="left"/>
+      <w:pPr>
+        <w:ind w:left="1800" w:hanging="360"/>
+      </w:pPr>
+      <w:rPr>
+        <w:rFonts w:ascii="Courier New" w:hAnsi="Courier New" w:cs="Courier New" w:hint="default"/>
+      </w:rPr>
+    </w:lvl>
+    <w:lvl w:ilvl="2" w:tplc="04180005" w:tentative="1">
+      <w:start w:val="1"/>
+      <w:numFmt w:val="bullet"/>
+      <w:lvlText w:val=""/>
+      <w:lvlJc w:val="left"/>
+      <w:pPr>
+        <w:ind w:left="2520" w:hanging="360"/>
+      </w:pPr>
+      <w:rPr>
+        <w:rFonts w:ascii="Wingdings" w:hAnsi="Wingdings" w:hint="default"/>
+      </w:rPr>
+    </w:lvl>
+    <w:lvl w:ilvl="3" w:tplc="04180001" w:tentative="1">
+      <w:start w:val="1"/>
+      <w:numFmt w:val="bullet"/>
+      <w:lvlText w:val=""/>
+      <w:lvlJc w:val="left"/>
+      <w:pPr>
+        <w:ind w:left="3240" w:hanging="360"/>
+      </w:pPr>
+      <w:rPr>
+        <w:rFonts w:ascii="Symbol" w:hAnsi="Symbol" w:hint="default"/>
+      </w:rPr>
+    </w:lvl>
+    <w:lvl w:ilvl="4" w:tplc="04180003" w:tentative="1">
+      <w:start w:val="1"/>
+      <w:numFmt w:val="bullet"/>
+      <w:lvlText w:val="o"/>
+      <w:lvlJc w:val="left"/>
+      <w:pPr>
+        <w:ind w:left="3960" w:hanging="360"/>
+      </w:pPr>
+      <w:rPr>
+        <w:rFonts w:ascii="Courier New" w:hAnsi="Courier New" w:cs="Courier New" w:hint="default"/>
+      </w:rPr>
+    </w:lvl>
+    <w:lvl w:ilvl="5" w:tplc="04180005" w:tentative="1">
+      <w:start w:val="1"/>
+      <w:numFmt w:val="bullet"/>
+      <w:lvlText w:val=""/>
+      <w:lvlJc w:val="left"/>
+      <w:pPr>
+        <w:ind w:left="4680" w:hanging="360"/>
+      </w:pPr>
+      <w:rPr>
+        <w:rFonts w:ascii="Wingdings" w:hAnsi="Wingdings" w:hint="default"/>
+      </w:rPr>
+    </w:lvl>
+    <w:lvl w:ilvl="6" w:tplc="04180001" w:tentative="1">
+      <w:start w:val="1"/>
+      <w:numFmt w:val="bullet"/>
+      <w:lvlText w:val=""/>
+      <w:lvlJc w:val="left"/>
+      <w:pPr>
+        <w:ind w:left="5400" w:hanging="360"/>
+      </w:pPr>
+      <w:rPr>
+        <w:rFonts w:ascii="Symbol" w:hAnsi="Symbol" w:hint="default"/>
+      </w:rPr>
+    </w:lvl>
+    <w:lvl w:ilvl="7" w:tplc="04180003" w:tentative="1">
+      <w:start w:val="1"/>
+      <w:numFmt w:val="bullet"/>
+      <w:lvlText w:val="o"/>
+      <w:lvlJc w:val="left"/>
+      <w:pPr>
+        <w:ind w:left="6120" w:hanging="360"/>
+      </w:pPr>
+      <w:rPr>
+        <w:rFonts w:ascii="Courier New" w:hAnsi="Courier New" w:cs="Courier New" w:hint="default"/>
+      </w:rPr>
+    </w:lvl>
+    <w:lvl w:ilvl="8" w:tplc="04180005" w:tentative="1">
+      <w:start w:val="1"/>
+      <w:numFmt w:val="bullet"/>
+      <w:lvlText w:val=""/>
+      <w:lvlJc w:val="left"/>
+      <w:pPr>
+        <w:ind w:left="6840" w:hanging="360"/>
+      </w:pPr>
+      <w:rPr>
+        <w:rFonts w:ascii="Wingdings" w:hAnsi="Wingdings" w:hint="default"/>
+      </w:rPr>
+    </w:lvl>
+  </w:abstractNum>
+  <w:abstractNum w:abstractNumId="3" w15:restartNumberingAfterBreak="0">
+    <w:nsid w:val="2F06431B"/>
+    <w:multiLevelType w:val="multilevel"/>
+    <w:tmpl w:val="2A36BF86"/>
     <w:lvl w:ilvl="0">
       <w:start w:val="1"/>
       <w:numFmt w:val="bullet"/>
@@ -5214,123 +8637,10 @@
       </w:rPr>
     </w:lvl>
   </w:abstractNum>
-  <w:abstractNum w:abstractNumId="2" w15:restartNumberingAfterBreak="0">
-    <w:nsid w:val="619B4216"/>
+  <w:abstractNum w:abstractNumId="4" w15:restartNumberingAfterBreak="0">
+    <w:nsid w:val="33767794"/>
     <w:multiLevelType w:val="multilevel"/>
-    <w:tmpl w:val="FBA69A56"/>
-    <w:lvl w:ilvl="0">
-      <w:start w:val="1"/>
-      <w:numFmt w:val="decimal"/>
-      <w:lvlText w:val="%1."/>
-      <w:lvlJc w:val="left"/>
-      <w:pPr>
-        <w:tabs>
-          <w:tab w:val="num" w:pos="720"/>
-        </w:tabs>
-        <w:ind w:left="720" w:hanging="360"/>
-      </w:pPr>
-    </w:lvl>
-    <w:lvl w:ilvl="1" w:tentative="1">
-      <w:start w:val="1"/>
-      <w:numFmt w:val="decimal"/>
-      <w:lvlText w:val="%2."/>
-      <w:lvlJc w:val="left"/>
-      <w:pPr>
-        <w:tabs>
-          <w:tab w:val="num" w:pos="1440"/>
-        </w:tabs>
-        <w:ind w:left="1440" w:hanging="360"/>
-      </w:pPr>
-    </w:lvl>
-    <w:lvl w:ilvl="2" w:tentative="1">
-      <w:start w:val="1"/>
-      <w:numFmt w:val="decimal"/>
-      <w:lvlText w:val="%3."/>
-      <w:lvlJc w:val="left"/>
-      <w:pPr>
-        <w:tabs>
-          <w:tab w:val="num" w:pos="2160"/>
-        </w:tabs>
-        <w:ind w:left="2160" w:hanging="360"/>
-      </w:pPr>
-    </w:lvl>
-    <w:lvl w:ilvl="3" w:tentative="1">
-      <w:start w:val="1"/>
-      <w:numFmt w:val="decimal"/>
-      <w:lvlText w:val="%4."/>
-      <w:lvlJc w:val="left"/>
-      <w:pPr>
-        <w:tabs>
-          <w:tab w:val="num" w:pos="2880"/>
-        </w:tabs>
-        <w:ind w:left="2880" w:hanging="360"/>
-      </w:pPr>
-    </w:lvl>
-    <w:lvl w:ilvl="4" w:tentative="1">
-      <w:start w:val="1"/>
-      <w:numFmt w:val="decimal"/>
-      <w:lvlText w:val="%5."/>
-      <w:lvlJc w:val="left"/>
-      <w:pPr>
-        <w:tabs>
-          <w:tab w:val="num" w:pos="3600"/>
-        </w:tabs>
-        <w:ind w:left="3600" w:hanging="360"/>
-      </w:pPr>
-    </w:lvl>
-    <w:lvl w:ilvl="5" w:tentative="1">
-      <w:start w:val="1"/>
-      <w:numFmt w:val="decimal"/>
-      <w:lvlText w:val="%6."/>
-      <w:lvlJc w:val="left"/>
-      <w:pPr>
-        <w:tabs>
-          <w:tab w:val="num" w:pos="4320"/>
-        </w:tabs>
-        <w:ind w:left="4320" w:hanging="360"/>
-      </w:pPr>
-    </w:lvl>
-    <w:lvl w:ilvl="6" w:tentative="1">
-      <w:start w:val="1"/>
-      <w:numFmt w:val="decimal"/>
-      <w:lvlText w:val="%7."/>
-      <w:lvlJc w:val="left"/>
-      <w:pPr>
-        <w:tabs>
-          <w:tab w:val="num" w:pos="5040"/>
-        </w:tabs>
-        <w:ind w:left="5040" w:hanging="360"/>
-      </w:pPr>
-    </w:lvl>
-    <w:lvl w:ilvl="7" w:tentative="1">
-      <w:start w:val="1"/>
-      <w:numFmt w:val="decimal"/>
-      <w:lvlText w:val="%8."/>
-      <w:lvlJc w:val="left"/>
-      <w:pPr>
-        <w:tabs>
-          <w:tab w:val="num" w:pos="5760"/>
-        </w:tabs>
-        <w:ind w:left="5760" w:hanging="360"/>
-      </w:pPr>
-    </w:lvl>
-    <w:lvl w:ilvl="8" w:tentative="1">
-      <w:start w:val="1"/>
-      <w:numFmt w:val="decimal"/>
-      <w:lvlText w:val="%9."/>
-      <w:lvlJc w:val="left"/>
-      <w:pPr>
-        <w:tabs>
-          <w:tab w:val="num" w:pos="6480"/>
-        </w:tabs>
-        <w:ind w:left="6480" w:hanging="360"/>
-      </w:pPr>
-    </w:lvl>
-  </w:abstractNum>
-  <w:abstractNum w:abstractNumId="3" w15:restartNumberingAfterBreak="0">
-    <w:nsid w:val="749A0EAE"/>
-    <w:multiLevelType w:val="multilevel"/>
-    <w:tmpl w:val="DDC201D6"/>
+    <w:tmpl w:val="54D6F7FC"/>
     <w:lvl w:ilvl="0">
       <w:start w:val="1"/>
       <w:numFmt w:val="bullet"/>
@@ -5476,10 +8786,575 @@
       </w:rPr>
     </w:lvl>
   </w:abstractNum>
-  <w:abstractNum w:abstractNumId="4" w15:restartNumberingAfterBreak="0">
-    <w:nsid w:val="74B063D5"/>
+  <w:abstractNum w:abstractNumId="5" w15:restartNumberingAfterBreak="0">
+    <w:nsid w:val="4C8720CE"/>
     <w:multiLevelType w:val="multilevel"/>
-    <w:tmpl w:val="3A8C6878"/>
+    <w:tmpl w:val="6068DE44"/>
+    <w:lvl w:ilvl="0">
+      <w:start w:val="1"/>
+      <w:numFmt w:val="decimal"/>
+      <w:lvlText w:val="%1."/>
+      <w:lvlJc w:val="left"/>
+      <w:pPr>
+        <w:tabs>
+          <w:tab w:val="num" w:pos="720"/>
+        </w:tabs>
+        <w:ind w:left="720" w:hanging="360"/>
+      </w:pPr>
+    </w:lvl>
+    <w:lvl w:ilvl="1" w:tentative="1">
+      <w:start w:val="1"/>
+      <w:numFmt w:val="decimal"/>
+      <w:lvlText w:val="%2."/>
+      <w:lvlJc w:val="left"/>
+      <w:pPr>
+        <w:tabs>
+          <w:tab w:val="num" w:pos="1440"/>
+        </w:tabs>
+        <w:ind w:left="1440" w:hanging="360"/>
+      </w:pPr>
+    </w:lvl>
+    <w:lvl w:ilvl="2" w:tentative="1">
+      <w:start w:val="1"/>
+      <w:numFmt w:val="decimal"/>
+      <w:lvlText w:val="%3."/>
+      <w:lvlJc w:val="left"/>
+      <w:pPr>
+        <w:tabs>
+          <w:tab w:val="num" w:pos="2160"/>
+        </w:tabs>
+        <w:ind w:left="2160" w:hanging="360"/>
+      </w:pPr>
+    </w:lvl>
+    <w:lvl w:ilvl="3" w:tentative="1">
+      <w:start w:val="1"/>
+      <w:numFmt w:val="decimal"/>
+      <w:lvlText w:val="%4."/>
+      <w:lvlJc w:val="left"/>
+      <w:pPr>
+        <w:tabs>
+          <w:tab w:val="num" w:pos="2880"/>
+        </w:tabs>
+        <w:ind w:left="2880" w:hanging="360"/>
+      </w:pPr>
+    </w:lvl>
+    <w:lvl w:ilvl="4" w:tentative="1">
+      <w:start w:val="1"/>
+      <w:numFmt w:val="decimal"/>
+      <w:lvlText w:val="%5."/>
+      <w:lvlJc w:val="left"/>
+      <w:pPr>
+        <w:tabs>
+          <w:tab w:val="num" w:pos="3600"/>
+        </w:tabs>
+        <w:ind w:left="3600" w:hanging="360"/>
+      </w:pPr>
+    </w:lvl>
+    <w:lvl w:ilvl="5" w:tentative="1">
+      <w:start w:val="1"/>
+      <w:numFmt w:val="decimal"/>
+      <w:lvlText w:val="%6."/>
+      <w:lvlJc w:val="left"/>
+      <w:pPr>
+        <w:tabs>
+          <w:tab w:val="num" w:pos="4320"/>
+        </w:tabs>
+        <w:ind w:left="4320" w:hanging="360"/>
+      </w:pPr>
+    </w:lvl>
+    <w:lvl w:ilvl="6" w:tentative="1">
+      <w:start w:val="1"/>
+      <w:numFmt w:val="decimal"/>
+      <w:lvlText w:val="%7."/>
+      <w:lvlJc w:val="left"/>
+      <w:pPr>
+        <w:tabs>
+          <w:tab w:val="num" w:pos="5040"/>
+        </w:tabs>
+        <w:ind w:left="5040" w:hanging="360"/>
+      </w:pPr>
+    </w:lvl>
+    <w:lvl w:ilvl="7" w:tentative="1">
+      <w:start w:val="1"/>
+      <w:numFmt w:val="decimal"/>
+      <w:lvlText w:val="%8."/>
+      <w:lvlJc w:val="left"/>
+      <w:pPr>
+        <w:tabs>
+          <w:tab w:val="num" w:pos="5760"/>
+        </w:tabs>
+        <w:ind w:left="5760" w:hanging="360"/>
+      </w:pPr>
+    </w:lvl>
+    <w:lvl w:ilvl="8" w:tentative="1">
+      <w:start w:val="1"/>
+      <w:numFmt w:val="decimal"/>
+      <w:lvlText w:val="%9."/>
+      <w:lvlJc w:val="left"/>
+      <w:pPr>
+        <w:tabs>
+          <w:tab w:val="num" w:pos="6480"/>
+        </w:tabs>
+        <w:ind w:left="6480" w:hanging="360"/>
+      </w:pPr>
+    </w:lvl>
+  </w:abstractNum>
+  <w:abstractNum w:abstractNumId="6" w15:restartNumberingAfterBreak="0">
+    <w:nsid w:val="50C55F35"/>
+    <w:multiLevelType w:val="multilevel"/>
+    <w:tmpl w:val="8BE2EFE8"/>
+    <w:lvl w:ilvl="0">
+      <w:start w:val="1"/>
+      <w:numFmt w:val="decimal"/>
+      <w:lvlText w:val="%1."/>
+      <w:lvlJc w:val="left"/>
+      <w:pPr>
+        <w:tabs>
+          <w:tab w:val="num" w:pos="720"/>
+        </w:tabs>
+        <w:ind w:left="720" w:hanging="360"/>
+      </w:pPr>
+    </w:lvl>
+    <w:lvl w:ilvl="1" w:tentative="1">
+      <w:start w:val="1"/>
+      <w:numFmt w:val="decimal"/>
+      <w:lvlText w:val="%2."/>
+      <w:lvlJc w:val="left"/>
+      <w:pPr>
+        <w:tabs>
+          <w:tab w:val="num" w:pos="1440"/>
+        </w:tabs>
+        <w:ind w:left="1440" w:hanging="360"/>
+      </w:pPr>
+    </w:lvl>
+    <w:lvl w:ilvl="2" w:tentative="1">
+      <w:start w:val="1"/>
+      <w:numFmt w:val="decimal"/>
+      <w:lvlText w:val="%3."/>
+      <w:lvlJc w:val="left"/>
+      <w:pPr>
+        <w:tabs>
+          <w:tab w:val="num" w:pos="2160"/>
+        </w:tabs>
+        <w:ind w:left="2160" w:hanging="360"/>
+      </w:pPr>
+    </w:lvl>
+    <w:lvl w:ilvl="3" w:tentative="1">
+      <w:start w:val="1"/>
+      <w:numFmt w:val="decimal"/>
+      <w:lvlText w:val="%4."/>
+      <w:lvlJc w:val="left"/>
+      <w:pPr>
+        <w:tabs>
+          <w:tab w:val="num" w:pos="2880"/>
+        </w:tabs>
+        <w:ind w:left="2880" w:hanging="360"/>
+      </w:pPr>
+    </w:lvl>
+    <w:lvl w:ilvl="4" w:tentative="1">
+      <w:start w:val="1"/>
+      <w:numFmt w:val="decimal"/>
+      <w:lvlText w:val="%5."/>
+      <w:lvlJc w:val="left"/>
+      <w:pPr>
+        <w:tabs>
+          <w:tab w:val="num" w:pos="3600"/>
+        </w:tabs>
+        <w:ind w:left="3600" w:hanging="360"/>
+      </w:pPr>
+    </w:lvl>
+    <w:lvl w:ilvl="5" w:tentative="1">
+      <w:start w:val="1"/>
+      <w:numFmt w:val="decimal"/>
+      <w:lvlText w:val="%6."/>
+      <w:lvlJc w:val="left"/>
+      <w:pPr>
+        <w:tabs>
+          <w:tab w:val="num" w:pos="4320"/>
+        </w:tabs>
+        <w:ind w:left="4320" w:hanging="360"/>
+      </w:pPr>
+    </w:lvl>
+    <w:lvl w:ilvl="6" w:tentative="1">
+      <w:start w:val="1"/>
+      <w:numFmt w:val="decimal"/>
+      <w:lvlText w:val="%7."/>
+      <w:lvlJc w:val="left"/>
+      <w:pPr>
+        <w:tabs>
+          <w:tab w:val="num" w:pos="5040"/>
+        </w:tabs>
+        <w:ind w:left="5040" w:hanging="360"/>
+      </w:pPr>
+    </w:lvl>
+    <w:lvl w:ilvl="7" w:tentative="1">
+      <w:start w:val="1"/>
+      <w:numFmt w:val="decimal"/>
+      <w:lvlText w:val="%8."/>
+      <w:lvlJc w:val="left"/>
+      <w:pPr>
+        <w:tabs>
+          <w:tab w:val="num" w:pos="5760"/>
+        </w:tabs>
+        <w:ind w:left="5760" w:hanging="360"/>
+      </w:pPr>
+    </w:lvl>
+    <w:lvl w:ilvl="8" w:tentative="1">
+      <w:start w:val="1"/>
+      <w:numFmt w:val="decimal"/>
+      <w:lvlText w:val="%9."/>
+      <w:lvlJc w:val="left"/>
+      <w:pPr>
+        <w:tabs>
+          <w:tab w:val="num" w:pos="6480"/>
+        </w:tabs>
+        <w:ind w:left="6480" w:hanging="360"/>
+      </w:pPr>
+    </w:lvl>
+  </w:abstractNum>
+  <w:abstractNum w:abstractNumId="7" w15:restartNumberingAfterBreak="0">
+    <w:nsid w:val="531B73DE"/>
+    <w:multiLevelType w:val="hybridMultilevel"/>
+    <w:tmpl w:val="A186FA7A"/>
+    <w:lvl w:ilvl="0" w:tplc="04180001">
+      <w:start w:val="1"/>
+      <w:numFmt w:val="bullet"/>
+      <w:lvlText w:val=""/>
+      <w:lvlJc w:val="left"/>
+      <w:pPr>
+        <w:ind w:left="1080" w:hanging="360"/>
+      </w:pPr>
+      <w:rPr>
+        <w:rFonts w:ascii="Symbol" w:hAnsi="Symbol" w:hint="default"/>
+      </w:rPr>
+    </w:lvl>
+    <w:lvl w:ilvl="1" w:tplc="04180003" w:tentative="1">
+      <w:start w:val="1"/>
+      <w:numFmt w:val="bullet"/>
+      <w:lvlText w:val="o"/>
+      <w:lvlJc w:val="left"/>
+      <w:pPr>
+        <w:ind w:left="1800" w:hanging="360"/>
+      </w:pPr>
+      <w:rPr>
+        <w:rFonts w:ascii="Courier New" w:hAnsi="Courier New" w:cs="Courier New" w:hint="default"/>
+      </w:rPr>
+    </w:lvl>
+    <w:lvl w:ilvl="2" w:tplc="04180005" w:tentative="1">
+      <w:start w:val="1"/>
+      <w:numFmt w:val="bullet"/>
+      <w:lvlText w:val=""/>
+      <w:lvlJc w:val="left"/>
+      <w:pPr>
+        <w:ind w:left="2520" w:hanging="360"/>
+      </w:pPr>
+      <w:rPr>
+        <w:rFonts w:ascii="Wingdings" w:hAnsi="Wingdings" w:hint="default"/>
+      </w:rPr>
+    </w:lvl>
+    <w:lvl w:ilvl="3" w:tplc="04180001" w:tentative="1">
+      <w:start w:val="1"/>
+      <w:numFmt w:val="bullet"/>
+      <w:lvlText w:val=""/>
+      <w:lvlJc w:val="left"/>
+      <w:pPr>
+        <w:ind w:left="3240" w:hanging="360"/>
+      </w:pPr>
+      <w:rPr>
+        <w:rFonts w:ascii="Symbol" w:hAnsi="Symbol" w:hint="default"/>
+      </w:rPr>
+    </w:lvl>
+    <w:lvl w:ilvl="4" w:tplc="04180003" w:tentative="1">
+      <w:start w:val="1"/>
+      <w:numFmt w:val="bullet"/>
+      <w:lvlText w:val="o"/>
+      <w:lvlJc w:val="left"/>
+      <w:pPr>
+        <w:ind w:left="3960" w:hanging="360"/>
+      </w:pPr>
+      <w:rPr>
+        <w:rFonts w:ascii="Courier New" w:hAnsi="Courier New" w:cs="Courier New" w:hint="default"/>
+      </w:rPr>
+    </w:lvl>
+    <w:lvl w:ilvl="5" w:tplc="04180005" w:tentative="1">
+      <w:start w:val="1"/>
+      <w:numFmt w:val="bullet"/>
+      <w:lvlText w:val=""/>
+      <w:lvlJc w:val="left"/>
+      <w:pPr>
+        <w:ind w:left="4680" w:hanging="360"/>
+      </w:pPr>
+      <w:rPr>
+        <w:rFonts w:ascii="Wingdings" w:hAnsi="Wingdings" w:hint="default"/>
+      </w:rPr>
+    </w:lvl>
+    <w:lvl w:ilvl="6" w:tplc="04180001" w:tentative="1">
+      <w:start w:val="1"/>
+      <w:numFmt w:val="bullet"/>
+      <w:lvlText w:val=""/>
+      <w:lvlJc w:val="left"/>
+      <w:pPr>
+        <w:ind w:left="5400" w:hanging="360"/>
+      </w:pPr>
+      <w:rPr>
+        <w:rFonts w:ascii="Symbol" w:hAnsi="Symbol" w:hint="default"/>
+      </w:rPr>
+    </w:lvl>
+    <w:lvl w:ilvl="7" w:tplc="04180003" w:tentative="1">
+      <w:start w:val="1"/>
+      <w:numFmt w:val="bullet"/>
+      <w:lvlText w:val="o"/>
+      <w:lvlJc w:val="left"/>
+      <w:pPr>
+        <w:ind w:left="6120" w:hanging="360"/>
+      </w:pPr>
+      <w:rPr>
+        <w:rFonts w:ascii="Courier New" w:hAnsi="Courier New" w:cs="Courier New" w:hint="default"/>
+      </w:rPr>
+    </w:lvl>
+    <w:lvl w:ilvl="8" w:tplc="04180005" w:tentative="1">
+      <w:start w:val="1"/>
+      <w:numFmt w:val="bullet"/>
+      <w:lvlText w:val=""/>
+      <w:lvlJc w:val="left"/>
+      <w:pPr>
+        <w:ind w:left="6840" w:hanging="360"/>
+      </w:pPr>
+      <w:rPr>
+        <w:rFonts w:ascii="Wingdings" w:hAnsi="Wingdings" w:hint="default"/>
+      </w:rPr>
+    </w:lvl>
+  </w:abstractNum>
+  <w:abstractNum w:abstractNumId="8" w15:restartNumberingAfterBreak="0">
+    <w:nsid w:val="619B4216"/>
+    <w:multiLevelType w:val="multilevel"/>
+    <w:tmpl w:val="FBA69A56"/>
+    <w:lvl w:ilvl="0">
+      <w:start w:val="1"/>
+      <w:numFmt w:val="decimal"/>
+      <w:lvlText w:val="%1."/>
+      <w:lvlJc w:val="left"/>
+      <w:pPr>
+        <w:tabs>
+          <w:tab w:val="num" w:pos="720"/>
+        </w:tabs>
+        <w:ind w:left="720" w:hanging="360"/>
+      </w:pPr>
+    </w:lvl>
+    <w:lvl w:ilvl="1" w:tentative="1">
+      <w:start w:val="1"/>
+      <w:numFmt w:val="decimal"/>
+      <w:lvlText w:val="%2."/>
+      <w:lvlJc w:val="left"/>
+      <w:pPr>
+        <w:tabs>
+          <w:tab w:val="num" w:pos="1440"/>
+        </w:tabs>
+        <w:ind w:left="1440" w:hanging="360"/>
+      </w:pPr>
+    </w:lvl>
+    <w:lvl w:ilvl="2" w:tentative="1">
+      <w:start w:val="1"/>
+      <w:numFmt w:val="decimal"/>
+      <w:lvlText w:val="%3."/>
+      <w:lvlJc w:val="left"/>
+      <w:pPr>
+        <w:tabs>
+          <w:tab w:val="num" w:pos="2160"/>
+        </w:tabs>
+        <w:ind w:left="2160" w:hanging="360"/>
+      </w:pPr>
+    </w:lvl>
+    <w:lvl w:ilvl="3" w:tentative="1">
+      <w:start w:val="1"/>
+      <w:numFmt w:val="decimal"/>
+      <w:lvlText w:val="%4."/>
+      <w:lvlJc w:val="left"/>
+      <w:pPr>
+        <w:tabs>
+          <w:tab w:val="num" w:pos="2880"/>
+        </w:tabs>
+        <w:ind w:left="2880" w:hanging="360"/>
+      </w:pPr>
+    </w:lvl>
+    <w:lvl w:ilvl="4" w:tentative="1">
+      <w:start w:val="1"/>
+      <w:numFmt w:val="decimal"/>
+      <w:lvlText w:val="%5."/>
+      <w:lvlJc w:val="left"/>
+      <w:pPr>
+        <w:tabs>
+          <w:tab w:val="num" w:pos="3600"/>
+        </w:tabs>
+        <w:ind w:left="3600" w:hanging="360"/>
+      </w:pPr>
+    </w:lvl>
+    <w:lvl w:ilvl="5" w:tentative="1">
+      <w:start w:val="1"/>
+      <w:numFmt w:val="decimal"/>
+      <w:lvlText w:val="%6."/>
+      <w:lvlJc w:val="left"/>
+      <w:pPr>
+        <w:tabs>
+          <w:tab w:val="num" w:pos="4320"/>
+        </w:tabs>
+        <w:ind w:left="4320" w:hanging="360"/>
+      </w:pPr>
+    </w:lvl>
+    <w:lvl w:ilvl="6" w:tentative="1">
+      <w:start w:val="1"/>
+      <w:numFmt w:val="decimal"/>
+      <w:lvlText w:val="%7."/>
+      <w:lvlJc w:val="left"/>
+      <w:pPr>
+        <w:tabs>
+          <w:tab w:val="num" w:pos="5040"/>
+        </w:tabs>
+        <w:ind w:left="5040" w:hanging="360"/>
+      </w:pPr>
+    </w:lvl>
+    <w:lvl w:ilvl="7" w:tentative="1">
+      <w:start w:val="1"/>
+      <w:numFmt w:val="decimal"/>
+      <w:lvlText w:val="%8."/>
+      <w:lvlJc w:val="left"/>
+      <w:pPr>
+        <w:tabs>
+          <w:tab w:val="num" w:pos="5760"/>
+        </w:tabs>
+        <w:ind w:left="5760" w:hanging="360"/>
+      </w:pPr>
+    </w:lvl>
+    <w:lvl w:ilvl="8" w:tentative="1">
+      <w:start w:val="1"/>
+      <w:numFmt w:val="decimal"/>
+      <w:lvlText w:val="%9."/>
+      <w:lvlJc w:val="left"/>
+      <w:pPr>
+        <w:tabs>
+          <w:tab w:val="num" w:pos="6480"/>
+        </w:tabs>
+        <w:ind w:left="6480" w:hanging="360"/>
+      </w:pPr>
+    </w:lvl>
+  </w:abstractNum>
+  <w:abstractNum w:abstractNumId="9" w15:restartNumberingAfterBreak="0">
+    <w:nsid w:val="663259E7"/>
+    <w:multiLevelType w:val="multilevel"/>
+    <w:tmpl w:val="842ACBE2"/>
+    <w:lvl w:ilvl="0">
+      <w:start w:val="1"/>
+      <w:numFmt w:val="decimal"/>
+      <w:lvlText w:val="%1."/>
+      <w:lvlJc w:val="left"/>
+      <w:pPr>
+        <w:tabs>
+          <w:tab w:val="num" w:pos="720"/>
+        </w:tabs>
+        <w:ind w:left="720" w:hanging="360"/>
+      </w:pPr>
+    </w:lvl>
+    <w:lvl w:ilvl="1" w:tentative="1">
+      <w:start w:val="1"/>
+      <w:numFmt w:val="decimal"/>
+      <w:lvlText w:val="%2."/>
+      <w:lvlJc w:val="left"/>
+      <w:pPr>
+        <w:tabs>
+          <w:tab w:val="num" w:pos="1440"/>
+        </w:tabs>
+        <w:ind w:left="1440" w:hanging="360"/>
+      </w:pPr>
+    </w:lvl>
+    <w:lvl w:ilvl="2" w:tentative="1">
+      <w:start w:val="1"/>
+      <w:numFmt w:val="decimal"/>
+      <w:lvlText w:val="%3."/>
+      <w:lvlJc w:val="left"/>
+      <w:pPr>
+        <w:tabs>
+          <w:tab w:val="num" w:pos="2160"/>
+        </w:tabs>
+        <w:ind w:left="2160" w:hanging="360"/>
+      </w:pPr>
+    </w:lvl>
+    <w:lvl w:ilvl="3" w:tentative="1">
+      <w:start w:val="1"/>
+      <w:numFmt w:val="decimal"/>
+      <w:lvlText w:val="%4."/>
+      <w:lvlJc w:val="left"/>
+      <w:pPr>
+        <w:tabs>
+          <w:tab w:val="num" w:pos="2880"/>
+        </w:tabs>
+        <w:ind w:left="2880" w:hanging="360"/>
+      </w:pPr>
+    </w:lvl>
+    <w:lvl w:ilvl="4" w:tentative="1">
+      <w:start w:val="1"/>
+      <w:numFmt w:val="decimal"/>
+      <w:lvlText w:val="%5."/>
+      <w:lvlJc w:val="left"/>
+      <w:pPr>
+        <w:tabs>
+          <w:tab w:val="num" w:pos="3600"/>
+        </w:tabs>
+        <w:ind w:left="3600" w:hanging="360"/>
+      </w:pPr>
+    </w:lvl>
+    <w:lvl w:ilvl="5" w:tentative="1">
+      <w:start w:val="1"/>
+      <w:numFmt w:val="decimal"/>
+      <w:lvlText w:val="%6."/>
+      <w:lvlJc w:val="left"/>
+      <w:pPr>
+        <w:tabs>
+          <w:tab w:val="num" w:pos="4320"/>
+        </w:tabs>
+        <w:ind w:left="4320" w:hanging="360"/>
+      </w:pPr>
+    </w:lvl>
+    <w:lvl w:ilvl="6" w:tentative="1">
+      <w:start w:val="1"/>
+      <w:numFmt w:val="decimal"/>
+      <w:lvlText w:val="%7."/>
+      <w:lvlJc w:val="left"/>
+      <w:pPr>
+        <w:tabs>
+          <w:tab w:val="num" w:pos="5040"/>
+        </w:tabs>
+        <w:ind w:left="5040" w:hanging="360"/>
+      </w:pPr>
+    </w:lvl>
+    <w:lvl w:ilvl="7" w:tentative="1">
+      <w:start w:val="1"/>
+      <w:numFmt w:val="decimal"/>
+      <w:lvlText w:val="%8."/>
+      <w:lvlJc w:val="left"/>
+      <w:pPr>
+        <w:tabs>
+          <w:tab w:val="num" w:pos="5760"/>
+        </w:tabs>
+        <w:ind w:left="5760" w:hanging="360"/>
+      </w:pPr>
+    </w:lvl>
+    <w:lvl w:ilvl="8" w:tentative="1">
+      <w:start w:val="1"/>
+      <w:numFmt w:val="decimal"/>
+      <w:lvlText w:val="%9."/>
+      <w:lvlJc w:val="left"/>
+      <w:pPr>
+        <w:tabs>
+          <w:tab w:val="num" w:pos="6480"/>
+        </w:tabs>
+        <w:ind w:left="6480" w:hanging="360"/>
+      </w:pPr>
+    </w:lvl>
+  </w:abstractNum>
+  <w:abstractNum w:abstractNumId="10" w15:restartNumberingAfterBreak="0">
+    <w:nsid w:val="749A0EAE"/>
+    <w:multiLevelType w:val="multilevel"/>
+    <w:tmpl w:val="DDC201D6"/>
     <w:lvl w:ilvl="0">
       <w:start w:val="1"/>
       <w:numFmt w:val="bullet"/>
@@ -5625,20 +9500,190 @@
       </w:rPr>
     </w:lvl>
   </w:abstractNum>
+  <w:abstractNum w:abstractNumId="11" w15:restartNumberingAfterBreak="0">
+    <w:nsid w:val="74B063D5"/>
+    <w:multiLevelType w:val="multilevel"/>
+    <w:tmpl w:val="3A8C6878"/>
+    <w:lvl w:ilvl="0">
+      <w:start w:val="1"/>
+      <w:numFmt w:val="bullet"/>
+      <w:lvlText w:val=""/>
+      <w:lvlJc w:val="left"/>
+      <w:pPr>
+        <w:tabs>
+          <w:tab w:val="num" w:pos="720"/>
+        </w:tabs>
+        <w:ind w:left="720" w:hanging="360"/>
+      </w:pPr>
+      <w:rPr>
+        <w:rFonts w:ascii="Symbol" w:hAnsi="Symbol" w:hint="default"/>
+        <w:sz w:val="20"/>
+      </w:rPr>
+    </w:lvl>
+    <w:lvl w:ilvl="1" w:tentative="1">
+      <w:start w:val="1"/>
+      <w:numFmt w:val="bullet"/>
+      <w:lvlText w:val="o"/>
+      <w:lvlJc w:val="left"/>
+      <w:pPr>
+        <w:tabs>
+          <w:tab w:val="num" w:pos="1440"/>
+        </w:tabs>
+        <w:ind w:left="1440" w:hanging="360"/>
+      </w:pPr>
+      <w:rPr>
+        <w:rFonts w:ascii="Courier New" w:hAnsi="Courier New" w:hint="default"/>
+        <w:sz w:val="20"/>
+      </w:rPr>
+    </w:lvl>
+    <w:lvl w:ilvl="2" w:tentative="1">
+      <w:start w:val="1"/>
+      <w:numFmt w:val="bullet"/>
+      <w:lvlText w:val=""/>
+      <w:lvlJc w:val="left"/>
+      <w:pPr>
+        <w:tabs>
+          <w:tab w:val="num" w:pos="2160"/>
+        </w:tabs>
+        <w:ind w:left="2160" w:hanging="360"/>
+      </w:pPr>
+      <w:rPr>
+        <w:rFonts w:ascii="Wingdings" w:hAnsi="Wingdings" w:hint="default"/>
+        <w:sz w:val="20"/>
+      </w:rPr>
+    </w:lvl>
+    <w:lvl w:ilvl="3" w:tentative="1">
+      <w:start w:val="1"/>
+      <w:numFmt w:val="bullet"/>
+      <w:lvlText w:val=""/>
+      <w:lvlJc w:val="left"/>
+      <w:pPr>
+        <w:tabs>
+          <w:tab w:val="num" w:pos="2880"/>
+        </w:tabs>
+        <w:ind w:left="2880" w:hanging="360"/>
+      </w:pPr>
+      <w:rPr>
+        <w:rFonts w:ascii="Wingdings" w:hAnsi="Wingdings" w:hint="default"/>
+        <w:sz w:val="20"/>
+      </w:rPr>
+    </w:lvl>
+    <w:lvl w:ilvl="4" w:tentative="1">
+      <w:start w:val="1"/>
+      <w:numFmt w:val="bullet"/>
+      <w:lvlText w:val=""/>
+      <w:lvlJc w:val="left"/>
+      <w:pPr>
+        <w:tabs>
+          <w:tab w:val="num" w:pos="3600"/>
+        </w:tabs>
+        <w:ind w:left="3600" w:hanging="360"/>
+      </w:pPr>
+      <w:rPr>
+        <w:rFonts w:ascii="Wingdings" w:hAnsi="Wingdings" w:hint="default"/>
+        <w:sz w:val="20"/>
+      </w:rPr>
+    </w:lvl>
+    <w:lvl w:ilvl="5" w:tentative="1">
+      <w:start w:val="1"/>
+      <w:numFmt w:val="bullet"/>
+      <w:lvlText w:val=""/>
+      <w:lvlJc w:val="left"/>
+      <w:pPr>
+        <w:tabs>
+          <w:tab w:val="num" w:pos="4320"/>
+        </w:tabs>
+        <w:ind w:left="4320" w:hanging="360"/>
+      </w:pPr>
+      <w:rPr>
+        <w:rFonts w:ascii="Wingdings" w:hAnsi="Wingdings" w:hint="default"/>
+        <w:sz w:val="20"/>
+      </w:rPr>
+    </w:lvl>
+    <w:lvl w:ilvl="6" w:tentative="1">
+      <w:start w:val="1"/>
+      <w:numFmt w:val="bullet"/>
+      <w:lvlText w:val=""/>
+      <w:lvlJc w:val="left"/>
+      <w:pPr>
+        <w:tabs>
+          <w:tab w:val="num" w:pos="5040"/>
+        </w:tabs>
+        <w:ind w:left="5040" w:hanging="360"/>
+      </w:pPr>
+      <w:rPr>
+        <w:rFonts w:ascii="Wingdings" w:hAnsi="Wingdings" w:hint="default"/>
+        <w:sz w:val="20"/>
+      </w:rPr>
+    </w:lvl>
+    <w:lvl w:ilvl="7" w:tentative="1">
+      <w:start w:val="1"/>
+      <w:numFmt w:val="bullet"/>
+      <w:lvlText w:val=""/>
+      <w:lvlJc w:val="left"/>
+      <w:pPr>
+        <w:tabs>
+          <w:tab w:val="num" w:pos="5760"/>
+        </w:tabs>
+        <w:ind w:left="5760" w:hanging="360"/>
+      </w:pPr>
+      <w:rPr>
+        <w:rFonts w:ascii="Wingdings" w:hAnsi="Wingdings" w:hint="default"/>
+        <w:sz w:val="20"/>
+      </w:rPr>
+    </w:lvl>
+    <w:lvl w:ilvl="8" w:tentative="1">
+      <w:start w:val="1"/>
+      <w:numFmt w:val="bullet"/>
+      <w:lvlText w:val=""/>
+      <w:lvlJc w:val="left"/>
+      <w:pPr>
+        <w:tabs>
+          <w:tab w:val="num" w:pos="6480"/>
+        </w:tabs>
+        <w:ind w:left="6480" w:hanging="360"/>
+      </w:pPr>
+      <w:rPr>
+        <w:rFonts w:ascii="Wingdings" w:hAnsi="Wingdings" w:hint="default"/>
+        <w:sz w:val="20"/>
+      </w:rPr>
+    </w:lvl>
+  </w:abstractNum>
   <w:num w:numId="1">
     <w:abstractNumId w:val="0"/>
   </w:num>
   <w:num w:numId="2">
+    <w:abstractNumId w:val="11"/>
+  </w:num>
+  <w:num w:numId="3">
+    <w:abstractNumId w:val="8"/>
+  </w:num>
+  <w:num w:numId="4">
     <w:abstractNumId w:val="4"/>
   </w:num>
-  <w:num w:numId="3">
+  <w:num w:numId="5">
+    <w:abstractNumId w:val="10"/>
+  </w:num>
+  <w:num w:numId="6">
+    <w:abstractNumId w:val="5"/>
+  </w:num>
+  <w:num w:numId="7">
     <w:abstractNumId w:val="2"/>
   </w:num>
-  <w:num w:numId="4">
+  <w:num w:numId="8">
+    <w:abstractNumId w:val="7"/>
+  </w:num>
+  <w:num w:numId="9">
+    <w:abstractNumId w:val="3"/>
+  </w:num>
+  <w:num w:numId="10">
+    <w:abstractNumId w:val="9"/>
+  </w:num>
+  <w:num w:numId="11">
     <w:abstractNumId w:val="1"/>
   </w:num>
-  <w:num w:numId="5">
-    <w:abstractNumId w:val="3"/>
+  <w:num w:numId="12">
+    <w:abstractNumId w:val="6"/>
   </w:num>
 </w:numbering>
 </file>
@@ -6041,7 +10086,7 @@
   <w:style w:type="paragraph" w:default="1" w:styleId="Normal">
     <w:name w:val="Normal"/>
     <w:qFormat/>
-    <w:rsid w:val="00B06C5C"/>
+    <w:rsid w:val="00C50B7F"/>
   </w:style>
   <w:style w:type="paragraph" w:styleId="Titlu1">
     <w:name w:val="heading 1"/>
